--- a/Tuan2_1250080211.docx
+++ b/Tuan2_1250080211.docx
@@ -1814,929 +1814,843 @@
             </w:pPr>
             <w:r>
               <w:rPr>
-                <w:rFonts w:ascii="Arial" w:hAnsi="Arial" w:cs="Arial"/>
-                <w:b w:val="0"/>
-                <w:bCs w:val="0"/>
-              </w:rPr>
-              <w:t>INSERT INTO REGIONS VALUES (1, 'Global');</w:t>
-            </w:r>
-          </w:p>
-        </w:tc>
-      </w:tr>
-      <w:tr>
-        <w:trPr>
-          <w:cnfStyle w:val="000000100000" w:firstRow="0" w:lastRow="0" w:firstColumn="0" w:lastColumn="0" w:oddVBand="0" w:evenVBand="0" w:oddHBand="1" w:evenHBand="0" w:firstRowFirstColumn="0" w:firstRowLastColumn="0" w:lastRowFirstColumn="0" w:lastRowLastColumn="0"/>
-        </w:trPr>
-        <w:tc>
-          <w:tcPr>
-            <w:cnfStyle w:val="001000000000" w:firstRow="0" w:lastRow="0" w:firstColumn="1" w:lastColumn="0" w:oddVBand="0" w:evenVBand="0" w:oddHBand="0" w:evenHBand="0" w:firstRowFirstColumn="0" w:firstRowLastColumn="0" w:lastRowFirstColumn="0" w:lastRowLastColumn="0"/>
-            <w:tcW w:w="9350" w:type="dxa"/>
-          </w:tcPr>
-          <w:p>
-            <w:pPr>
-              <w:rPr>
-                <w:rFonts w:ascii="Arial" w:hAnsi="Arial" w:cs="Arial"/>
-                <w:b w:val="0"/>
-                <w:bCs w:val="0"/>
-              </w:rPr>
-            </w:pPr>
-          </w:p>
-        </w:tc>
-      </w:tr>
-      <w:tr>
-        <w:tc>
-          <w:tcPr>
-            <w:cnfStyle w:val="001000000000" w:firstRow="0" w:lastRow="0" w:firstColumn="1" w:lastColumn="0" w:oddVBand="0" w:evenVBand="0" w:oddHBand="0" w:evenHBand="0" w:firstRowFirstColumn="0" w:firstRowLastColumn="0" w:lastRowFirstColumn="0" w:lastRowLastColumn="0"/>
-            <w:tcW w:w="9350" w:type="dxa"/>
-          </w:tcPr>
-          <w:p>
-            <w:pPr>
-              <w:rPr>
-                <w:rFonts w:ascii="Arial" w:hAnsi="Arial" w:cs="Arial"/>
-                <w:b w:val="0"/>
-                <w:bCs w:val="0"/>
-              </w:rPr>
-            </w:pPr>
-            <w:r>
-              <w:rPr>
-                <w:rFonts w:ascii="Arial" w:hAnsi="Arial" w:cs="Arial"/>
-                <w:b w:val="0"/>
-                <w:bCs w:val="0"/>
-              </w:rPr>
-              <w:t>INSERT INTO COUNTRIES VALUES ('US', 'United States', 1);</w:t>
-            </w:r>
-          </w:p>
-        </w:tc>
-      </w:tr>
-      <w:tr>
-        <w:trPr>
-          <w:cnfStyle w:val="000000100000" w:firstRow="0" w:lastRow="0" w:firstColumn="0" w:lastColumn="0" w:oddVBand="0" w:evenVBand="0" w:oddHBand="1" w:evenHBand="0" w:firstRowFirstColumn="0" w:firstRowLastColumn="0" w:lastRowFirstColumn="0" w:lastRowLastColumn="0"/>
-        </w:trPr>
-        <w:tc>
-          <w:tcPr>
-            <w:cnfStyle w:val="001000000000" w:firstRow="0" w:lastRow="0" w:firstColumn="1" w:lastColumn="0" w:oddVBand="0" w:evenVBand="0" w:oddHBand="0" w:evenHBand="0" w:firstRowFirstColumn="0" w:firstRowLastColumn="0" w:lastRowFirstColumn="0" w:lastRowLastColumn="0"/>
-            <w:tcW w:w="9350" w:type="dxa"/>
-          </w:tcPr>
-          <w:p>
-            <w:pPr>
-              <w:rPr>
-                <w:rFonts w:ascii="Arial" w:hAnsi="Arial" w:cs="Arial"/>
-                <w:b w:val="0"/>
-                <w:bCs w:val="0"/>
-              </w:rPr>
-            </w:pPr>
-            <w:r>
-              <w:rPr>
-                <w:rFonts w:ascii="Arial" w:hAnsi="Arial" w:cs="Arial"/>
-                <w:b w:val="0"/>
-                <w:bCs w:val="0"/>
-              </w:rPr>
-              <w:t>INSERT INTO COUNTRIES VALUES ('CA', 'Canada', 1);</w:t>
-            </w:r>
-          </w:p>
-        </w:tc>
-      </w:tr>
-      <w:tr>
-        <w:tc>
-          <w:tcPr>
-            <w:cnfStyle w:val="001000000000" w:firstRow="0" w:lastRow="0" w:firstColumn="1" w:lastColumn="0" w:oddVBand="0" w:evenVBand="0" w:oddHBand="0" w:evenHBand="0" w:firstRowFirstColumn="0" w:firstRowLastColumn="0" w:lastRowFirstColumn="0" w:lastRowLastColumn="0"/>
-            <w:tcW w:w="9350" w:type="dxa"/>
-          </w:tcPr>
-          <w:p>
-            <w:pPr>
-              <w:rPr>
-                <w:rFonts w:ascii="Arial" w:hAnsi="Arial" w:cs="Arial"/>
-                <w:b w:val="0"/>
-                <w:bCs w:val="0"/>
-              </w:rPr>
-            </w:pPr>
-            <w:r>
-              <w:rPr>
-                <w:rFonts w:ascii="Arial" w:hAnsi="Arial" w:cs="Arial"/>
-                <w:b w:val="0"/>
-                <w:bCs w:val="0"/>
-              </w:rPr>
-              <w:t>INSERT INTO COUNTRIES VALUES ('VN', 'Viet Nam', 1);</w:t>
-            </w:r>
-          </w:p>
-        </w:tc>
-      </w:tr>
-      <w:tr>
-        <w:trPr>
-          <w:cnfStyle w:val="000000100000" w:firstRow="0" w:lastRow="0" w:firstColumn="0" w:lastColumn="0" w:oddVBand="0" w:evenVBand="0" w:oddHBand="1" w:evenHBand="0" w:firstRowFirstColumn="0" w:firstRowLastColumn="0" w:lastRowFirstColumn="0" w:lastRowLastColumn="0"/>
-        </w:trPr>
-        <w:tc>
-          <w:tcPr>
-            <w:cnfStyle w:val="001000000000" w:firstRow="0" w:lastRow="0" w:firstColumn="1" w:lastColumn="0" w:oddVBand="0" w:evenVBand="0" w:oddHBand="0" w:evenHBand="0" w:firstRowFirstColumn="0" w:firstRowLastColumn="0" w:lastRowFirstColumn="0" w:lastRowLastColumn="0"/>
-            <w:tcW w:w="9350" w:type="dxa"/>
-          </w:tcPr>
-          <w:p>
-            <w:pPr>
-              <w:rPr>
-                <w:rFonts w:ascii="Arial" w:hAnsi="Arial" w:cs="Arial"/>
-                <w:b w:val="0"/>
-                <w:bCs w:val="0"/>
-              </w:rPr>
-            </w:pPr>
-          </w:p>
-        </w:tc>
-      </w:tr>
-      <w:tr>
-        <w:tc>
-          <w:tcPr>
-            <w:cnfStyle w:val="001000000000" w:firstRow="0" w:lastRow="0" w:firstColumn="1" w:lastColumn="0" w:oddVBand="0" w:evenVBand="0" w:oddHBand="0" w:evenHBand="0" w:firstRowFirstColumn="0" w:firstRowLastColumn="0" w:lastRowFirstColumn="0" w:lastRowLastColumn="0"/>
-            <w:tcW w:w="9350" w:type="dxa"/>
-          </w:tcPr>
-          <w:p>
-            <w:pPr>
-              <w:rPr>
-                <w:rFonts w:ascii="Arial" w:hAnsi="Arial" w:cs="Arial"/>
-                <w:b w:val="0"/>
-                <w:bCs w:val="0"/>
-              </w:rPr>
-            </w:pPr>
-            <w:r>
-              <w:rPr>
-                <w:rFonts w:ascii="Arial" w:hAnsi="Arial" w:cs="Arial"/>
-                <w:b w:val="0"/>
-                <w:bCs w:val="0"/>
-              </w:rPr>
-              <w:t>INSERT INTO LOCATIONS VALUES (1500, 'Q1', 'San Francisco', 'California', '90000', 'US');</w:t>
-            </w:r>
-          </w:p>
-        </w:tc>
-      </w:tr>
-      <w:tr>
-        <w:trPr>
-          <w:cnfStyle w:val="000000100000" w:firstRow="0" w:lastRow="0" w:firstColumn="0" w:lastColumn="0" w:oddVBand="0" w:evenVBand="0" w:oddHBand="1" w:evenHBand="0" w:firstRowFirstColumn="0" w:firstRowLastColumn="0" w:lastRowFirstColumn="0" w:lastRowLastColumn="0"/>
-        </w:trPr>
-        <w:tc>
-          <w:tcPr>
-            <w:cnfStyle w:val="001000000000" w:firstRow="0" w:lastRow="0" w:firstColumn="1" w:lastColumn="0" w:oddVBand="0" w:evenVBand="0" w:oddHBand="0" w:evenHBand="0" w:firstRowFirstColumn="0" w:firstRowLastColumn="0" w:lastRowFirstColumn="0" w:lastRowLastColumn="0"/>
-            <w:tcW w:w="9350" w:type="dxa"/>
-          </w:tcPr>
-          <w:p>
-            <w:pPr>
-              <w:rPr>
-                <w:rFonts w:ascii="Arial" w:hAnsi="Arial" w:cs="Arial"/>
-                <w:b w:val="0"/>
-                <w:bCs w:val="0"/>
-              </w:rPr>
-            </w:pPr>
-            <w:r>
-              <w:rPr>
-                <w:rFonts w:ascii="Arial" w:hAnsi="Arial" w:cs="Arial"/>
-                <w:b w:val="0"/>
-                <w:bCs w:val="0"/>
-              </w:rPr>
-              <w:t>INSERT INTO LOCATIONS VALUES (1700, 'Q3', 'Ho Chi Minh', 'Ho Chi Minh', '70000', 'VN');</w:t>
-            </w:r>
-          </w:p>
-        </w:tc>
-      </w:tr>
-      <w:tr>
-        <w:tc>
-          <w:tcPr>
-            <w:cnfStyle w:val="001000000000" w:firstRow="0" w:lastRow="0" w:firstColumn="1" w:lastColumn="0" w:oddVBand="0" w:evenVBand="0" w:oddHBand="0" w:evenHBand="0" w:firstRowFirstColumn="0" w:firstRowLastColumn="0" w:lastRowFirstColumn="0" w:lastRowLastColumn="0"/>
-            <w:tcW w:w="9350" w:type="dxa"/>
-          </w:tcPr>
-          <w:p>
-            <w:pPr>
-              <w:rPr>
-                <w:rFonts w:ascii="Arial" w:hAnsi="Arial" w:cs="Arial"/>
-                <w:b w:val="0"/>
-                <w:bCs w:val="0"/>
-              </w:rPr>
-            </w:pPr>
-            <w:r>
-              <w:rPr>
-                <w:rFonts w:ascii="Arial" w:hAnsi="Arial" w:cs="Arial"/>
-                <w:b w:val="0"/>
-                <w:bCs w:val="0"/>
-              </w:rPr>
-              <w:t>INSERT INTO LOCATIONS VALUES (1800, 'Q5', 'Toronto', 'Ontario', 'M5V', 'CA');</w:t>
-            </w:r>
-          </w:p>
-        </w:tc>
-      </w:tr>
-      <w:tr>
-        <w:trPr>
-          <w:cnfStyle w:val="000000100000" w:firstRow="0" w:lastRow="0" w:firstColumn="0" w:lastColumn="0" w:oddVBand="0" w:evenVBand="0" w:oddHBand="1" w:evenHBand="0" w:firstRowFirstColumn="0" w:firstRowLastColumn="0" w:lastRowFirstColumn="0" w:lastRowLastColumn="0"/>
-        </w:trPr>
-        <w:tc>
-          <w:tcPr>
-            <w:cnfStyle w:val="001000000000" w:firstRow="0" w:lastRow="0" w:firstColumn="1" w:lastColumn="0" w:oddVBand="0" w:evenVBand="0" w:oddHBand="0" w:evenHBand="0" w:firstRowFirstColumn="0" w:firstRowLastColumn="0" w:lastRowFirstColumn="0" w:lastRowLastColumn="0"/>
-            <w:tcW w:w="9350" w:type="dxa"/>
-          </w:tcPr>
-          <w:p>
-            <w:pPr>
-              <w:rPr>
-                <w:rFonts w:ascii="Arial" w:hAnsi="Arial" w:cs="Arial"/>
-                <w:b w:val="0"/>
-                <w:bCs w:val="0"/>
-              </w:rPr>
-            </w:pPr>
-          </w:p>
-        </w:tc>
-      </w:tr>
-      <w:tr>
-        <w:tc>
-          <w:tcPr>
-            <w:cnfStyle w:val="001000000000" w:firstRow="0" w:lastRow="0" w:firstColumn="1" w:lastColumn="0" w:oddVBand="0" w:evenVBand="0" w:oddHBand="0" w:evenHBand="0" w:firstRowFirstColumn="0" w:firstRowLastColumn="0" w:lastRowFirstColumn="0" w:lastRowLastColumn="0"/>
-            <w:tcW w:w="9350" w:type="dxa"/>
-          </w:tcPr>
-          <w:p>
-            <w:pPr>
-              <w:rPr>
-                <w:rFonts w:ascii="Arial" w:hAnsi="Arial" w:cs="Arial"/>
-                <w:b w:val="0"/>
-                <w:bCs w:val="0"/>
-              </w:rPr>
-            </w:pPr>
-            <w:r>
-              <w:rPr>
-                <w:rFonts w:ascii="Arial" w:hAnsi="Arial" w:cs="Arial"/>
-                <w:b w:val="0"/>
-                <w:bCs w:val="0"/>
-              </w:rPr>
-              <w:t>INSERT INTO DEPARTMENTS VALUES (10, 'Admin', NULL, 1700);</w:t>
-            </w:r>
-          </w:p>
-        </w:tc>
-      </w:tr>
-      <w:tr>
-        <w:trPr>
-          <w:cnfStyle w:val="000000100000" w:firstRow="0" w:lastRow="0" w:firstColumn="0" w:lastColumn="0" w:oddVBand="0" w:evenVBand="0" w:oddHBand="1" w:evenHBand="0" w:firstRowFirstColumn="0" w:firstRowLastColumn="0" w:lastRowFirstColumn="0" w:lastRowLastColumn="0"/>
-        </w:trPr>
-        <w:tc>
-          <w:tcPr>
-            <w:cnfStyle w:val="001000000000" w:firstRow="0" w:lastRow="0" w:firstColumn="1" w:lastColumn="0" w:oddVBand="0" w:evenVBand="0" w:oddHBand="0" w:evenHBand="0" w:firstRowFirstColumn="0" w:firstRowLastColumn="0" w:lastRowFirstColumn="0" w:lastRowLastColumn="0"/>
-            <w:tcW w:w="9350" w:type="dxa"/>
-          </w:tcPr>
-          <w:p>
-            <w:pPr>
-              <w:rPr>
-                <w:rFonts w:ascii="Arial" w:hAnsi="Arial" w:cs="Arial"/>
-                <w:b w:val="0"/>
-                <w:bCs w:val="0"/>
-              </w:rPr>
-            </w:pPr>
-            <w:r>
-              <w:rPr>
-                <w:rFonts w:ascii="Arial" w:hAnsi="Arial" w:cs="Arial"/>
-                <w:b w:val="0"/>
-                <w:bCs w:val="0"/>
-              </w:rPr>
-              <w:t>INSERT INTO DEPARTMENTS VALUES (20, 'Marketing', NULL, 1800);</w:t>
-            </w:r>
-          </w:p>
-        </w:tc>
-      </w:tr>
-      <w:tr>
-        <w:tc>
-          <w:tcPr>
-            <w:cnfStyle w:val="001000000000" w:firstRow="0" w:lastRow="0" w:firstColumn="1" w:lastColumn="0" w:oddVBand="0" w:evenVBand="0" w:oddHBand="0" w:evenHBand="0" w:firstRowFirstColumn="0" w:firstRowLastColumn="0" w:lastRowFirstColumn="0" w:lastRowLastColumn="0"/>
-            <w:tcW w:w="9350" w:type="dxa"/>
-          </w:tcPr>
-          <w:p>
-            <w:pPr>
-              <w:rPr>
-                <w:rFonts w:ascii="Arial" w:hAnsi="Arial" w:cs="Arial"/>
-                <w:b w:val="0"/>
-                <w:bCs w:val="0"/>
-              </w:rPr>
-            </w:pPr>
-            <w:r>
-              <w:rPr>
-                <w:rFonts w:ascii="Arial" w:hAnsi="Arial" w:cs="Arial"/>
-                <w:b w:val="0"/>
-                <w:bCs w:val="0"/>
-              </w:rPr>
-              <w:t>INSERT INTO DEPARTMENTS VALUES (50, 'Shipping', NULL, 1500);</w:t>
-            </w:r>
-          </w:p>
-        </w:tc>
-      </w:tr>
-      <w:tr>
-        <w:trPr>
-          <w:cnfStyle w:val="000000100000" w:firstRow="0" w:lastRow="0" w:firstColumn="0" w:lastColumn="0" w:oddVBand="0" w:evenVBand="0" w:oddHBand="1" w:evenHBand="0" w:firstRowFirstColumn="0" w:firstRowLastColumn="0" w:lastRowFirstColumn="0" w:lastRowLastColumn="0"/>
-        </w:trPr>
-        <w:tc>
-          <w:tcPr>
-            <w:cnfStyle w:val="001000000000" w:firstRow="0" w:lastRow="0" w:firstColumn="1" w:lastColumn="0" w:oddVBand="0" w:evenVBand="0" w:oddHBand="0" w:evenHBand="0" w:firstRowFirstColumn="0" w:firstRowLastColumn="0" w:lastRowFirstColumn="0" w:lastRowLastColumn="0"/>
-            <w:tcW w:w="9350" w:type="dxa"/>
-          </w:tcPr>
-          <w:p>
-            <w:pPr>
-              <w:rPr>
-                <w:rFonts w:ascii="Arial" w:hAnsi="Arial" w:cs="Arial"/>
-                <w:b w:val="0"/>
-                <w:bCs w:val="0"/>
-              </w:rPr>
-            </w:pPr>
-            <w:r>
-              <w:rPr>
-                <w:rFonts w:ascii="Arial" w:hAnsi="Arial" w:cs="Arial"/>
-                <w:b w:val="0"/>
-                <w:bCs w:val="0"/>
-              </w:rPr>
-              <w:t>INSERT INTO DEPARTMENTS VALUES (80, 'Sales', NULL, 1700);</w:t>
-            </w:r>
-          </w:p>
-        </w:tc>
-      </w:tr>
-      <w:tr>
-        <w:tc>
-          <w:tcPr>
-            <w:cnfStyle w:val="001000000000" w:firstRow="0" w:lastRow="0" w:firstColumn="1" w:lastColumn="0" w:oddVBand="0" w:evenVBand="0" w:oddHBand="0" w:evenHBand="0" w:firstRowFirstColumn="0" w:firstRowLastColumn="0" w:lastRowFirstColumn="0" w:lastRowLastColumn="0"/>
-            <w:tcW w:w="9350" w:type="dxa"/>
-          </w:tcPr>
-          <w:p>
-            <w:pPr>
-              <w:rPr>
-                <w:rFonts w:ascii="Arial" w:hAnsi="Arial" w:cs="Arial"/>
-                <w:b w:val="0"/>
-                <w:bCs w:val="0"/>
-              </w:rPr>
-            </w:pPr>
-            <w:r>
-              <w:rPr>
-                <w:rFonts w:ascii="Arial" w:hAnsi="Arial" w:cs="Arial"/>
-                <w:b w:val="0"/>
-                <w:bCs w:val="0"/>
-              </w:rPr>
-              <w:t>INSERT INTO DEPARTMENTS VALUES (90, 'Executive', NULL, 1700);</w:t>
-            </w:r>
-          </w:p>
-        </w:tc>
-      </w:tr>
-      <w:tr>
-        <w:trPr>
-          <w:cnfStyle w:val="000000100000" w:firstRow="0" w:lastRow="0" w:firstColumn="0" w:lastColumn="0" w:oddVBand="0" w:evenVBand="0" w:oddHBand="1" w:evenHBand="0" w:firstRowFirstColumn="0" w:firstRowLastColumn="0" w:lastRowFirstColumn="0" w:lastRowLastColumn="0"/>
-        </w:trPr>
-        <w:tc>
-          <w:tcPr>
-            <w:cnfStyle w:val="001000000000" w:firstRow="0" w:lastRow="0" w:firstColumn="1" w:lastColumn="0" w:oddVBand="0" w:evenVBand="0" w:oddHBand="0" w:evenHBand="0" w:firstRowFirstColumn="0" w:firstRowLastColumn="0" w:lastRowFirstColumn="0" w:lastRowLastColumn="0"/>
-            <w:tcW w:w="9350" w:type="dxa"/>
-          </w:tcPr>
-          <w:p>
-            <w:pPr>
-              <w:rPr>
-                <w:rFonts w:ascii="Arial" w:hAnsi="Arial" w:cs="Arial"/>
-                <w:b w:val="0"/>
-                <w:bCs w:val="0"/>
-              </w:rPr>
-            </w:pPr>
-            <w:r>
-              <w:rPr>
-                <w:rFonts w:ascii="Arial" w:hAnsi="Arial" w:cs="Arial"/>
-                <w:b w:val="0"/>
-                <w:bCs w:val="0"/>
-              </w:rPr>
-              <w:t>INSERT INTO DEPARTMENTS VALUES (500, 'Testing', NULL, 1700);</w:t>
-            </w:r>
-          </w:p>
-        </w:tc>
-      </w:tr>
-      <w:tr>
-        <w:tc>
-          <w:tcPr>
-            <w:cnfStyle w:val="001000000000" w:firstRow="0" w:lastRow="0" w:firstColumn="1" w:lastColumn="0" w:oddVBand="0" w:evenVBand="0" w:oddHBand="0" w:evenHBand="0" w:firstRowFirstColumn="0" w:firstRowLastColumn="0" w:lastRowFirstColumn="0" w:lastRowLastColumn="0"/>
-            <w:tcW w:w="9350" w:type="dxa"/>
-          </w:tcPr>
-          <w:p>
-            <w:pPr>
-              <w:rPr>
-                <w:rFonts w:ascii="Arial" w:hAnsi="Arial" w:cs="Arial"/>
-                <w:b w:val="0"/>
-                <w:bCs w:val="0"/>
-              </w:rPr>
-            </w:pPr>
-          </w:p>
-        </w:tc>
-      </w:tr>
-      <w:tr>
-        <w:trPr>
-          <w:cnfStyle w:val="000000100000" w:firstRow="0" w:lastRow="0" w:firstColumn="0" w:lastColumn="0" w:oddVBand="0" w:evenVBand="0" w:oddHBand="1" w:evenHBand="0" w:firstRowFirstColumn="0" w:firstRowLastColumn="0" w:lastRowFirstColumn="0" w:lastRowLastColumn="0"/>
-        </w:trPr>
-        <w:tc>
-          <w:tcPr>
-            <w:cnfStyle w:val="001000000000" w:firstRow="0" w:lastRow="0" w:firstColumn="1" w:lastColumn="0" w:oddVBand="0" w:evenVBand="0" w:oddHBand="0" w:evenHBand="0" w:firstRowFirstColumn="0" w:firstRowLastColumn="0" w:lastRowFirstColumn="0" w:lastRowLastColumn="0"/>
-            <w:tcW w:w="9350" w:type="dxa"/>
-          </w:tcPr>
-          <w:p>
-            <w:pPr>
-              <w:rPr>
-                <w:rFonts w:ascii="Arial" w:hAnsi="Arial" w:cs="Arial"/>
-                <w:b w:val="0"/>
-                <w:bCs w:val="0"/>
-              </w:rPr>
-            </w:pPr>
-            <w:r>
-              <w:rPr>
-                <w:rFonts w:ascii="Arial" w:hAnsi="Arial" w:cs="Arial"/>
-                <w:b w:val="0"/>
-                <w:bCs w:val="0"/>
-              </w:rPr>
-              <w:t>INSERT INTO JOBS VALUES ('AD_PRES', 'President', 20000, 40000);</w:t>
-            </w:r>
-          </w:p>
-        </w:tc>
-      </w:tr>
-      <w:tr>
-        <w:tc>
-          <w:tcPr>
-            <w:cnfStyle w:val="001000000000" w:firstRow="0" w:lastRow="0" w:firstColumn="1" w:lastColumn="0" w:oddVBand="0" w:evenVBand="0" w:oddHBand="0" w:evenHBand="0" w:firstRowFirstColumn="0" w:firstRowLastColumn="0" w:lastRowFirstColumn="0" w:lastRowLastColumn="0"/>
-            <w:tcW w:w="9350" w:type="dxa"/>
-          </w:tcPr>
-          <w:p>
-            <w:pPr>
-              <w:rPr>
-                <w:rFonts w:ascii="Arial" w:hAnsi="Arial" w:cs="Arial"/>
-                <w:b w:val="0"/>
-                <w:bCs w:val="0"/>
-              </w:rPr>
-            </w:pPr>
-            <w:r>
-              <w:rPr>
-                <w:rFonts w:ascii="Arial" w:hAnsi="Arial" w:cs="Arial"/>
-                <w:b w:val="0"/>
-                <w:bCs w:val="0"/>
-              </w:rPr>
-              <w:t>INSERT INTO JOBS VALUES ('AD_VP', 'Vice President', 15000, 30000);</w:t>
-            </w:r>
-          </w:p>
-        </w:tc>
-      </w:tr>
-      <w:tr>
-        <w:trPr>
-          <w:cnfStyle w:val="000000100000" w:firstRow="0" w:lastRow="0" w:firstColumn="0" w:lastColumn="0" w:oddVBand="0" w:evenVBand="0" w:oddHBand="1" w:evenHBand="0" w:firstRowFirstColumn="0" w:firstRowLastColumn="0" w:lastRowFirstColumn="0" w:lastRowLastColumn="0"/>
-        </w:trPr>
-        <w:tc>
-          <w:tcPr>
-            <w:cnfStyle w:val="001000000000" w:firstRow="0" w:lastRow="0" w:firstColumn="1" w:lastColumn="0" w:oddVBand="0" w:evenVBand="0" w:oddHBand="0" w:evenHBand="0" w:firstRowFirstColumn="0" w:firstRowLastColumn="0" w:lastRowFirstColumn="0" w:lastRowLastColumn="0"/>
-            <w:tcW w:w="9350" w:type="dxa"/>
-          </w:tcPr>
-          <w:p>
-            <w:pPr>
-              <w:rPr>
-                <w:rFonts w:ascii="Arial" w:hAnsi="Arial" w:cs="Arial"/>
-                <w:b w:val="0"/>
-                <w:bCs w:val="0"/>
-              </w:rPr>
-            </w:pPr>
-            <w:r>
-              <w:rPr>
-                <w:rFonts w:ascii="Arial" w:hAnsi="Arial" w:cs="Arial"/>
-                <w:b w:val="0"/>
-                <w:bCs w:val="0"/>
-              </w:rPr>
-              <w:t>INSERT INTO JOBS VALUES ('SA_MAN', 'Sales Manager', 10000, 20000);</w:t>
-            </w:r>
-          </w:p>
-        </w:tc>
-      </w:tr>
-      <w:tr>
-        <w:tc>
-          <w:tcPr>
-            <w:cnfStyle w:val="001000000000" w:firstRow="0" w:lastRow="0" w:firstColumn="1" w:lastColumn="0" w:oddVBand="0" w:evenVBand="0" w:oddHBand="0" w:evenHBand="0" w:firstRowFirstColumn="0" w:firstRowLastColumn="0" w:lastRowFirstColumn="0" w:lastRowLastColumn="0"/>
-            <w:tcW w:w="9350" w:type="dxa"/>
-          </w:tcPr>
-          <w:p>
-            <w:pPr>
-              <w:rPr>
-                <w:rFonts w:ascii="Arial" w:hAnsi="Arial" w:cs="Arial"/>
-                <w:b w:val="0"/>
-                <w:bCs w:val="0"/>
-              </w:rPr>
-            </w:pPr>
-            <w:r>
-              <w:rPr>
-                <w:rFonts w:ascii="Arial" w:hAnsi="Arial" w:cs="Arial"/>
-                <w:b w:val="0"/>
-                <w:bCs w:val="0"/>
-              </w:rPr>
-              <w:t>INSERT INTO JOBS VALUES ('SA_REP', 'Sales Rep', 6000, 12000);</w:t>
-            </w:r>
-          </w:p>
-        </w:tc>
-      </w:tr>
-      <w:tr>
-        <w:trPr>
-          <w:cnfStyle w:val="000000100000" w:firstRow="0" w:lastRow="0" w:firstColumn="0" w:lastColumn="0" w:oddVBand="0" w:evenVBand="0" w:oddHBand="1" w:evenHBand="0" w:firstRowFirstColumn="0" w:firstRowLastColumn="0" w:lastRowFirstColumn="0" w:lastRowLastColumn="0"/>
-        </w:trPr>
-        <w:tc>
-          <w:tcPr>
-            <w:cnfStyle w:val="001000000000" w:firstRow="0" w:lastRow="0" w:firstColumn="1" w:lastColumn="0" w:oddVBand="0" w:evenVBand="0" w:oddHBand="0" w:evenHBand="0" w:firstRowFirstColumn="0" w:firstRowLastColumn="0" w:lastRowFirstColumn="0" w:lastRowLastColumn="0"/>
-            <w:tcW w:w="9350" w:type="dxa"/>
-          </w:tcPr>
-          <w:p>
-            <w:pPr>
-              <w:rPr>
-                <w:rFonts w:ascii="Arial" w:hAnsi="Arial" w:cs="Arial"/>
-                <w:b w:val="0"/>
-                <w:bCs w:val="0"/>
-              </w:rPr>
-            </w:pPr>
-            <w:r>
-              <w:rPr>
-                <w:rFonts w:ascii="Arial" w:hAnsi="Arial" w:cs="Arial"/>
-                <w:b w:val="0"/>
-                <w:bCs w:val="0"/>
-              </w:rPr>
-              <w:t>INSERT INTO JOBS VALUES ('ST_CLERK', 'Clerk', 2000, 5000);</w:t>
-            </w:r>
-          </w:p>
-        </w:tc>
-      </w:tr>
-      <w:tr>
-        <w:tc>
-          <w:tcPr>
-            <w:cnfStyle w:val="001000000000" w:firstRow="0" w:lastRow="0" w:firstColumn="1" w:lastColumn="0" w:oddVBand="0" w:evenVBand="0" w:oddHBand="0" w:evenHBand="0" w:firstRowFirstColumn="0" w:firstRowLastColumn="0" w:lastRowFirstColumn="0" w:lastRowLastColumn="0"/>
-            <w:tcW w:w="9350" w:type="dxa"/>
-          </w:tcPr>
-          <w:p>
-            <w:pPr>
-              <w:rPr>
-                <w:rFonts w:ascii="Arial" w:hAnsi="Arial" w:cs="Arial"/>
-                <w:b w:val="0"/>
-                <w:bCs w:val="0"/>
-              </w:rPr>
-            </w:pPr>
-            <w:r>
-              <w:rPr>
-                <w:rFonts w:ascii="Arial" w:hAnsi="Arial" w:cs="Arial"/>
-                <w:b w:val="0"/>
-                <w:bCs w:val="0"/>
-              </w:rPr>
-              <w:t>INSERT INTO JOBS VALUES ('IT_PROG', 'Programmer', 4000, 10000);</w:t>
-            </w:r>
-          </w:p>
-        </w:tc>
-      </w:tr>
-      <w:tr>
-        <w:trPr>
-          <w:cnfStyle w:val="000000100000" w:firstRow="0" w:lastRow="0" w:firstColumn="0" w:lastColumn="0" w:oddVBand="0" w:evenVBand="0" w:oddHBand="1" w:evenHBand="0" w:firstRowFirstColumn="0" w:firstRowLastColumn="0" w:lastRowFirstColumn="0" w:lastRowLastColumn="0"/>
-        </w:trPr>
-        <w:tc>
-          <w:tcPr>
-            <w:cnfStyle w:val="001000000000" w:firstRow="0" w:lastRow="0" w:firstColumn="1" w:lastColumn="0" w:oddVBand="0" w:evenVBand="0" w:oddHBand="0" w:evenHBand="0" w:firstRowFirstColumn="0" w:firstRowLastColumn="0" w:lastRowFirstColumn="0" w:lastRowLastColumn="0"/>
-            <w:tcW w:w="9350" w:type="dxa"/>
-          </w:tcPr>
-          <w:p>
-            <w:pPr>
-              <w:rPr>
-                <w:rFonts w:ascii="Arial" w:hAnsi="Arial" w:cs="Arial"/>
-                <w:b w:val="0"/>
-                <w:bCs w:val="0"/>
-              </w:rPr>
-            </w:pPr>
-          </w:p>
-        </w:tc>
-      </w:tr>
-      <w:tr>
-        <w:tc>
-          <w:tcPr>
-            <w:cnfStyle w:val="001000000000" w:firstRow="0" w:lastRow="0" w:firstColumn="1" w:lastColumn="0" w:oddVBand="0" w:evenVBand="0" w:oddHBand="0" w:evenHBand="0" w:firstRowFirstColumn="0" w:firstRowLastColumn="0" w:lastRowFirstColumn="0" w:lastRowLastColumn="0"/>
-            <w:tcW w:w="9350" w:type="dxa"/>
-          </w:tcPr>
-          <w:p>
-            <w:pPr>
-              <w:rPr>
-                <w:rFonts w:ascii="Arial" w:hAnsi="Arial" w:cs="Arial"/>
-                <w:b w:val="0"/>
-                <w:bCs w:val="0"/>
-              </w:rPr>
-            </w:pPr>
-            <w:r>
-              <w:rPr>
-                <w:rFonts w:ascii="Arial" w:hAnsi="Arial" w:cs="Arial"/>
+                <w:b w:val="0"/>
+                <w:bCs w:val="0"/>
+              </w:rPr>
+              <w:t>INSERT INTO REGIONS VALUES (1, 'Châu Á');</w:t>
+            </w:r>
+          </w:p>
+        </w:tc>
+      </w:tr>
+      <w:tr>
+        <w:trPr>
+          <w:cnfStyle w:val="000000100000" w:firstRow="0" w:lastRow="0" w:firstColumn="0" w:lastColumn="0" w:oddVBand="0" w:evenVBand="0" w:oddHBand="1" w:evenHBand="0" w:firstRowFirstColumn="0" w:firstRowLastColumn="0" w:lastRowFirstColumn="0" w:lastRowLastColumn="0"/>
+        </w:trPr>
+        <w:tc>
+          <w:tcPr>
+            <w:cnfStyle w:val="001000000000" w:firstRow="0" w:lastRow="0" w:firstColumn="1" w:lastColumn="0" w:oddVBand="0" w:evenVBand="0" w:oddHBand="0" w:evenHBand="0" w:firstRowFirstColumn="0" w:firstRowLastColumn="0" w:lastRowFirstColumn="0" w:lastRowLastColumn="0"/>
+            <w:tcW w:w="9350" w:type="dxa"/>
+          </w:tcPr>
+          <w:p>
+            <w:pPr>
+              <w:rPr>
+                <w:rFonts w:ascii="Arial" w:hAnsi="Arial" w:cs="Arial"/>
+                <w:b w:val="0"/>
+                <w:bCs w:val="0"/>
+              </w:rPr>
+            </w:pPr>
+            <w:r>
+              <w:rPr>
+                <w:b w:val="0"/>
+                <w:bCs w:val="0"/>
+              </w:rPr>
+              <w:t>INSERT INTO REGIONS VALUES (2, 'Châu Âu');</w:t>
+            </w:r>
+          </w:p>
+        </w:tc>
+      </w:tr>
+      <w:tr>
+        <w:tc>
+          <w:tcPr>
+            <w:cnfStyle w:val="001000000000" w:firstRow="0" w:lastRow="0" w:firstColumn="1" w:lastColumn="0" w:oddVBand="0" w:evenVBand="0" w:oddHBand="0" w:evenHBand="0" w:firstRowFirstColumn="0" w:firstRowLastColumn="0" w:lastRowFirstColumn="0" w:lastRowLastColumn="0"/>
+            <w:tcW w:w="9350" w:type="dxa"/>
+          </w:tcPr>
+          <w:p>
+            <w:pPr>
+              <w:rPr>
+                <w:rFonts w:ascii="Arial" w:hAnsi="Arial" w:cs="Arial"/>
+                <w:b w:val="0"/>
+                <w:bCs w:val="0"/>
+              </w:rPr>
+            </w:pPr>
+            <w:r>
+              <w:rPr>
+                <w:b w:val="0"/>
+                <w:bCs w:val="0"/>
+              </w:rPr>
+              <w:t>INSERT INTO REGIONS VALUES (3, 'Châu Mỹ');</w:t>
+            </w:r>
+          </w:p>
+        </w:tc>
+      </w:tr>
+      <w:tr>
+        <w:trPr>
+          <w:cnfStyle w:val="000000100000" w:firstRow="0" w:lastRow="0" w:firstColumn="0" w:lastColumn="0" w:oddVBand="0" w:evenVBand="0" w:oddHBand="1" w:evenHBand="0" w:firstRowFirstColumn="0" w:firstRowLastColumn="0" w:lastRowFirstColumn="0" w:lastRowLastColumn="0"/>
+        </w:trPr>
+        <w:tc>
+          <w:tcPr>
+            <w:cnfStyle w:val="001000000000" w:firstRow="0" w:lastRow="0" w:firstColumn="1" w:lastColumn="0" w:oddVBand="0" w:evenVBand="0" w:oddHBand="0" w:evenHBand="0" w:firstRowFirstColumn="0" w:firstRowLastColumn="0" w:lastRowFirstColumn="0" w:lastRowLastColumn="0"/>
+            <w:tcW w:w="9350" w:type="dxa"/>
+          </w:tcPr>
+          <w:p>
+            <w:pPr>
+              <w:rPr>
+                <w:rFonts w:ascii="Arial" w:hAnsi="Arial" w:cs="Arial"/>
+                <w:b w:val="0"/>
+                <w:bCs w:val="0"/>
+              </w:rPr>
+            </w:pPr>
+          </w:p>
+        </w:tc>
+      </w:tr>
+      <w:tr>
+        <w:tc>
+          <w:tcPr>
+            <w:cnfStyle w:val="001000000000" w:firstRow="0" w:lastRow="0" w:firstColumn="1" w:lastColumn="0" w:oddVBand="0" w:evenVBand="0" w:oddHBand="0" w:evenHBand="0" w:firstRowFirstColumn="0" w:firstRowLastColumn="0" w:lastRowFirstColumn="0" w:lastRowLastColumn="0"/>
+            <w:tcW w:w="9350" w:type="dxa"/>
+          </w:tcPr>
+          <w:p>
+            <w:pPr>
+              <w:rPr>
+                <w:rFonts w:ascii="Arial" w:hAnsi="Arial" w:cs="Arial"/>
+                <w:b w:val="0"/>
+                <w:bCs w:val="0"/>
+              </w:rPr>
+            </w:pPr>
+            <w:r>
+              <w:rPr>
+                <w:b w:val="0"/>
+                <w:bCs w:val="0"/>
+              </w:rPr>
+              <w:t>INSERT INTO COUNTRIES VALUES ('VN', 'Việt Nam', 1);</w:t>
+            </w:r>
+          </w:p>
+        </w:tc>
+      </w:tr>
+      <w:tr>
+        <w:trPr>
+          <w:cnfStyle w:val="000000100000" w:firstRow="0" w:lastRow="0" w:firstColumn="0" w:lastColumn="0" w:oddVBand="0" w:evenVBand="0" w:oddHBand="1" w:evenHBand="0" w:firstRowFirstColumn="0" w:firstRowLastColumn="0" w:lastRowFirstColumn="0" w:lastRowLastColumn="0"/>
+        </w:trPr>
+        <w:tc>
+          <w:tcPr>
+            <w:cnfStyle w:val="001000000000" w:firstRow="0" w:lastRow="0" w:firstColumn="1" w:lastColumn="0" w:oddVBand="0" w:evenVBand="0" w:oddHBand="0" w:evenHBand="0" w:firstRowFirstColumn="0" w:firstRowLastColumn="0" w:lastRowFirstColumn="0" w:lastRowLastColumn="0"/>
+            <w:tcW w:w="9350" w:type="dxa"/>
+          </w:tcPr>
+          <w:p>
+            <w:pPr>
+              <w:rPr>
+                <w:rFonts w:ascii="Arial" w:hAnsi="Arial" w:cs="Arial"/>
+                <w:b w:val="0"/>
+                <w:bCs w:val="0"/>
+              </w:rPr>
+            </w:pPr>
+            <w:r>
+              <w:rPr>
+                <w:b w:val="0"/>
+                <w:bCs w:val="0"/>
+              </w:rPr>
+              <w:t>INSERT INTO COUNTRIES VALUES ('JP', 'Nhật Bản', 1);</w:t>
+            </w:r>
+          </w:p>
+        </w:tc>
+      </w:tr>
+      <w:tr>
+        <w:tc>
+          <w:tcPr>
+            <w:cnfStyle w:val="001000000000" w:firstRow="0" w:lastRow="0" w:firstColumn="1" w:lastColumn="0" w:oddVBand="0" w:evenVBand="0" w:oddHBand="0" w:evenHBand="0" w:firstRowFirstColumn="0" w:firstRowLastColumn="0" w:lastRowFirstColumn="0" w:lastRowLastColumn="0"/>
+            <w:tcW w:w="9350" w:type="dxa"/>
+          </w:tcPr>
+          <w:p>
+            <w:pPr>
+              <w:rPr>
+                <w:rFonts w:ascii="Arial" w:hAnsi="Arial" w:cs="Arial"/>
+                <w:b w:val="0"/>
+                <w:bCs w:val="0"/>
+              </w:rPr>
+            </w:pPr>
+            <w:r>
+              <w:rPr>
+                <w:b w:val="0"/>
+                <w:bCs w:val="0"/>
+              </w:rPr>
+              <w:t>INSERT INTO COUNTRIES VALUES ('US', 'Hoa Kỳ', 3);</w:t>
+            </w:r>
+          </w:p>
+        </w:tc>
+      </w:tr>
+      <w:tr>
+        <w:trPr>
+          <w:cnfStyle w:val="000000100000" w:firstRow="0" w:lastRow="0" w:firstColumn="0" w:lastColumn="0" w:oddVBand="0" w:evenVBand="0" w:oddHBand="1" w:evenHBand="0" w:firstRowFirstColumn="0" w:firstRowLastColumn="0" w:lastRowFirstColumn="0" w:lastRowLastColumn="0"/>
+        </w:trPr>
+        <w:tc>
+          <w:tcPr>
+            <w:cnfStyle w:val="001000000000" w:firstRow="0" w:lastRow="0" w:firstColumn="1" w:lastColumn="0" w:oddVBand="0" w:evenVBand="0" w:oddHBand="0" w:evenHBand="0" w:firstRowFirstColumn="0" w:firstRowLastColumn="0" w:lastRowFirstColumn="0" w:lastRowLastColumn="0"/>
+            <w:tcW w:w="9350" w:type="dxa"/>
+          </w:tcPr>
+          <w:p>
+            <w:pPr>
+              <w:rPr>
+                <w:rFonts w:ascii="Arial" w:hAnsi="Arial" w:cs="Arial"/>
+                <w:b w:val="0"/>
+                <w:bCs w:val="0"/>
+              </w:rPr>
+            </w:pPr>
+            <w:r>
+              <w:rPr>
+                <w:b w:val="0"/>
+                <w:bCs w:val="0"/>
+              </w:rPr>
+              <w:t>INSERT INTO COUNTRIES VALUES ('UK', 'Anh Quốc', 2);</w:t>
+            </w:r>
+          </w:p>
+        </w:tc>
+      </w:tr>
+      <w:tr>
+        <w:tc>
+          <w:tcPr>
+            <w:cnfStyle w:val="001000000000" w:firstRow="0" w:lastRow="0" w:firstColumn="1" w:lastColumn="0" w:oddVBand="0" w:evenVBand="0" w:oddHBand="0" w:evenHBand="0" w:firstRowFirstColumn="0" w:firstRowLastColumn="0" w:lastRowFirstColumn="0" w:lastRowLastColumn="0"/>
+            <w:tcW w:w="9350" w:type="dxa"/>
+          </w:tcPr>
+          <w:p>
+            <w:pPr>
+              <w:rPr>
+                <w:rFonts w:ascii="Arial" w:hAnsi="Arial" w:cs="Arial"/>
+                <w:b w:val="0"/>
+                <w:bCs w:val="0"/>
+              </w:rPr>
+            </w:pPr>
+          </w:p>
+        </w:tc>
+      </w:tr>
+      <w:tr>
+        <w:trPr>
+          <w:cnfStyle w:val="000000100000" w:firstRow="0" w:lastRow="0" w:firstColumn="0" w:lastColumn="0" w:oddVBand="0" w:evenVBand="0" w:oddHBand="1" w:evenHBand="0" w:firstRowFirstColumn="0" w:firstRowLastColumn="0" w:lastRowFirstColumn="0" w:lastRowLastColumn="0"/>
+        </w:trPr>
+        <w:tc>
+          <w:tcPr>
+            <w:cnfStyle w:val="001000000000" w:firstRow="0" w:lastRow="0" w:firstColumn="1" w:lastColumn="0" w:oddVBand="0" w:evenVBand="0" w:oddHBand="0" w:evenHBand="0" w:firstRowFirstColumn="0" w:firstRowLastColumn="0" w:lastRowFirstColumn="0" w:lastRowLastColumn="0"/>
+            <w:tcW w:w="9350" w:type="dxa"/>
+          </w:tcPr>
+          <w:p>
+            <w:pPr>
+              <w:rPr>
+                <w:rFonts w:ascii="Arial" w:hAnsi="Arial" w:cs="Arial"/>
+                <w:b w:val="0"/>
+                <w:bCs w:val="0"/>
+              </w:rPr>
+            </w:pPr>
+            <w:r>
+              <w:rPr>
+                <w:b w:val="0"/>
+                <w:bCs w:val="0"/>
+              </w:rPr>
+              <w:t>INSERT INTO LOCATIONS VALUES (1500, 'Tòa nhà Bitexco, Quận 1', 'Hồ Chí Minh', 'Miền Nam', '700000', 'VN');</w:t>
+            </w:r>
+          </w:p>
+        </w:tc>
+      </w:tr>
+      <w:tr>
+        <w:tc>
+          <w:tcPr>
+            <w:cnfStyle w:val="001000000000" w:firstRow="0" w:lastRow="0" w:firstColumn="1" w:lastColumn="0" w:oddVBand="0" w:evenVBand="0" w:oddHBand="0" w:evenHBand="0" w:firstRowFirstColumn="0" w:firstRowLastColumn="0" w:lastRowFirstColumn="0" w:lastRowLastColumn="0"/>
+            <w:tcW w:w="9350" w:type="dxa"/>
+          </w:tcPr>
+          <w:p>
+            <w:pPr>
+              <w:rPr>
+                <w:rFonts w:ascii="Arial" w:hAnsi="Arial" w:cs="Arial"/>
+                <w:b w:val="0"/>
+                <w:bCs w:val="0"/>
+              </w:rPr>
+            </w:pPr>
+            <w:r>
+              <w:rPr>
+                <w:b w:val="0"/>
+                <w:bCs w:val="0"/>
+              </w:rPr>
+              <w:t>INSERT INTO LOCATIONS VALUES (1700, 'Tòa nhà Keangnam, Nam Từ Liêm', 'Hà Nội', 'Miền Bắc', '100000', 'VN');</w:t>
+            </w:r>
+          </w:p>
+        </w:tc>
+      </w:tr>
+      <w:tr>
+        <w:trPr>
+          <w:cnfStyle w:val="000000100000" w:firstRow="0" w:lastRow="0" w:firstColumn="0" w:lastColumn="0" w:oddVBand="0" w:evenVBand="0" w:oddHBand="1" w:evenHBand="0" w:firstRowFirstColumn="0" w:firstRowLastColumn="0" w:lastRowFirstColumn="0" w:lastRowLastColumn="0"/>
+        </w:trPr>
+        <w:tc>
+          <w:tcPr>
+            <w:cnfStyle w:val="001000000000" w:firstRow="0" w:lastRow="0" w:firstColumn="1" w:lastColumn="0" w:oddVBand="0" w:evenVBand="0" w:oddHBand="0" w:evenHBand="0" w:firstRowFirstColumn="0" w:firstRowLastColumn="0" w:lastRowFirstColumn="0" w:lastRowLastColumn="0"/>
+            <w:tcW w:w="9350" w:type="dxa"/>
+          </w:tcPr>
+          <w:p>
+            <w:pPr>
+              <w:rPr>
+                <w:rFonts w:ascii="Arial" w:hAnsi="Arial" w:cs="Arial"/>
+                <w:b w:val="0"/>
+                <w:bCs w:val="0"/>
+              </w:rPr>
+            </w:pPr>
+            <w:r>
+              <w:rPr>
+                <w:b w:val="0"/>
+                <w:bCs w:val="0"/>
+              </w:rPr>
+              <w:t>INSERT INTO LOCATIONS VALUES (1800, 'Khu công nghệ cao', 'Đà Nẵng', 'Miền Trung', '550000', 'VN');</w:t>
+            </w:r>
+          </w:p>
+        </w:tc>
+      </w:tr>
+      <w:tr>
+        <w:tc>
+          <w:tcPr>
+            <w:cnfStyle w:val="001000000000" w:firstRow="0" w:lastRow="0" w:firstColumn="1" w:lastColumn="0" w:oddVBand="0" w:evenVBand="0" w:oddHBand="0" w:evenHBand="0" w:firstRowFirstColumn="0" w:firstRowLastColumn="0" w:lastRowFirstColumn="0" w:lastRowLastColumn="0"/>
+            <w:tcW w:w="9350" w:type="dxa"/>
+          </w:tcPr>
+          <w:p>
+            <w:pPr>
+              <w:rPr>
+                <w:rFonts w:ascii="Arial" w:hAnsi="Arial" w:cs="Arial"/>
+                <w:b w:val="0"/>
+                <w:bCs w:val="0"/>
+              </w:rPr>
+            </w:pPr>
+          </w:p>
+        </w:tc>
+      </w:tr>
+      <w:tr>
+        <w:trPr>
+          <w:cnfStyle w:val="000000100000" w:firstRow="0" w:lastRow="0" w:firstColumn="0" w:lastColumn="0" w:oddVBand="0" w:evenVBand="0" w:oddHBand="1" w:evenHBand="0" w:firstRowFirstColumn="0" w:firstRowLastColumn="0" w:lastRowFirstColumn="0" w:lastRowLastColumn="0"/>
+        </w:trPr>
+        <w:tc>
+          <w:tcPr>
+            <w:cnfStyle w:val="001000000000" w:firstRow="0" w:lastRow="0" w:firstColumn="1" w:lastColumn="0" w:oddVBand="0" w:evenVBand="0" w:oddHBand="0" w:evenHBand="0" w:firstRowFirstColumn="0" w:firstRowLastColumn="0" w:lastRowFirstColumn="0" w:lastRowLastColumn="0"/>
+            <w:tcW w:w="9350" w:type="dxa"/>
+          </w:tcPr>
+          <w:p>
+            <w:pPr>
+              <w:rPr>
+                <w:rFonts w:ascii="Arial" w:hAnsi="Arial" w:cs="Arial"/>
+                <w:b w:val="0"/>
+                <w:bCs w:val="0"/>
+              </w:rPr>
+            </w:pPr>
+            <w:r>
+              <w:rPr>
+                <w:b w:val="0"/>
+                <w:bCs w:val="0"/>
+              </w:rPr>
+              <w:t>INSERT INTO DEPARTMENTS VALUES (10, 'Hành Chính Nhân Sự', NULL, 1700);</w:t>
+            </w:r>
+          </w:p>
+        </w:tc>
+      </w:tr>
+      <w:tr>
+        <w:tc>
+          <w:tcPr>
+            <w:cnfStyle w:val="001000000000" w:firstRow="0" w:lastRow="0" w:firstColumn="1" w:lastColumn="0" w:oddVBand="0" w:evenVBand="0" w:oddHBand="0" w:evenHBand="0" w:firstRowFirstColumn="0" w:firstRowLastColumn="0" w:lastRowFirstColumn="0" w:lastRowLastColumn="0"/>
+            <w:tcW w:w="9350" w:type="dxa"/>
+          </w:tcPr>
+          <w:p>
+            <w:pPr>
+              <w:rPr>
+                <w:rFonts w:ascii="Arial" w:hAnsi="Arial" w:cs="Arial"/>
+                <w:b w:val="0"/>
+                <w:bCs w:val="0"/>
+              </w:rPr>
+            </w:pPr>
+            <w:r>
+              <w:rPr>
+                <w:b w:val="0"/>
+                <w:bCs w:val="0"/>
+              </w:rPr>
+              <w:t>INSERT INTO DEPARTMENTS VALUES (20, 'Nghiên Cứu &amp; Phát Triển', NULL, 1500);</w:t>
+            </w:r>
+          </w:p>
+        </w:tc>
+      </w:tr>
+      <w:tr>
+        <w:trPr>
+          <w:cnfStyle w:val="000000100000" w:firstRow="0" w:lastRow="0" w:firstColumn="0" w:lastColumn="0" w:oddVBand="0" w:evenVBand="0" w:oddHBand="1" w:evenHBand="0" w:firstRowFirstColumn="0" w:firstRowLastColumn="0" w:lastRowFirstColumn="0" w:lastRowLastColumn="0"/>
+        </w:trPr>
+        <w:tc>
+          <w:tcPr>
+            <w:cnfStyle w:val="001000000000" w:firstRow="0" w:lastRow="0" w:firstColumn="1" w:lastColumn="0" w:oddVBand="0" w:evenVBand="0" w:oddHBand="0" w:evenHBand="0" w:firstRowFirstColumn="0" w:firstRowLastColumn="0" w:lastRowFirstColumn="0" w:lastRowLastColumn="0"/>
+            <w:tcW w:w="9350" w:type="dxa"/>
+          </w:tcPr>
+          <w:p>
+            <w:pPr>
+              <w:rPr>
+                <w:rFonts w:ascii="Arial" w:hAnsi="Arial" w:cs="Arial"/>
+                <w:b w:val="0"/>
+                <w:bCs w:val="0"/>
+              </w:rPr>
+            </w:pPr>
+            <w:r>
+              <w:rPr>
+                <w:b w:val="0"/>
+                <w:bCs w:val="0"/>
+              </w:rPr>
+              <w:t>INSERT INTO DEPARTMENTS VALUES (50, 'Kho Vận &amp; Hậu Cần', NULL, 1800);</w:t>
+            </w:r>
+          </w:p>
+        </w:tc>
+      </w:tr>
+      <w:tr>
+        <w:tc>
+          <w:tcPr>
+            <w:cnfStyle w:val="001000000000" w:firstRow="0" w:lastRow="0" w:firstColumn="1" w:lastColumn="0" w:oddVBand="0" w:evenVBand="0" w:oddHBand="0" w:evenHBand="0" w:firstRowFirstColumn="0" w:firstRowLastColumn="0" w:lastRowFirstColumn="0" w:lastRowLastColumn="0"/>
+            <w:tcW w:w="9350" w:type="dxa"/>
+          </w:tcPr>
+          <w:p>
+            <w:pPr>
+              <w:rPr>
+                <w:rFonts w:ascii="Arial" w:hAnsi="Arial" w:cs="Arial"/>
+                <w:b w:val="0"/>
+                <w:bCs w:val="0"/>
+              </w:rPr>
+            </w:pPr>
+            <w:r>
+              <w:rPr>
+                <w:b w:val="0"/>
+                <w:bCs w:val="0"/>
+              </w:rPr>
+              <w:t>INSERT INTO DEPARTMENTS VALUES (80, 'Kinh Doanh &amp; Tiếp Thị', NULL, 1700);</w:t>
+            </w:r>
+          </w:p>
+        </w:tc>
+      </w:tr>
+      <w:tr>
+        <w:trPr>
+          <w:cnfStyle w:val="000000100000" w:firstRow="0" w:lastRow="0" w:firstColumn="0" w:lastColumn="0" w:oddVBand="0" w:evenVBand="0" w:oddHBand="1" w:evenHBand="0" w:firstRowFirstColumn="0" w:firstRowLastColumn="0" w:lastRowFirstColumn="0" w:lastRowLastColumn="0"/>
+        </w:trPr>
+        <w:tc>
+          <w:tcPr>
+            <w:cnfStyle w:val="001000000000" w:firstRow="0" w:lastRow="0" w:firstColumn="1" w:lastColumn="0" w:oddVBand="0" w:evenVBand="0" w:oddHBand="0" w:evenHBand="0" w:firstRowFirstColumn="0" w:firstRowLastColumn="0" w:lastRowFirstColumn="0" w:lastRowLastColumn="0"/>
+            <w:tcW w:w="9350" w:type="dxa"/>
+          </w:tcPr>
+          <w:p>
+            <w:pPr>
+              <w:rPr>
+                <w:rFonts w:ascii="Arial" w:hAnsi="Arial" w:cs="Arial"/>
+                <w:b w:val="0"/>
+                <w:bCs w:val="0"/>
+              </w:rPr>
+            </w:pPr>
+            <w:r>
+              <w:rPr>
+                <w:b w:val="0"/>
+                <w:bCs w:val="0"/>
+              </w:rPr>
+              <w:t>INSERT INTO DEPARTMENTS VALUES (90, 'Hội Đồng Quản Trị', NULL, 1700);</w:t>
+            </w:r>
+          </w:p>
+        </w:tc>
+      </w:tr>
+      <w:tr>
+        <w:tc>
+          <w:tcPr>
+            <w:cnfStyle w:val="001000000000" w:firstRow="0" w:lastRow="0" w:firstColumn="1" w:lastColumn="0" w:oddVBand="0" w:evenVBand="0" w:oddHBand="0" w:evenHBand="0" w:firstRowFirstColumn="0" w:firstRowLastColumn="0" w:lastRowFirstColumn="0" w:lastRowLastColumn="0"/>
+            <w:tcW w:w="9350" w:type="dxa"/>
+          </w:tcPr>
+          <w:p>
+            <w:pPr>
+              <w:rPr>
+                <w:rFonts w:ascii="Arial" w:hAnsi="Arial" w:cs="Arial"/>
+                <w:b w:val="0"/>
+                <w:bCs w:val="0"/>
+              </w:rPr>
+            </w:pPr>
+            <w:r>
+              <w:rPr>
+                <w:b w:val="0"/>
+                <w:bCs w:val="0"/>
+              </w:rPr>
+              <w:t>INSERT INTO DEPARTMENTS VALUES (500, 'Bộ Phận Khởi Nghiệp', NULL, 1700);</w:t>
+            </w:r>
+          </w:p>
+        </w:tc>
+      </w:tr>
+      <w:tr>
+        <w:trPr>
+          <w:cnfStyle w:val="000000100000" w:firstRow="0" w:lastRow="0" w:firstColumn="0" w:lastColumn="0" w:oddVBand="0" w:evenVBand="0" w:oddHBand="1" w:evenHBand="0" w:firstRowFirstColumn="0" w:firstRowLastColumn="0" w:lastRowFirstColumn="0" w:lastRowLastColumn="0"/>
+        </w:trPr>
+        <w:tc>
+          <w:tcPr>
+            <w:cnfStyle w:val="001000000000" w:firstRow="0" w:lastRow="0" w:firstColumn="1" w:lastColumn="0" w:oddVBand="0" w:evenVBand="0" w:oddHBand="0" w:evenHBand="0" w:firstRowFirstColumn="0" w:firstRowLastColumn="0" w:lastRowFirstColumn="0" w:lastRowLastColumn="0"/>
+            <w:tcW w:w="9350" w:type="dxa"/>
+          </w:tcPr>
+          <w:p>
+            <w:pPr>
+              <w:rPr>
+                <w:rFonts w:ascii="Arial" w:hAnsi="Arial" w:cs="Arial"/>
+                <w:b w:val="0"/>
+                <w:bCs w:val="0"/>
+              </w:rPr>
+            </w:pPr>
+          </w:p>
+        </w:tc>
+      </w:tr>
+      <w:tr>
+        <w:tc>
+          <w:tcPr>
+            <w:cnfStyle w:val="001000000000" w:firstRow="0" w:lastRow="0" w:firstColumn="1" w:lastColumn="0" w:oddVBand="0" w:evenVBand="0" w:oddHBand="0" w:evenHBand="0" w:firstRowFirstColumn="0" w:firstRowLastColumn="0" w:lastRowFirstColumn="0" w:lastRowLastColumn="0"/>
+            <w:tcW w:w="9350" w:type="dxa"/>
+          </w:tcPr>
+          <w:p>
+            <w:pPr>
+              <w:rPr>
+                <w:rFonts w:ascii="Arial" w:hAnsi="Arial" w:cs="Arial"/>
+                <w:b w:val="0"/>
+                <w:bCs w:val="0"/>
+              </w:rPr>
+            </w:pPr>
+            <w:r>
+              <w:rPr>
+                <w:b w:val="0"/>
+                <w:bCs w:val="0"/>
+              </w:rPr>
+              <w:t>INSERT INTO JOBS VALUES ('TGD', 'Tổng Giám Đốc', 50000, 100000);</w:t>
+            </w:r>
+          </w:p>
+        </w:tc>
+      </w:tr>
+      <w:tr>
+        <w:trPr>
+          <w:cnfStyle w:val="000000100000" w:firstRow="0" w:lastRow="0" w:firstColumn="0" w:lastColumn="0" w:oddVBand="0" w:evenVBand="0" w:oddHBand="1" w:evenHBand="0" w:firstRowFirstColumn="0" w:firstRowLastColumn="0" w:lastRowFirstColumn="0" w:lastRowLastColumn="0"/>
+        </w:trPr>
+        <w:tc>
+          <w:tcPr>
+            <w:cnfStyle w:val="001000000000" w:firstRow="0" w:lastRow="0" w:firstColumn="1" w:lastColumn="0" w:oddVBand="0" w:evenVBand="0" w:oddHBand="0" w:evenHBand="0" w:firstRowFirstColumn="0" w:firstRowLastColumn="0" w:lastRowFirstColumn="0" w:lastRowLastColumn="0"/>
+            <w:tcW w:w="9350" w:type="dxa"/>
+          </w:tcPr>
+          <w:p>
+            <w:pPr>
+              <w:rPr>
+                <w:rFonts w:ascii="Arial" w:hAnsi="Arial" w:cs="Arial"/>
+                <w:b w:val="0"/>
+                <w:bCs w:val="0"/>
+              </w:rPr>
+            </w:pPr>
+            <w:r>
+              <w:rPr>
+                <w:b w:val="0"/>
+                <w:bCs w:val="0"/>
+              </w:rPr>
+              <w:t>INSERT INTO JOBS VALUES ('PGD', 'Phó Giám Đốc', 30000, 60000);</w:t>
+            </w:r>
+          </w:p>
+        </w:tc>
+      </w:tr>
+      <w:tr>
+        <w:tc>
+          <w:tcPr>
+            <w:cnfStyle w:val="001000000000" w:firstRow="0" w:lastRow="0" w:firstColumn="1" w:lastColumn="0" w:oddVBand="0" w:evenVBand="0" w:oddHBand="0" w:evenHBand="0" w:firstRowFirstColumn="0" w:firstRowLastColumn="0" w:lastRowFirstColumn="0" w:lastRowLastColumn="0"/>
+            <w:tcW w:w="9350" w:type="dxa"/>
+          </w:tcPr>
+          <w:p>
+            <w:pPr>
+              <w:rPr>
+                <w:rFonts w:ascii="Arial" w:hAnsi="Arial" w:cs="Arial"/>
+                <w:b w:val="0"/>
+                <w:bCs w:val="0"/>
+              </w:rPr>
+            </w:pPr>
+            <w:r>
+              <w:rPr>
                 <w:b w:val="0"/>
                 <w:bCs w:val="0"/>
               </w:rPr>
               <w:lastRenderedPageBreak/>
-              <w:t>INSERT INTO EMPLOYEES VALUES (100, 'Steven', 'King', 'SKING', '0901', TO_DATE('17/06/1987', 'DD/MM/YYYY'), 'AD_PRES', 24000, NULL, NULL, 90);</w:t>
-            </w:r>
-          </w:p>
-        </w:tc>
-      </w:tr>
-      <w:tr>
-        <w:trPr>
-          <w:cnfStyle w:val="000000100000" w:firstRow="0" w:lastRow="0" w:firstColumn="0" w:lastColumn="0" w:oddVBand="0" w:evenVBand="0" w:oddHBand="1" w:evenHBand="0" w:firstRowFirstColumn="0" w:firstRowLastColumn="0" w:lastRowFirstColumn="0" w:lastRowLastColumn="0"/>
-        </w:trPr>
-        <w:tc>
-          <w:tcPr>
-            <w:cnfStyle w:val="001000000000" w:firstRow="0" w:lastRow="0" w:firstColumn="1" w:lastColumn="0" w:oddVBand="0" w:evenVBand="0" w:oddHBand="0" w:evenHBand="0" w:firstRowFirstColumn="0" w:firstRowLastColumn="0" w:lastRowFirstColumn="0" w:lastRowLastColumn="0"/>
-            <w:tcW w:w="9350" w:type="dxa"/>
-          </w:tcPr>
-          <w:p>
-            <w:pPr>
-              <w:rPr>
-                <w:rFonts w:ascii="Arial" w:hAnsi="Arial" w:cs="Arial"/>
-                <w:b w:val="0"/>
-                <w:bCs w:val="0"/>
-              </w:rPr>
-            </w:pPr>
-            <w:r>
-              <w:rPr>
-                <w:rFonts w:ascii="Arial" w:hAnsi="Arial" w:cs="Arial"/>
-                <w:b w:val="0"/>
-                <w:bCs w:val="0"/>
-              </w:rPr>
-              <w:t>INSERT INTO EMPLOYEES VALUES (149, 'Jones', 'Zlotkey', 'EZLOT', '0902', TO_DATE('29/01/199</w:t>
-            </w:r>
-            <w:r>
-              <w:rPr>
-                <w:rFonts w:ascii="Arial" w:hAnsi="Arial" w:cs="Arial"/>
-                <w:b w:val="0"/>
-                <w:bCs w:val="0"/>
-              </w:rPr>
-              <w:t>4</w:t>
-            </w:r>
-            <w:r>
-              <w:rPr>
-                <w:rFonts w:ascii="Arial" w:hAnsi="Arial" w:cs="Arial"/>
-                <w:b w:val="0"/>
-                <w:bCs w:val="0"/>
-              </w:rPr>
-              <w:t>', 'DD/MM/YYYY'), 'SA_MAN', 10500, 0.2, 100, 80);</w:t>
-            </w:r>
-          </w:p>
-        </w:tc>
-      </w:tr>
-      <w:tr>
-        <w:tc>
-          <w:tcPr>
-            <w:cnfStyle w:val="001000000000" w:firstRow="0" w:lastRow="0" w:firstColumn="1" w:lastColumn="0" w:oddVBand="0" w:evenVBand="0" w:oddHBand="0" w:evenHBand="0" w:firstRowFirstColumn="0" w:firstRowLastColumn="0" w:lastRowFirstColumn="0" w:lastRowLastColumn="0"/>
-            <w:tcW w:w="9350" w:type="dxa"/>
-          </w:tcPr>
-          <w:p>
-            <w:pPr>
-              <w:rPr>
-                <w:rFonts w:ascii="Arial" w:hAnsi="Arial" w:cs="Arial"/>
-                <w:b w:val="0"/>
-                <w:bCs w:val="0"/>
-              </w:rPr>
-            </w:pPr>
-            <w:r>
-              <w:rPr>
-                <w:rFonts w:ascii="Arial" w:hAnsi="Arial" w:cs="Arial"/>
-                <w:b w:val="0"/>
-                <w:bCs w:val="0"/>
-              </w:rPr>
-              <w:t>INSERT INTO EMPLOYEES VALUES (151, 'Jones', 'Davies', 'CDAVI', '0903', TO_DATE('29/01/1997', 'DD/MM/YYYY'), 'ST_CLERK', 3100, NULL, 100, 50);</w:t>
-            </w:r>
-          </w:p>
-        </w:tc>
-      </w:tr>
-      <w:tr>
-        <w:trPr>
-          <w:cnfStyle w:val="000000100000" w:firstRow="0" w:lastRow="0" w:firstColumn="0" w:lastColumn="0" w:oddVBand="0" w:evenVBand="0" w:oddHBand="1" w:evenHBand="0" w:firstRowFirstColumn="0" w:firstRowLastColumn="0" w:lastRowFirstColumn="0" w:lastRowLastColumn="0"/>
-        </w:trPr>
-        <w:tc>
-          <w:tcPr>
-            <w:cnfStyle w:val="001000000000" w:firstRow="0" w:lastRow="0" w:firstColumn="1" w:lastColumn="0" w:oddVBand="0" w:evenVBand="0" w:oddHBand="0" w:evenHBand="0" w:firstRowFirstColumn="0" w:firstRowLastColumn="0" w:lastRowFirstColumn="0" w:lastRowLastColumn="0"/>
-            <w:tcW w:w="9350" w:type="dxa"/>
-          </w:tcPr>
-          <w:p>
-            <w:pPr>
-              <w:rPr>
-                <w:rFonts w:ascii="Arial" w:hAnsi="Arial" w:cs="Arial"/>
-                <w:b w:val="0"/>
-                <w:bCs w:val="0"/>
-              </w:rPr>
-            </w:pPr>
-            <w:r>
-              <w:rPr>
-                <w:rFonts w:ascii="Arial" w:hAnsi="Arial" w:cs="Arial"/>
-                <w:b w:val="0"/>
-                <w:bCs w:val="0"/>
-              </w:rPr>
-              <w:t>INSERT INTO EMPLOYEES VALUES (3, 'John', 'Doe', 'JDOE', '0904', TO_DATE('01/01/1990', 'DD/MM/YYYY'), 'IT_PROG', 4500, NULL, 100, 50);</w:t>
-            </w:r>
-          </w:p>
-        </w:tc>
-      </w:tr>
-      <w:tr>
-        <w:tc>
-          <w:tcPr>
-            <w:cnfStyle w:val="001000000000" w:firstRow="0" w:lastRow="0" w:firstColumn="1" w:lastColumn="0" w:oddVBand="0" w:evenVBand="0" w:oddHBand="0" w:evenHBand="0" w:firstRowFirstColumn="0" w:firstRowLastColumn="0" w:lastRowFirstColumn="0" w:lastRowLastColumn="0"/>
-            <w:tcW w:w="9350" w:type="dxa"/>
-          </w:tcPr>
-          <w:p>
-            <w:pPr>
-              <w:rPr>
-                <w:rFonts w:ascii="Arial" w:hAnsi="Arial" w:cs="Arial"/>
-                <w:b w:val="0"/>
-                <w:bCs w:val="0"/>
-              </w:rPr>
-            </w:pPr>
-            <w:r>
-              <w:rPr>
-                <w:rFonts w:ascii="Arial" w:hAnsi="Arial" w:cs="Arial"/>
-                <w:b w:val="0"/>
-                <w:bCs w:val="0"/>
-              </w:rPr>
-              <w:t>INSERT INTO EMPLOYEES VALUES (101, 'Triết', 'Dương', 'DTRIET', '0905', TO_DATE('15/05/</w:t>
-            </w:r>
-            <w:r>
-              <w:rPr>
-                <w:rFonts w:ascii="Arial" w:hAnsi="Arial" w:cs="Arial"/>
-                <w:b w:val="0"/>
-                <w:bCs w:val="0"/>
-              </w:rPr>
-              <w:t>1986</w:t>
-            </w:r>
-            <w:r>
-              <w:rPr>
-                <w:rFonts w:ascii="Arial" w:hAnsi="Arial" w:cs="Arial"/>
-                <w:b w:val="0"/>
-                <w:bCs w:val="0"/>
-              </w:rPr>
-              <w:t>', 'DD/MM/YYYY'), 'AD_VP', 17000, NULL, 100, 90);</w:t>
-            </w:r>
-          </w:p>
-        </w:tc>
-      </w:tr>
-      <w:tr>
-        <w:trPr>
-          <w:cnfStyle w:val="000000100000" w:firstRow="0" w:lastRow="0" w:firstColumn="0" w:lastColumn="0" w:oddVBand="0" w:evenVBand="0" w:oddHBand="1" w:evenHBand="0" w:firstRowFirstColumn="0" w:firstRowLastColumn="0" w:lastRowFirstColumn="0" w:lastRowLastColumn="0"/>
-        </w:trPr>
-        <w:tc>
-          <w:tcPr>
-            <w:cnfStyle w:val="001000000000" w:firstRow="0" w:lastRow="0" w:firstColumn="1" w:lastColumn="0" w:oddVBand="0" w:evenVBand="0" w:oddHBand="0" w:evenHBand="0" w:firstRowFirstColumn="0" w:firstRowLastColumn="0" w:lastRowFirstColumn="0" w:lastRowLastColumn="0"/>
-            <w:tcW w:w="9350" w:type="dxa"/>
-          </w:tcPr>
-          <w:p>
-            <w:pPr>
-              <w:rPr>
-                <w:rFonts w:ascii="Arial" w:hAnsi="Arial" w:cs="Arial"/>
-                <w:b w:val="0"/>
-                <w:bCs w:val="0"/>
-              </w:rPr>
-            </w:pPr>
-            <w:r>
-              <w:rPr>
-                <w:rFonts w:ascii="Arial" w:hAnsi="Arial" w:cs="Arial"/>
-                <w:b w:val="0"/>
-                <w:bCs w:val="0"/>
-              </w:rPr>
-              <w:t>INSERT INTO EMPLOYEES VALUES (102, 'Bảo', 'Nguyễn', 'BNGUYEN', '0906', TO_DATE('25/06/2004', 'DD/MM/YYYY'), 'IT_PROG', 800, NULL, 100, 50);</w:t>
-            </w:r>
-          </w:p>
-        </w:tc>
-      </w:tr>
-      <w:tr>
-        <w:tc>
-          <w:tcPr>
-            <w:cnfStyle w:val="001000000000" w:firstRow="0" w:lastRow="0" w:firstColumn="1" w:lastColumn="0" w:oddVBand="0" w:evenVBand="0" w:oddHBand="0" w:evenHBand="0" w:firstRowFirstColumn="0" w:firstRowLastColumn="0" w:lastRowFirstColumn="0" w:lastRowLastColumn="0"/>
-            <w:tcW w:w="9350" w:type="dxa"/>
-          </w:tcPr>
-          <w:p>
-            <w:pPr>
-              <w:rPr>
-                <w:rFonts w:ascii="Arial" w:hAnsi="Arial" w:cs="Arial"/>
-                <w:b w:val="0"/>
-                <w:bCs w:val="0"/>
-              </w:rPr>
-            </w:pPr>
-            <w:r>
-              <w:rPr>
-                <w:rFonts w:ascii="Arial" w:hAnsi="Arial" w:cs="Arial"/>
-                <w:b w:val="0"/>
-                <w:bCs w:val="0"/>
-              </w:rPr>
-              <w:t>INSERT INTO EMPLOYEES VALUES (103, 'Lan', 'Phan', 'LPHAN', '0907', TO_DATE('25/03/</w:t>
-            </w:r>
-            <w:r>
-              <w:rPr>
-                <w:rFonts w:ascii="Arial" w:hAnsi="Arial" w:cs="Arial"/>
-                <w:b w:val="0"/>
-                <w:bCs w:val="0"/>
-              </w:rPr>
-              <w:t>1998</w:t>
-            </w:r>
-            <w:r>
-              <w:rPr>
-                <w:rFonts w:ascii="Arial" w:hAnsi="Arial" w:cs="Arial"/>
-                <w:b w:val="0"/>
-                <w:bCs w:val="0"/>
-              </w:rPr>
-              <w:t>', 'DD/MM/YYYY'), 'SA_REP', 5000, 0.15, 149, 80);</w:t>
-            </w:r>
-          </w:p>
-        </w:tc>
-      </w:tr>
-      <w:tr>
-        <w:trPr>
-          <w:cnfStyle w:val="000000100000" w:firstRow="0" w:lastRow="0" w:firstColumn="0" w:lastColumn="0" w:oddVBand="0" w:evenVBand="0" w:oddHBand="1" w:evenHBand="0" w:firstRowFirstColumn="0" w:firstRowLastColumn="0" w:lastRowFirstColumn="0" w:lastRowLastColumn="0"/>
-        </w:trPr>
-        <w:tc>
-          <w:tcPr>
-            <w:cnfStyle w:val="001000000000" w:firstRow="0" w:lastRow="0" w:firstColumn="1" w:lastColumn="0" w:oddVBand="0" w:evenVBand="0" w:oddHBand="0" w:evenHBand="0" w:firstRowFirstColumn="0" w:firstRowLastColumn="0" w:lastRowFirstColumn="0" w:lastRowLastColumn="0"/>
-            <w:tcW w:w="9350" w:type="dxa"/>
-          </w:tcPr>
-          <w:p>
-            <w:pPr>
-              <w:rPr>
-                <w:rFonts w:ascii="Arial" w:hAnsi="Arial" w:cs="Arial"/>
-                <w:b w:val="0"/>
-                <w:bCs w:val="0"/>
-              </w:rPr>
-            </w:pPr>
-            <w:r>
-              <w:rPr>
-                <w:rFonts w:ascii="Arial" w:hAnsi="Arial" w:cs="Arial"/>
-                <w:b w:val="0"/>
-                <w:bCs w:val="0"/>
-              </w:rPr>
-              <w:t>INSERT INTO EMPLOYEES VALUES (104, 'Thanh', 'Le Anh', 'TLEANH', '0908', TO_DATE('17/08/1996', 'DD/MM/YYYY'), 'ST_CLERK', 4000, NULL, 100, 20);</w:t>
-            </w:r>
-          </w:p>
-        </w:tc>
-      </w:tr>
-      <w:tr>
-        <w:tc>
-          <w:tcPr>
-            <w:cnfStyle w:val="001000000000" w:firstRow="0" w:lastRow="0" w:firstColumn="1" w:lastColumn="0" w:oddVBand="0" w:evenVBand="0" w:oddHBand="0" w:evenHBand="0" w:firstRowFirstColumn="0" w:firstRowLastColumn="0" w:lastRowFirstColumn="0" w:lastRowLastColumn="0"/>
-            <w:tcW w:w="9350" w:type="dxa"/>
-          </w:tcPr>
-          <w:p>
-            <w:pPr>
-              <w:rPr>
-                <w:rFonts w:ascii="Arial" w:hAnsi="Arial" w:cs="Arial"/>
-                <w:b w:val="0"/>
-                <w:bCs w:val="0"/>
-              </w:rPr>
-            </w:pPr>
-            <w:r>
-              <w:rPr>
-                <w:rFonts w:ascii="Arial" w:hAnsi="Arial" w:cs="Arial"/>
-                <w:b w:val="0"/>
-                <w:bCs w:val="0"/>
-              </w:rPr>
-              <w:t>INSERT INTO EMPLOYEES VALUES (105, 'Trúc', 'Mai', 'TMAI', '0909', TO_DATE('10/10/</w:t>
-            </w:r>
-            <w:r>
-              <w:rPr>
-                <w:rFonts w:ascii="Arial" w:hAnsi="Arial" w:cs="Arial"/>
-                <w:b w:val="0"/>
-                <w:bCs w:val="0"/>
-              </w:rPr>
-              <w:t>1997</w:t>
-            </w:r>
-            <w:r>
-              <w:rPr>
-                <w:rFonts w:ascii="Arial" w:hAnsi="Arial" w:cs="Arial"/>
-                <w:b w:val="0"/>
-                <w:bCs w:val="0"/>
-              </w:rPr>
-              <w:t>', 'DD/MM/YYYY'), 'ST_CLERK', 3500, NULL, 100, 20);</w:t>
-            </w:r>
-          </w:p>
-        </w:tc>
-      </w:tr>
-      <w:tr>
-        <w:trPr>
-          <w:cnfStyle w:val="000000100000" w:firstRow="0" w:lastRow="0" w:firstColumn="0" w:lastColumn="0" w:oddVBand="0" w:evenVBand="0" w:oddHBand="1" w:evenHBand="0" w:firstRowFirstColumn="0" w:firstRowLastColumn="0" w:lastRowFirstColumn="0" w:lastRowLastColumn="0"/>
-        </w:trPr>
-        <w:tc>
-          <w:tcPr>
-            <w:cnfStyle w:val="001000000000" w:firstRow="0" w:lastRow="0" w:firstColumn="1" w:lastColumn="0" w:oddVBand="0" w:evenVBand="0" w:oddHBand="0" w:evenHBand="0" w:firstRowFirstColumn="0" w:firstRowLastColumn="0" w:lastRowFirstColumn="0" w:lastRowLastColumn="0"/>
-            <w:tcW w:w="9350" w:type="dxa"/>
-          </w:tcPr>
-          <w:p>
-            <w:pPr>
-              <w:rPr>
-                <w:rFonts w:ascii="Arial" w:hAnsi="Arial" w:cs="Arial"/>
-                <w:b w:val="0"/>
-                <w:bCs w:val="0"/>
-              </w:rPr>
-            </w:pPr>
-          </w:p>
-        </w:tc>
-      </w:tr>
-      <w:tr>
-        <w:tc>
-          <w:tcPr>
-            <w:cnfStyle w:val="001000000000" w:firstRow="0" w:lastRow="0" w:firstColumn="1" w:lastColumn="0" w:oddVBand="0" w:evenVBand="0" w:oddHBand="0" w:evenHBand="0" w:firstRowFirstColumn="0" w:firstRowLastColumn="0" w:lastRowFirstColumn="0" w:lastRowLastColumn="0"/>
-            <w:tcW w:w="9350" w:type="dxa"/>
-          </w:tcPr>
-          <w:p>
-            <w:pPr>
-              <w:rPr>
-                <w:rFonts w:ascii="Arial" w:hAnsi="Arial" w:cs="Arial"/>
-                <w:b w:val="0"/>
-                <w:bCs w:val="0"/>
-              </w:rPr>
-            </w:pPr>
-            <w:r>
-              <w:rPr>
-                <w:rFonts w:ascii="Arial" w:hAnsi="Arial" w:cs="Arial"/>
-                <w:b w:val="0"/>
-                <w:bCs w:val="0"/>
-              </w:rPr>
-              <w:t>COMMIT;</w:t>
+              <w:t>INSERT INTO JOBS VALUES ('TP_KD', 'Trưởng Phòng Kinh Doanh', 15000, 30000);</w:t>
+            </w:r>
+          </w:p>
+        </w:tc>
+      </w:tr>
+      <w:tr>
+        <w:trPr>
+          <w:cnfStyle w:val="000000100000" w:firstRow="0" w:lastRow="0" w:firstColumn="0" w:lastColumn="0" w:oddVBand="0" w:evenVBand="0" w:oddHBand="1" w:evenHBand="0" w:firstRowFirstColumn="0" w:firstRowLastColumn="0" w:lastRowFirstColumn="0" w:lastRowLastColumn="0"/>
+        </w:trPr>
+        <w:tc>
+          <w:tcPr>
+            <w:cnfStyle w:val="001000000000" w:firstRow="0" w:lastRow="0" w:firstColumn="1" w:lastColumn="0" w:oddVBand="0" w:evenVBand="0" w:oddHBand="0" w:evenHBand="0" w:firstRowFirstColumn="0" w:firstRowLastColumn="0" w:lastRowFirstColumn="0" w:lastRowLastColumn="0"/>
+            <w:tcW w:w="9350" w:type="dxa"/>
+          </w:tcPr>
+          <w:p>
+            <w:pPr>
+              <w:rPr>
+                <w:rFonts w:ascii="Arial" w:hAnsi="Arial" w:cs="Arial"/>
+                <w:b w:val="0"/>
+                <w:bCs w:val="0"/>
+              </w:rPr>
+            </w:pPr>
+            <w:r>
+              <w:rPr>
+                <w:b w:val="0"/>
+                <w:bCs w:val="0"/>
+              </w:rPr>
+              <w:t>INSERT INTO JOBS VALUES ('NV_KD', 'Chuyên Viên Kinh Doanh', 8000, 15000);</w:t>
+            </w:r>
+          </w:p>
+        </w:tc>
+      </w:tr>
+      <w:tr>
+        <w:tc>
+          <w:tcPr>
+            <w:cnfStyle w:val="001000000000" w:firstRow="0" w:lastRow="0" w:firstColumn="1" w:lastColumn="0" w:oddVBand="0" w:evenVBand="0" w:oddHBand="0" w:evenHBand="0" w:firstRowFirstColumn="0" w:firstRowLastColumn="0" w:lastRowFirstColumn="0" w:lastRowLastColumn="0"/>
+            <w:tcW w:w="9350" w:type="dxa"/>
+          </w:tcPr>
+          <w:p>
+            <w:pPr>
+              <w:rPr>
+                <w:rFonts w:ascii="Arial" w:hAnsi="Arial" w:cs="Arial"/>
+                <w:b w:val="0"/>
+                <w:bCs w:val="0"/>
+              </w:rPr>
+            </w:pPr>
+            <w:r>
+              <w:rPr>
+                <w:b w:val="0"/>
+                <w:bCs w:val="0"/>
+              </w:rPr>
+              <w:t>INSERT INTO JOBS VALUES ('NV_KHO', 'Nhân Viên Kho', 5000, 10000);</w:t>
+            </w:r>
+          </w:p>
+        </w:tc>
+      </w:tr>
+      <w:tr>
+        <w:trPr>
+          <w:cnfStyle w:val="000000100000" w:firstRow="0" w:lastRow="0" w:firstColumn="0" w:lastColumn="0" w:oddVBand="0" w:evenVBand="0" w:oddHBand="1" w:evenHBand="0" w:firstRowFirstColumn="0" w:firstRowLastColumn="0" w:lastRowFirstColumn="0" w:lastRowLastColumn="0"/>
+        </w:trPr>
+        <w:tc>
+          <w:tcPr>
+            <w:cnfStyle w:val="001000000000" w:firstRow="0" w:lastRow="0" w:firstColumn="1" w:lastColumn="0" w:oddVBand="0" w:evenVBand="0" w:oddHBand="0" w:evenHBand="0" w:firstRowFirstColumn="0" w:firstRowLastColumn="0" w:lastRowFirstColumn="0" w:lastRowLastColumn="0"/>
+            <w:tcW w:w="9350" w:type="dxa"/>
+          </w:tcPr>
+          <w:p>
+            <w:pPr>
+              <w:rPr>
+                <w:rFonts w:ascii="Arial" w:hAnsi="Arial" w:cs="Arial"/>
+                <w:b w:val="0"/>
+                <w:bCs w:val="0"/>
+              </w:rPr>
+            </w:pPr>
+            <w:r>
+              <w:rPr>
+                <w:b w:val="0"/>
+                <w:bCs w:val="0"/>
+              </w:rPr>
+              <w:t>INSERT INTO JOBS VALUES ('LTV', 'Lập Trình Viên Công Nghệ', 10000, 25000);</w:t>
+            </w:r>
+          </w:p>
+        </w:tc>
+      </w:tr>
+      <w:tr>
+        <w:tc>
+          <w:tcPr>
+            <w:cnfStyle w:val="001000000000" w:firstRow="0" w:lastRow="0" w:firstColumn="1" w:lastColumn="0" w:oddVBand="0" w:evenVBand="0" w:oddHBand="0" w:evenHBand="0" w:firstRowFirstColumn="0" w:firstRowLastColumn="0" w:lastRowFirstColumn="0" w:lastRowLastColumn="0"/>
+            <w:tcW w:w="9350" w:type="dxa"/>
+          </w:tcPr>
+          <w:p>
+            <w:pPr>
+              <w:rPr>
+                <w:rFonts w:ascii="Arial" w:hAnsi="Arial" w:cs="Arial"/>
+                <w:b w:val="0"/>
+                <w:bCs w:val="0"/>
+              </w:rPr>
+            </w:pPr>
+          </w:p>
+        </w:tc>
+      </w:tr>
+      <w:tr>
+        <w:trPr>
+          <w:cnfStyle w:val="000000100000" w:firstRow="0" w:lastRow="0" w:firstColumn="0" w:lastColumn="0" w:oddVBand="0" w:evenVBand="0" w:oddHBand="1" w:evenHBand="0" w:firstRowFirstColumn="0" w:firstRowLastColumn="0" w:lastRowFirstColumn="0" w:lastRowLastColumn="0"/>
+        </w:trPr>
+        <w:tc>
+          <w:tcPr>
+            <w:cnfStyle w:val="001000000000" w:firstRow="0" w:lastRow="0" w:firstColumn="1" w:lastColumn="0" w:oddVBand="0" w:evenVBand="0" w:oddHBand="0" w:evenHBand="0" w:firstRowFirstColumn="0" w:firstRowLastColumn="0" w:lastRowFirstColumn="0" w:lastRowLastColumn="0"/>
+            <w:tcW w:w="9350" w:type="dxa"/>
+          </w:tcPr>
+          <w:p>
+            <w:pPr>
+              <w:rPr>
+                <w:rFonts w:ascii="Arial" w:hAnsi="Arial" w:cs="Arial"/>
+                <w:b w:val="0"/>
+                <w:bCs w:val="0"/>
+              </w:rPr>
+            </w:pPr>
+            <w:r>
+              <w:rPr>
+                <w:b w:val="0"/>
+                <w:bCs w:val="0"/>
+              </w:rPr>
+              <w:t>INSERT INTO EMPLOYEES VALUES (100, 'Nguyễn', 'Trọng Khang', 'NKHANG', '0901234567', TO_DATE('17/06/2010', 'DD/MM/YYYY'), 'TGD', 60000, NULL, NULL, 90);</w:t>
+            </w:r>
+          </w:p>
+        </w:tc>
+      </w:tr>
+      <w:tr>
+        <w:tc>
+          <w:tcPr>
+            <w:cnfStyle w:val="001000000000" w:firstRow="0" w:lastRow="0" w:firstColumn="1" w:lastColumn="0" w:oddVBand="0" w:evenVBand="0" w:oddHBand="0" w:evenHBand="0" w:firstRowFirstColumn="0" w:firstRowLastColumn="0" w:lastRowFirstColumn="0" w:lastRowLastColumn="0"/>
+            <w:tcW w:w="9350" w:type="dxa"/>
+          </w:tcPr>
+          <w:p>
+            <w:pPr>
+              <w:rPr>
+                <w:rFonts w:ascii="Arial" w:hAnsi="Arial" w:cs="Arial"/>
+                <w:b w:val="0"/>
+                <w:bCs w:val="0"/>
+              </w:rPr>
+            </w:pPr>
+            <w:r>
+              <w:rPr>
+                <w:b w:val="0"/>
+                <w:bCs w:val="0"/>
+              </w:rPr>
+              <w:t>INSERT INTO EMPLOYEES VALUES (101, 'Dương', 'Triết', 'DTRIET', '0987654321', TO_DATE('15/05/2012', 'DD/MM/YYYY'), 'PGD', 45000, NULL, 100, 90);</w:t>
+            </w:r>
+          </w:p>
+        </w:tc>
+      </w:tr>
+      <w:tr>
+        <w:trPr>
+          <w:cnfStyle w:val="000000100000" w:firstRow="0" w:lastRow="0" w:firstColumn="0" w:lastColumn="0" w:oddVBand="0" w:evenVBand="0" w:oddHBand="1" w:evenHBand="0" w:firstRowFirstColumn="0" w:firstRowLastColumn="0" w:lastRowFirstColumn="0" w:lastRowLastColumn="0"/>
+        </w:trPr>
+        <w:tc>
+          <w:tcPr>
+            <w:cnfStyle w:val="001000000000" w:firstRow="0" w:lastRow="0" w:firstColumn="1" w:lastColumn="0" w:oddVBand="0" w:evenVBand="0" w:oddHBand="0" w:evenHBand="0" w:firstRowFirstColumn="0" w:firstRowLastColumn="0" w:lastRowFirstColumn="0" w:lastRowLastColumn="0"/>
+            <w:tcW w:w="9350" w:type="dxa"/>
+          </w:tcPr>
+          <w:p>
+            <w:pPr>
+              <w:rPr>
+                <w:rFonts w:ascii="Arial" w:hAnsi="Arial" w:cs="Arial"/>
+                <w:b w:val="0"/>
+                <w:bCs w:val="0"/>
+              </w:rPr>
+            </w:pPr>
+            <w:r>
+              <w:rPr>
+                <w:b w:val="0"/>
+                <w:bCs w:val="0"/>
+              </w:rPr>
+              <w:t>INSERT INTO EMPLOYEES VALUES (102, 'Trần', 'Lan Phương', 'LPHUONG', '0912345678', TO_DATE('20/01/2015', 'DD/MM/YYYY'), 'TP_KD', 25000, 0.2, 100, 80);</w:t>
+            </w:r>
+          </w:p>
+        </w:tc>
+      </w:tr>
+      <w:tr>
+        <w:tc>
+          <w:tcPr>
+            <w:cnfStyle w:val="001000000000" w:firstRow="0" w:lastRow="0" w:firstColumn="1" w:lastColumn="0" w:oddVBand="0" w:evenVBand="0" w:oddHBand="0" w:evenHBand="0" w:firstRowFirstColumn="0" w:firstRowLastColumn="0" w:lastRowFirstColumn="0" w:lastRowLastColumn="0"/>
+            <w:tcW w:w="9350" w:type="dxa"/>
+          </w:tcPr>
+          <w:p>
+            <w:pPr>
+              <w:rPr>
+                <w:rFonts w:ascii="Arial" w:hAnsi="Arial" w:cs="Arial"/>
+                <w:b w:val="0"/>
+                <w:bCs w:val="0"/>
+              </w:rPr>
+            </w:pPr>
+            <w:r>
+              <w:rPr>
+                <w:b w:val="0"/>
+                <w:bCs w:val="0"/>
+              </w:rPr>
+              <w:t>INSERT INTO EMPLOYEES VALUES (103, 'Lê', 'Hoàng Sơn', 'HSON', '0934567890', TO_DATE('10/03/2018', 'DD/MM/YYYY'), 'NV_KHO', 7500, NULL, 101, 50);</w:t>
+            </w:r>
+          </w:p>
+        </w:tc>
+      </w:tr>
+      <w:tr>
+        <w:trPr>
+          <w:cnfStyle w:val="000000100000" w:firstRow="0" w:lastRow="0" w:firstColumn="0" w:lastColumn="0" w:oddVBand="0" w:evenVBand="0" w:oddHBand="1" w:evenHBand="0" w:firstRowFirstColumn="0" w:firstRowLastColumn="0" w:lastRowFirstColumn="0" w:lastRowLastColumn="0"/>
+        </w:trPr>
+        <w:tc>
+          <w:tcPr>
+            <w:cnfStyle w:val="001000000000" w:firstRow="0" w:lastRow="0" w:firstColumn="1" w:lastColumn="0" w:oddVBand="0" w:evenVBand="0" w:oddHBand="0" w:evenHBand="0" w:firstRowFirstColumn="0" w:firstRowLastColumn="0" w:lastRowFirstColumn="0" w:lastRowLastColumn="0"/>
+            <w:tcW w:w="9350" w:type="dxa"/>
+          </w:tcPr>
+          <w:p>
+            <w:pPr>
+              <w:rPr>
+                <w:rFonts w:ascii="Arial" w:hAnsi="Arial" w:cs="Arial"/>
+                <w:b w:val="0"/>
+                <w:bCs w:val="0"/>
+              </w:rPr>
+            </w:pPr>
+            <w:r>
+              <w:rPr>
+                <w:b w:val="0"/>
+                <w:bCs w:val="0"/>
+              </w:rPr>
+              <w:t>INSERT INTO EMPLOYEES VALUES (104, 'Phạm', 'Thị Sinh', 'TSINH', '0945678901', TO_DATE('05/09/2019', 'DD/MM/YYYY'), 'LTV', 18000, NULL, 101, 20);</w:t>
+            </w:r>
+          </w:p>
+        </w:tc>
+      </w:tr>
+      <w:tr>
+        <w:tc>
+          <w:tcPr>
+            <w:cnfStyle w:val="001000000000" w:firstRow="0" w:lastRow="0" w:firstColumn="1" w:lastColumn="0" w:oddVBand="0" w:evenVBand="0" w:oddHBand="0" w:evenHBand="0" w:firstRowFirstColumn="0" w:firstRowLastColumn="0" w:lastRowFirstColumn="0" w:lastRowLastColumn="0"/>
+            <w:tcW w:w="9350" w:type="dxa"/>
+          </w:tcPr>
+          <w:p>
+            <w:pPr>
+              <w:rPr>
+                <w:rFonts w:ascii="Arial" w:hAnsi="Arial" w:cs="Arial"/>
+                <w:b w:val="0"/>
+                <w:bCs w:val="0"/>
+              </w:rPr>
+            </w:pPr>
+            <w:r>
+              <w:rPr>
+                <w:b w:val="0"/>
+                <w:bCs w:val="0"/>
+              </w:rPr>
+              <w:t>INSERT INTO EMPLOYEES VALUES (105, 'Vũ', 'Đức Mạnh', 'DMANH', '0978123456', TO_DATE('12/12/2020', 'DD/MM/YYYY'), 'NV_KD', 12000, 0.15, 102, 80);</w:t>
+            </w:r>
+          </w:p>
+        </w:tc>
+      </w:tr>
+      <w:tr>
+        <w:trPr>
+          <w:cnfStyle w:val="000000100000" w:firstRow="0" w:lastRow="0" w:firstColumn="0" w:lastColumn="0" w:oddVBand="0" w:evenVBand="0" w:oddHBand="1" w:evenHBand="0" w:firstRowFirstColumn="0" w:firstRowLastColumn="0" w:lastRowFirstColumn="0" w:lastRowLastColumn="0"/>
+        </w:trPr>
+        <w:tc>
+          <w:tcPr>
+            <w:cnfStyle w:val="001000000000" w:firstRow="0" w:lastRow="0" w:firstColumn="1" w:lastColumn="0" w:oddVBand="0" w:evenVBand="0" w:oddHBand="0" w:evenHBand="0" w:firstRowFirstColumn="0" w:firstRowLastColumn="0" w:lastRowFirstColumn="0" w:lastRowLastColumn="0"/>
+            <w:tcW w:w="9350" w:type="dxa"/>
+          </w:tcPr>
+          <w:p>
+            <w:pPr>
+              <w:rPr>
+                <w:rFonts w:ascii="Arial" w:hAnsi="Arial" w:cs="Arial"/>
+                <w:b w:val="0"/>
+                <w:bCs w:val="0"/>
+              </w:rPr>
+            </w:pPr>
+            <w:r>
+              <w:rPr>
+                <w:b w:val="0"/>
+                <w:bCs w:val="0"/>
+              </w:rPr>
+              <w:t>INSERT INTO EMPLOYEES VALUES (106, 'Hoàng', 'Thị Mai', 'HMAI', '0989123456', TO_DATE('25/07/2021', 'DD/MM/YYYY'), 'NV_KD', 10000, 0.1, 102, 80);</w:t>
+            </w:r>
+          </w:p>
+        </w:tc>
+      </w:tr>
+      <w:tr>
+        <w:tc>
+          <w:tcPr>
+            <w:cnfStyle w:val="001000000000" w:firstRow="0" w:lastRow="0" w:firstColumn="1" w:lastColumn="0" w:oddVBand="0" w:evenVBand="0" w:oddHBand="0" w:evenHBand="0" w:firstRowFirstColumn="0" w:firstRowLastColumn="0" w:lastRowFirstColumn="0" w:lastRowLastColumn="0"/>
+            <w:tcW w:w="9350" w:type="dxa"/>
+          </w:tcPr>
+          <w:p>
+            <w:pPr>
+              <w:rPr>
+                <w:rFonts w:ascii="Arial" w:hAnsi="Arial" w:cs="Arial"/>
+                <w:b w:val="0"/>
+                <w:bCs w:val="0"/>
+              </w:rPr>
+            </w:pPr>
+            <w:r>
+              <w:rPr>
+                <w:b w:val="0"/>
+                <w:bCs w:val="0"/>
+              </w:rPr>
+              <w:t>INSERT INTO EMPLOYEES VALUES (107, 'Đinh', 'Bá Tiến', 'BTIEN', '0909112233', TO_DATE('14/02/2017', 'DD/MM/YYYY'), 'NV_KHO', 6000, NULL, 101, 50);</w:t>
             </w:r>
           </w:p>
         </w:tc>
@@ -2936,8 +2850,8 @@
                 <w:noProof/>
               </w:rPr>
               <w:drawing>
-                <wp:inline distT="0" distB="0" distL="0" distR="0" wp14:anchorId="4FE1B1E9" wp14:editId="2073178E">
-                  <wp:extent cx="3063505" cy="1409822"/>
+                <wp:inline distT="0" distB="0" distL="0" distR="0" wp14:anchorId="5CFDA45E" wp14:editId="09978770">
+                  <wp:extent cx="3063505" cy="1379340"/>
                   <wp:effectExtent l="0" t="0" r="3810" b="0"/>
                   <wp:docPr id="1" name="Picture 1"/>
                   <wp:cNvGraphicFramePr>
@@ -2959,7 +2873,7 @@
                         <pic:spPr>
                           <a:xfrm>
                             <a:off x="0" y="0"/>
-                            <a:ext cx="3063505" cy="1409822"/>
+                            <a:ext cx="3063505" cy="1379340"/>
                           </a:xfrm>
                           <a:prstGeom prst="rect">
                             <a:avLst/>
@@ -3182,10 +3096,10 @@
               </w:rPr>
               <w:lastRenderedPageBreak/>
               <w:drawing>
-                <wp:inline distT="0" distB="0" distL="0" distR="0" wp14:anchorId="018E5725" wp14:editId="4CB1D040">
-                  <wp:extent cx="3071126" cy="2072820"/>
-                  <wp:effectExtent l="0" t="0" r="0" b="3810"/>
-                  <wp:docPr id="3" name="Picture 3"/>
+                <wp:inline distT="0" distB="0" distL="0" distR="0" wp14:anchorId="11F665E9" wp14:editId="34B056B0">
+                  <wp:extent cx="3071126" cy="2141406"/>
+                  <wp:effectExtent l="0" t="0" r="0" b="0"/>
+                  <wp:docPr id="45" name="Picture 45"/>
                   <wp:cNvGraphicFramePr>
                     <a:graphicFrameLocks xmlns:a="http://schemas.openxmlformats.org/drawingml/2006/main" noChangeAspect="1"/>
                   </wp:cNvGraphicFramePr>
@@ -3205,7 +3119,7 @@
                         <pic:spPr>
                           <a:xfrm>
                             <a:off x="0" y="0"/>
-                            <a:ext cx="3071126" cy="2072820"/>
+                            <a:ext cx="3071126" cy="2141406"/>
                           </a:xfrm>
                           <a:prstGeom prst="rect">
                             <a:avLst/>
@@ -3381,10 +3295,10 @@
                 <w:noProof/>
               </w:rPr>
               <w:drawing>
-                <wp:inline distT="0" distB="0" distL="0" distR="0" wp14:anchorId="5C8F0EBA" wp14:editId="7734D4F3">
-                  <wp:extent cx="3093988" cy="2011854"/>
-                  <wp:effectExtent l="0" t="0" r="0" b="7620"/>
-                  <wp:docPr id="2" name="Picture 2"/>
+                <wp:inline distT="0" distB="0" distL="0" distR="0" wp14:anchorId="402318D0" wp14:editId="1D7BC1E6">
+                  <wp:extent cx="3071126" cy="2141406"/>
+                  <wp:effectExtent l="0" t="0" r="0" b="0"/>
+                  <wp:docPr id="46" name="Picture 46"/>
                   <wp:cNvGraphicFramePr>
                     <a:graphicFrameLocks xmlns:a="http://schemas.openxmlformats.org/drawingml/2006/main" noChangeAspect="1"/>
                   </wp:cNvGraphicFramePr>
@@ -3396,7 +3310,7 @@
                           <pic:cNvPicPr/>
                         </pic:nvPicPr>
                         <pic:blipFill>
-                          <a:blip r:embed="rId10"/>
+                          <a:blip r:embed="rId9"/>
                           <a:stretch>
                             <a:fillRect/>
                           </a:stretch>
@@ -3404,7 +3318,7 @@
                         <pic:spPr>
                           <a:xfrm>
                             <a:off x="0" y="0"/>
-                            <a:ext cx="3093988" cy="2011854"/>
+                            <a:ext cx="3071126" cy="2141406"/>
                           </a:xfrm>
                           <a:prstGeom prst="rect">
                             <a:avLst/>
@@ -3641,8 +3555,6 @@
             <w:r>
               <w:rPr>
                 <w:rFonts w:ascii="Arial" w:hAnsi="Arial" w:cs="Arial"/>
-                <w:b w:val="0"/>
-                <w:bCs w:val="0"/>
                 <w:noProof/>
                 <w:color w:val="000000" w:themeColor="text1"/>
               </w:rPr>
@@ -3652,6 +3564,250 @@
                   <wp:extent cx="3093988" cy="1371719"/>
                   <wp:effectExtent l="0" t="0" r="0" b="0"/>
                   <wp:docPr id="6" name="Picture 6"/>
+                  <wp:cNvGraphicFramePr>
+                    <a:graphicFrameLocks xmlns:a="http://schemas.openxmlformats.org/drawingml/2006/main" noChangeAspect="1"/>
+                  </wp:cNvGraphicFramePr>
+                  <a:graphic xmlns:a="http://schemas.openxmlformats.org/drawingml/2006/main">
+                    <a:graphicData uri="http://schemas.openxmlformats.org/drawingml/2006/picture">
+                      <pic:pic xmlns:pic="http://schemas.openxmlformats.org/drawingml/2006/picture">
+                        <pic:nvPicPr>
+                          <pic:cNvPr id="1" name=""/>
+                          <pic:cNvPicPr/>
+                        </pic:nvPicPr>
+                        <pic:blipFill>
+                          <a:blip r:embed="rId10"/>
+                          <a:stretch>
+                            <a:fillRect/>
+                          </a:stretch>
+                        </pic:blipFill>
+                        <pic:spPr>
+                          <a:xfrm>
+                            <a:off x="0" y="0"/>
+                            <a:ext cx="3093988" cy="1371719"/>
+                          </a:xfrm>
+                          <a:prstGeom prst="rect">
+                            <a:avLst/>
+                          </a:prstGeom>
+                        </pic:spPr>
+                      </pic:pic>
+                    </a:graphicData>
+                  </a:graphic>
+                </wp:inline>
+              </w:drawing>
+            </w:r>
+            <w:r>
+              <w:rPr>
+                <w:rFonts w:ascii="Arial" w:hAnsi="Arial" w:cs="Arial"/>
+                <w:b w:val="0"/>
+                <w:bCs w:val="0"/>
+                <w:color w:val="000000" w:themeColor="text1"/>
+              </w:rPr>
+              <w:br/>
+            </w:r>
+          </w:p>
+        </w:tc>
+      </w:tr>
+    </w:tbl>
+    <w:p/>
+    <w:tbl>
+      <w:tblPr>
+        <w:tblStyle w:val="PlainTable4"/>
+        <w:tblW w:w="0" w:type="auto"/>
+        <w:tblBorders>
+          <w:top w:val="single" w:sz="4" w:space="0" w:color="auto"/>
+          <w:left w:val="single" w:sz="4" w:space="0" w:color="auto"/>
+          <w:bottom w:val="single" w:sz="4" w:space="0" w:color="auto"/>
+          <w:right w:val="single" w:sz="4" w:space="0" w:color="auto"/>
+        </w:tblBorders>
+        <w:tblLook w:val="04A0" w:firstRow="1" w:lastRow="0" w:firstColumn="1" w:lastColumn="0" w:noHBand="0" w:noVBand="1"/>
+      </w:tblPr>
+      <w:tblGrid>
+        <w:gridCol w:w="9350"/>
+      </w:tblGrid>
+      <w:tr>
+        <w:trPr>
+          <w:cnfStyle w:val="100000000000" w:firstRow="1" w:lastRow="0" w:firstColumn="0" w:lastColumn="0" w:oddVBand="0" w:evenVBand="0" w:oddHBand="0" w:evenHBand="0" w:firstRowFirstColumn="0" w:firstRowLastColumn="0" w:lastRowFirstColumn="0" w:lastRowLastColumn="0"/>
+        </w:trPr>
+        <w:tc>
+          <w:tcPr>
+            <w:cnfStyle w:val="001000000000" w:firstRow="0" w:lastRow="0" w:firstColumn="1" w:lastColumn="0" w:oddVBand="0" w:evenVBand="0" w:oddHBand="0" w:evenHBand="0" w:firstRowFirstColumn="0" w:firstRowLastColumn="0" w:lastRowFirstColumn="0" w:lastRowLastColumn="0"/>
+            <w:tcW w:w="9350" w:type="dxa"/>
+            <w:shd w:val="clear" w:color="auto" w:fill="A8D08D" w:themeFill="accent6" w:themeFillTint="99"/>
+          </w:tcPr>
+          <w:p>
+            <w:pPr>
+              <w:rPr>
+                <w:rFonts w:ascii="Arial" w:hAnsi="Arial" w:cs="Arial"/>
+                <w:b w:val="0"/>
+                <w:bCs w:val="0"/>
+                <w:color w:val="000000" w:themeColor="text1"/>
+                <w:sz w:val="24"/>
+                <w:szCs w:val="24"/>
+              </w:rPr>
+            </w:pPr>
+            <w:r>
+              <w:rPr>
+                <w:rFonts w:ascii="Arial" w:hAnsi="Arial" w:cs="Arial"/>
+                <w:b w:val="0"/>
+                <w:bCs w:val="0"/>
+                <w:color w:val="000000" w:themeColor="text1"/>
+                <w:sz w:val="24"/>
+                <w:szCs w:val="24"/>
+              </w:rPr>
+              <w:t>Câu 4: Nhân viên phòng 20 và 50: last_name, department_id, sắp xếp theo tên</w:t>
+            </w:r>
+          </w:p>
+        </w:tc>
+      </w:tr>
+      <w:tr>
+        <w:trPr>
+          <w:cnfStyle w:val="000000100000" w:firstRow="0" w:lastRow="0" w:firstColumn="0" w:lastColumn="0" w:oddVBand="0" w:evenVBand="0" w:oddHBand="1" w:evenHBand="0" w:firstRowFirstColumn="0" w:firstRowLastColumn="0" w:lastRowFirstColumn="0" w:lastRowLastColumn="0"/>
+        </w:trPr>
+        <w:tc>
+          <w:tcPr>
+            <w:cnfStyle w:val="001000000000" w:firstRow="0" w:lastRow="0" w:firstColumn="1" w:lastColumn="0" w:oddVBand="0" w:evenVBand="0" w:oddHBand="0" w:evenHBand="0" w:firstRowFirstColumn="0" w:firstRowLastColumn="0" w:lastRowFirstColumn="0" w:lastRowLastColumn="0"/>
+            <w:tcW w:w="9350" w:type="dxa"/>
+          </w:tcPr>
+          <w:p>
+            <w:pPr>
+              <w:rPr>
+                <w:rFonts w:ascii="Arial" w:hAnsi="Arial" w:cs="Arial"/>
+                <w:b w:val="0"/>
+                <w:bCs w:val="0"/>
+                <w:color w:val="000000" w:themeColor="text1"/>
+              </w:rPr>
+            </w:pPr>
+            <w:r>
+              <w:rPr>
+                <w:rFonts w:ascii="Arial" w:hAnsi="Arial" w:cs="Arial"/>
+                <w:b w:val="0"/>
+                <w:bCs w:val="0"/>
+                <w:color w:val="000000" w:themeColor="text1"/>
+              </w:rPr>
+              <w:t>SELECT last_name, department_id</w:t>
+            </w:r>
+          </w:p>
+        </w:tc>
+      </w:tr>
+      <w:tr>
+        <w:tc>
+          <w:tcPr>
+            <w:cnfStyle w:val="001000000000" w:firstRow="0" w:lastRow="0" w:firstColumn="1" w:lastColumn="0" w:oddVBand="0" w:evenVBand="0" w:oddHBand="0" w:evenHBand="0" w:firstRowFirstColumn="0" w:firstRowLastColumn="0" w:lastRowFirstColumn="0" w:lastRowLastColumn="0"/>
+            <w:tcW w:w="9350" w:type="dxa"/>
+          </w:tcPr>
+          <w:p>
+            <w:pPr>
+              <w:rPr>
+                <w:rFonts w:ascii="Arial" w:hAnsi="Arial" w:cs="Arial"/>
+                <w:b w:val="0"/>
+                <w:bCs w:val="0"/>
+                <w:color w:val="000000" w:themeColor="text1"/>
+              </w:rPr>
+            </w:pPr>
+            <w:r>
+              <w:rPr>
+                <w:rFonts w:ascii="Arial" w:hAnsi="Arial" w:cs="Arial"/>
+                <w:b w:val="0"/>
+                <w:bCs w:val="0"/>
+                <w:color w:val="000000" w:themeColor="text1"/>
+              </w:rPr>
+              <w:t>FROM employees</w:t>
+            </w:r>
+          </w:p>
+        </w:tc>
+      </w:tr>
+      <w:tr>
+        <w:trPr>
+          <w:cnfStyle w:val="000000100000" w:firstRow="0" w:lastRow="0" w:firstColumn="0" w:lastColumn="0" w:oddVBand="0" w:evenVBand="0" w:oddHBand="1" w:evenHBand="0" w:firstRowFirstColumn="0" w:firstRowLastColumn="0" w:lastRowFirstColumn="0" w:lastRowLastColumn="0"/>
+        </w:trPr>
+        <w:tc>
+          <w:tcPr>
+            <w:cnfStyle w:val="001000000000" w:firstRow="0" w:lastRow="0" w:firstColumn="1" w:lastColumn="0" w:oddVBand="0" w:evenVBand="0" w:oddHBand="0" w:evenHBand="0" w:firstRowFirstColumn="0" w:firstRowLastColumn="0" w:lastRowFirstColumn="0" w:lastRowLastColumn="0"/>
+            <w:tcW w:w="9350" w:type="dxa"/>
+          </w:tcPr>
+          <w:p>
+            <w:pPr>
+              <w:rPr>
+                <w:rFonts w:ascii="Arial" w:hAnsi="Arial" w:cs="Arial"/>
+                <w:b w:val="0"/>
+                <w:bCs w:val="0"/>
+                <w:color w:val="000000" w:themeColor="text1"/>
+              </w:rPr>
+            </w:pPr>
+            <w:r>
+              <w:rPr>
+                <w:rFonts w:ascii="Arial" w:hAnsi="Arial" w:cs="Arial"/>
+                <w:b w:val="0"/>
+                <w:bCs w:val="0"/>
+                <w:color w:val="000000" w:themeColor="text1"/>
+              </w:rPr>
+              <w:t>WHERE department_id IN (20, 50)</w:t>
+            </w:r>
+          </w:p>
+        </w:tc>
+      </w:tr>
+      <w:tr>
+        <w:tc>
+          <w:tcPr>
+            <w:cnfStyle w:val="001000000000" w:firstRow="0" w:lastRow="0" w:firstColumn="1" w:lastColumn="0" w:oddVBand="0" w:evenVBand="0" w:oddHBand="0" w:evenHBand="0" w:firstRowFirstColumn="0" w:firstRowLastColumn="0" w:lastRowFirstColumn="0" w:lastRowLastColumn="0"/>
+            <w:tcW w:w="9350" w:type="dxa"/>
+          </w:tcPr>
+          <w:p>
+            <w:pPr>
+              <w:rPr>
+                <w:rFonts w:ascii="Arial" w:hAnsi="Arial" w:cs="Arial"/>
+                <w:color w:val="000000" w:themeColor="text1"/>
+              </w:rPr>
+            </w:pPr>
+            <w:r>
+              <w:rPr>
+                <w:rFonts w:ascii="Arial" w:hAnsi="Arial" w:cs="Arial"/>
+                <w:b w:val="0"/>
+                <w:bCs w:val="0"/>
+                <w:color w:val="000000" w:themeColor="text1"/>
+              </w:rPr>
+              <w:t>ORDER BY last_name ASC;</w:t>
+            </w:r>
+          </w:p>
+          <w:p>
+            <w:pPr>
+              <w:rPr>
+                <w:rFonts w:ascii="Arial" w:hAnsi="Arial" w:cs="Arial"/>
+                <w:b w:val="0"/>
+                <w:bCs w:val="0"/>
+                <w:color w:val="000000" w:themeColor="text1"/>
+              </w:rPr>
+            </w:pPr>
+          </w:p>
+        </w:tc>
+      </w:tr>
+      <w:tr>
+        <w:trPr>
+          <w:cnfStyle w:val="000000100000" w:firstRow="0" w:lastRow="0" w:firstColumn="0" w:lastColumn="0" w:oddVBand="0" w:evenVBand="0" w:oddHBand="1" w:evenHBand="0" w:firstRowFirstColumn="0" w:firstRowLastColumn="0" w:lastRowFirstColumn="0" w:lastRowLastColumn="0"/>
+        </w:trPr>
+        <w:tc>
+          <w:tcPr>
+            <w:cnfStyle w:val="001000000000" w:firstRow="0" w:lastRow="0" w:firstColumn="1" w:lastColumn="0" w:oddVBand="0" w:evenVBand="0" w:oddHBand="0" w:evenHBand="0" w:firstRowFirstColumn="0" w:firstRowLastColumn="0" w:lastRowFirstColumn="0" w:lastRowLastColumn="0"/>
+            <w:tcW w:w="9350" w:type="dxa"/>
+          </w:tcPr>
+          <w:p>
+            <w:pPr>
+              <w:rPr>
+                <w:rFonts w:ascii="Arial" w:hAnsi="Arial" w:cs="Arial"/>
+                <w:b w:val="0"/>
+                <w:bCs w:val="0"/>
+                <w:color w:val="000000" w:themeColor="text1"/>
+              </w:rPr>
+            </w:pPr>
+            <w:r>
+              <w:rPr>
+                <w:noProof/>
+              </w:rPr>
+              <w:drawing>
+                <wp:inline distT="0" distB="0" distL="0" distR="0" wp14:anchorId="6D0D6A08" wp14:editId="36A9A12E">
+                  <wp:extent cx="3002540" cy="2019475"/>
+                  <wp:effectExtent l="0" t="0" r="7620" b="0"/>
+                  <wp:docPr id="48" name="Picture 48"/>
                   <wp:cNvGraphicFramePr>
                     <a:graphicFrameLocks xmlns:a="http://schemas.openxmlformats.org/drawingml/2006/main" noChangeAspect="1"/>
                   </wp:cNvGraphicFramePr>
@@ -3671,253 +3827,7 @@
                         <pic:spPr>
                           <a:xfrm>
                             <a:off x="0" y="0"/>
-                            <a:ext cx="3093988" cy="1371719"/>
-                          </a:xfrm>
-                          <a:prstGeom prst="rect">
-                            <a:avLst/>
-                          </a:prstGeom>
-                        </pic:spPr>
-                      </pic:pic>
-                    </a:graphicData>
-                  </a:graphic>
-                </wp:inline>
-              </w:drawing>
-            </w:r>
-            <w:r>
-              <w:rPr>
-                <w:rFonts w:ascii="Arial" w:hAnsi="Arial" w:cs="Arial"/>
-                <w:b w:val="0"/>
-                <w:bCs w:val="0"/>
-                <w:color w:val="000000" w:themeColor="text1"/>
-              </w:rPr>
-              <w:br/>
-            </w:r>
-          </w:p>
-        </w:tc>
-      </w:tr>
-    </w:tbl>
-    <w:p/>
-    <w:tbl>
-      <w:tblPr>
-        <w:tblStyle w:val="PlainTable4"/>
-        <w:tblW w:w="0" w:type="auto"/>
-        <w:tblBorders>
-          <w:top w:val="single" w:sz="4" w:space="0" w:color="auto"/>
-          <w:left w:val="single" w:sz="4" w:space="0" w:color="auto"/>
-          <w:bottom w:val="single" w:sz="4" w:space="0" w:color="auto"/>
-          <w:right w:val="single" w:sz="4" w:space="0" w:color="auto"/>
-        </w:tblBorders>
-        <w:tblLook w:val="04A0" w:firstRow="1" w:lastRow="0" w:firstColumn="1" w:lastColumn="0" w:noHBand="0" w:noVBand="1"/>
-      </w:tblPr>
-      <w:tblGrid>
-        <w:gridCol w:w="9350"/>
-      </w:tblGrid>
-      <w:tr>
-        <w:trPr>
-          <w:cnfStyle w:val="100000000000" w:firstRow="1" w:lastRow="0" w:firstColumn="0" w:lastColumn="0" w:oddVBand="0" w:evenVBand="0" w:oddHBand="0" w:evenHBand="0" w:firstRowFirstColumn="0" w:firstRowLastColumn="0" w:lastRowFirstColumn="0" w:lastRowLastColumn="0"/>
-        </w:trPr>
-        <w:tc>
-          <w:tcPr>
-            <w:cnfStyle w:val="001000000000" w:firstRow="0" w:lastRow="0" w:firstColumn="1" w:lastColumn="0" w:oddVBand="0" w:evenVBand="0" w:oddHBand="0" w:evenHBand="0" w:firstRowFirstColumn="0" w:firstRowLastColumn="0" w:lastRowFirstColumn="0" w:lastRowLastColumn="0"/>
-            <w:tcW w:w="9350" w:type="dxa"/>
-            <w:shd w:val="clear" w:color="auto" w:fill="A8D08D" w:themeFill="accent6" w:themeFillTint="99"/>
-          </w:tcPr>
-          <w:p>
-            <w:pPr>
-              <w:rPr>
-                <w:rFonts w:ascii="Arial" w:hAnsi="Arial" w:cs="Arial"/>
-                <w:b w:val="0"/>
-                <w:bCs w:val="0"/>
-                <w:color w:val="000000" w:themeColor="text1"/>
-                <w:sz w:val="24"/>
-                <w:szCs w:val="24"/>
-              </w:rPr>
-            </w:pPr>
-            <w:r>
-              <w:rPr>
-                <w:rFonts w:ascii="Arial" w:hAnsi="Arial" w:cs="Arial"/>
-                <w:b w:val="0"/>
-                <w:bCs w:val="0"/>
-                <w:color w:val="000000" w:themeColor="text1"/>
-                <w:sz w:val="24"/>
-                <w:szCs w:val="24"/>
-              </w:rPr>
-              <w:t>Câu 4: Nhân viên phòng 20 và 50: last_name, department_id, sắp xếp theo tên</w:t>
-            </w:r>
-          </w:p>
-        </w:tc>
-      </w:tr>
-      <w:tr>
-        <w:trPr>
-          <w:cnfStyle w:val="000000100000" w:firstRow="0" w:lastRow="0" w:firstColumn="0" w:lastColumn="0" w:oddVBand="0" w:evenVBand="0" w:oddHBand="1" w:evenHBand="0" w:firstRowFirstColumn="0" w:firstRowLastColumn="0" w:lastRowFirstColumn="0" w:lastRowLastColumn="0"/>
-        </w:trPr>
-        <w:tc>
-          <w:tcPr>
-            <w:cnfStyle w:val="001000000000" w:firstRow="0" w:lastRow="0" w:firstColumn="1" w:lastColumn="0" w:oddVBand="0" w:evenVBand="0" w:oddHBand="0" w:evenHBand="0" w:firstRowFirstColumn="0" w:firstRowLastColumn="0" w:lastRowFirstColumn="0" w:lastRowLastColumn="0"/>
-            <w:tcW w:w="9350" w:type="dxa"/>
-          </w:tcPr>
-          <w:p>
-            <w:pPr>
-              <w:rPr>
-                <w:rFonts w:ascii="Arial" w:hAnsi="Arial" w:cs="Arial"/>
-                <w:b w:val="0"/>
-                <w:bCs w:val="0"/>
-                <w:color w:val="000000" w:themeColor="text1"/>
-              </w:rPr>
-            </w:pPr>
-            <w:r>
-              <w:rPr>
-                <w:rFonts w:ascii="Arial" w:hAnsi="Arial" w:cs="Arial"/>
-                <w:b w:val="0"/>
-                <w:bCs w:val="0"/>
-                <w:color w:val="000000" w:themeColor="text1"/>
-              </w:rPr>
-              <w:t>SELECT last_name, department_id</w:t>
-            </w:r>
-          </w:p>
-        </w:tc>
-      </w:tr>
-      <w:tr>
-        <w:tc>
-          <w:tcPr>
-            <w:cnfStyle w:val="001000000000" w:firstRow="0" w:lastRow="0" w:firstColumn="1" w:lastColumn="0" w:oddVBand="0" w:evenVBand="0" w:oddHBand="0" w:evenHBand="0" w:firstRowFirstColumn="0" w:firstRowLastColumn="0" w:lastRowFirstColumn="0" w:lastRowLastColumn="0"/>
-            <w:tcW w:w="9350" w:type="dxa"/>
-          </w:tcPr>
-          <w:p>
-            <w:pPr>
-              <w:rPr>
-                <w:rFonts w:ascii="Arial" w:hAnsi="Arial" w:cs="Arial"/>
-                <w:b w:val="0"/>
-                <w:bCs w:val="0"/>
-                <w:color w:val="000000" w:themeColor="text1"/>
-              </w:rPr>
-            </w:pPr>
-            <w:r>
-              <w:rPr>
-                <w:rFonts w:ascii="Arial" w:hAnsi="Arial" w:cs="Arial"/>
-                <w:b w:val="0"/>
-                <w:bCs w:val="0"/>
-                <w:color w:val="000000" w:themeColor="text1"/>
-              </w:rPr>
-              <w:t>FROM employees</w:t>
-            </w:r>
-          </w:p>
-        </w:tc>
-      </w:tr>
-      <w:tr>
-        <w:trPr>
-          <w:cnfStyle w:val="000000100000" w:firstRow="0" w:lastRow="0" w:firstColumn="0" w:lastColumn="0" w:oddVBand="0" w:evenVBand="0" w:oddHBand="1" w:evenHBand="0" w:firstRowFirstColumn="0" w:firstRowLastColumn="0" w:lastRowFirstColumn="0" w:lastRowLastColumn="0"/>
-        </w:trPr>
-        <w:tc>
-          <w:tcPr>
-            <w:cnfStyle w:val="001000000000" w:firstRow="0" w:lastRow="0" w:firstColumn="1" w:lastColumn="0" w:oddVBand="0" w:evenVBand="0" w:oddHBand="0" w:evenHBand="0" w:firstRowFirstColumn="0" w:firstRowLastColumn="0" w:lastRowFirstColumn="0" w:lastRowLastColumn="0"/>
-            <w:tcW w:w="9350" w:type="dxa"/>
-          </w:tcPr>
-          <w:p>
-            <w:pPr>
-              <w:rPr>
-                <w:rFonts w:ascii="Arial" w:hAnsi="Arial" w:cs="Arial"/>
-                <w:b w:val="0"/>
-                <w:bCs w:val="0"/>
-                <w:color w:val="000000" w:themeColor="text1"/>
-              </w:rPr>
-            </w:pPr>
-            <w:r>
-              <w:rPr>
-                <w:rFonts w:ascii="Arial" w:hAnsi="Arial" w:cs="Arial"/>
-                <w:b w:val="0"/>
-                <w:bCs w:val="0"/>
-                <w:color w:val="000000" w:themeColor="text1"/>
-              </w:rPr>
-              <w:t>WHERE department_id IN (20, 50)</w:t>
-            </w:r>
-          </w:p>
-        </w:tc>
-      </w:tr>
-      <w:tr>
-        <w:tc>
-          <w:tcPr>
-            <w:cnfStyle w:val="001000000000" w:firstRow="0" w:lastRow="0" w:firstColumn="1" w:lastColumn="0" w:oddVBand="0" w:evenVBand="0" w:oddHBand="0" w:evenHBand="0" w:firstRowFirstColumn="0" w:firstRowLastColumn="0" w:lastRowFirstColumn="0" w:lastRowLastColumn="0"/>
-            <w:tcW w:w="9350" w:type="dxa"/>
-          </w:tcPr>
-          <w:p>
-            <w:pPr>
-              <w:rPr>
-                <w:rFonts w:ascii="Arial" w:hAnsi="Arial" w:cs="Arial"/>
-                <w:color w:val="000000" w:themeColor="text1"/>
-              </w:rPr>
-            </w:pPr>
-            <w:r>
-              <w:rPr>
-                <w:rFonts w:ascii="Arial" w:hAnsi="Arial" w:cs="Arial"/>
-                <w:b w:val="0"/>
-                <w:bCs w:val="0"/>
-                <w:color w:val="000000" w:themeColor="text1"/>
-              </w:rPr>
-              <w:t>ORDER BY last_name ASC;</w:t>
-            </w:r>
-          </w:p>
-          <w:p>
-            <w:pPr>
-              <w:rPr>
-                <w:rFonts w:ascii="Arial" w:hAnsi="Arial" w:cs="Arial"/>
-                <w:b w:val="0"/>
-                <w:bCs w:val="0"/>
-                <w:color w:val="000000" w:themeColor="text1"/>
-              </w:rPr>
-            </w:pPr>
-          </w:p>
-        </w:tc>
-      </w:tr>
-      <w:tr>
-        <w:trPr>
-          <w:cnfStyle w:val="000000100000" w:firstRow="0" w:lastRow="0" w:firstColumn="0" w:lastColumn="0" w:oddVBand="0" w:evenVBand="0" w:oddHBand="1" w:evenHBand="0" w:firstRowFirstColumn="0" w:firstRowLastColumn="0" w:lastRowFirstColumn="0" w:lastRowLastColumn="0"/>
-        </w:trPr>
-        <w:tc>
-          <w:tcPr>
-            <w:cnfStyle w:val="001000000000" w:firstRow="0" w:lastRow="0" w:firstColumn="1" w:lastColumn="0" w:oddVBand="0" w:evenVBand="0" w:oddHBand="0" w:evenHBand="0" w:firstRowFirstColumn="0" w:firstRowLastColumn="0" w:lastRowFirstColumn="0" w:lastRowLastColumn="0"/>
-            <w:tcW w:w="9350" w:type="dxa"/>
-          </w:tcPr>
-          <w:p>
-            <w:pPr>
-              <w:rPr>
-                <w:rFonts w:ascii="Arial" w:hAnsi="Arial" w:cs="Arial"/>
-                <w:b w:val="0"/>
-                <w:bCs w:val="0"/>
-                <w:color w:val="000000" w:themeColor="text1"/>
-              </w:rPr>
-            </w:pPr>
-            <w:r>
-              <w:rPr>
-                <w:b w:val="0"/>
-                <w:bCs w:val="0"/>
-                <w:noProof/>
-              </w:rPr>
-              <w:drawing>
-                <wp:inline distT="0" distB="0" distL="0" distR="0" wp14:anchorId="7F2D43CF" wp14:editId="068F5BE1">
-                  <wp:extent cx="3177815" cy="1707028"/>
-                  <wp:effectExtent l="0" t="0" r="3810" b="7620"/>
-                  <wp:docPr id="7" name="Picture 7"/>
-                  <wp:cNvGraphicFramePr>
-                    <a:graphicFrameLocks xmlns:a="http://schemas.openxmlformats.org/drawingml/2006/main" noChangeAspect="1"/>
-                  </wp:cNvGraphicFramePr>
-                  <a:graphic xmlns:a="http://schemas.openxmlformats.org/drawingml/2006/main">
-                    <a:graphicData uri="http://schemas.openxmlformats.org/drawingml/2006/picture">
-                      <pic:pic xmlns:pic="http://schemas.openxmlformats.org/drawingml/2006/picture">
-                        <pic:nvPicPr>
-                          <pic:cNvPr id="1" name=""/>
-                          <pic:cNvPicPr/>
-                        </pic:nvPicPr>
-                        <pic:blipFill>
-                          <a:blip r:embed="rId12"/>
-                          <a:stretch>
-                            <a:fillRect/>
-                          </a:stretch>
-                        </pic:blipFill>
-                        <pic:spPr>
-                          <a:xfrm>
-                            <a:off x="0" y="0"/>
-                            <a:ext cx="3177815" cy="1707028"/>
+                            <a:ext cx="3002540" cy="2019475"/>
                           </a:xfrm>
                           <a:prstGeom prst="rect">
                             <a:avLst/>
@@ -4017,16 +3927,7 @@
                 <w:bCs w:val="0"/>
                 <w:color w:val="000000" w:themeColor="text1"/>
               </w:rPr>
-              <w:t xml:space="preserve">Cách 1:  TO_CHAR </w:t>
-            </w:r>
-            <w:r>
-              <w:rPr>
-                <w:rFonts w:ascii="Arial" w:hAnsi="Arial" w:cs="Arial"/>
-                <w:b w:val="0"/>
-                <w:bCs w:val="0"/>
-                <w:color w:val="000000" w:themeColor="text1"/>
-              </w:rPr>
-              <w:t>:</w:t>
+              <w:t>Cách 1:  TO_CHAR :</w:t>
             </w:r>
           </w:p>
         </w:tc>
@@ -4141,17 +4042,13 @@
             </w:pPr>
             <w:r>
               <w:rPr>
-                <w:rFonts w:ascii="Arial" w:hAnsi="Arial" w:cs="Arial"/>
-                <w:b w:val="0"/>
-                <w:bCs w:val="0"/>
                 <w:noProof/>
-                <w:color w:val="000000" w:themeColor="text1"/>
               </w:rPr>
               <w:drawing>
-                <wp:inline distT="0" distB="0" distL="0" distR="0" wp14:anchorId="57DDCA44" wp14:editId="72A57B13">
-                  <wp:extent cx="3101609" cy="1059272"/>
-                  <wp:effectExtent l="0" t="0" r="3810" b="7620"/>
-                  <wp:docPr id="8" name="Picture 8"/>
+                <wp:inline distT="0" distB="0" distL="0" distR="0" wp14:anchorId="5549AAAE" wp14:editId="0625C53C">
+                  <wp:extent cx="3109229" cy="1280271"/>
+                  <wp:effectExtent l="0" t="0" r="0" b="0"/>
+                  <wp:docPr id="49" name="Picture 49"/>
                   <wp:cNvGraphicFramePr>
                     <a:graphicFrameLocks xmlns:a="http://schemas.openxmlformats.org/drawingml/2006/main" noChangeAspect="1"/>
                   </wp:cNvGraphicFramePr>
@@ -4163,7 +4060,7 @@
                           <pic:cNvPicPr/>
                         </pic:nvPicPr>
                         <pic:blipFill>
-                          <a:blip r:embed="rId13"/>
+                          <a:blip r:embed="rId12"/>
                           <a:stretch>
                             <a:fillRect/>
                           </a:stretch>
@@ -4171,7 +4068,7 @@
                         <pic:spPr>
                           <a:xfrm>
                             <a:off x="0" y="0"/>
-                            <a:ext cx="3101609" cy="1059272"/>
+                            <a:ext cx="3109229" cy="1280271"/>
                           </a:xfrm>
                           <a:prstGeom prst="rect">
                             <a:avLst/>
@@ -4276,6 +4173,7 @@
                 <w:bCs w:val="0"/>
                 <w:color w:val="000000" w:themeColor="text1"/>
               </w:rPr>
+              <w:lastRenderedPageBreak/>
               <w:t>FROM employees</w:t>
             </w:r>
           </w:p>
@@ -4358,18 +4256,13 @@
             </w:pPr>
             <w:r>
               <w:rPr>
-                <w:rFonts w:ascii="Arial" w:hAnsi="Arial" w:cs="Arial"/>
-                <w:b w:val="0"/>
-                <w:bCs w:val="0"/>
                 <w:noProof/>
-                <w:color w:val="000000" w:themeColor="text1"/>
-              </w:rPr>
-              <w:lastRenderedPageBreak/>
+              </w:rPr>
               <w:drawing>
-                <wp:inline distT="0" distB="0" distL="0" distR="0" wp14:anchorId="516F8914" wp14:editId="3EEAA3CD">
-                  <wp:extent cx="3154953" cy="1181202"/>
-                  <wp:effectExtent l="0" t="0" r="7620" b="0"/>
-                  <wp:docPr id="9" name="Picture 9"/>
+                <wp:inline distT="0" distB="0" distL="0" distR="0" wp14:anchorId="688A0588" wp14:editId="120320EE">
+                  <wp:extent cx="3109229" cy="1280271"/>
+                  <wp:effectExtent l="0" t="0" r="0" b="0"/>
+                  <wp:docPr id="50" name="Picture 50"/>
                   <wp:cNvGraphicFramePr>
                     <a:graphicFrameLocks xmlns:a="http://schemas.openxmlformats.org/drawingml/2006/main" noChangeAspect="1"/>
                   </wp:cNvGraphicFramePr>
@@ -4381,7 +4274,7 @@
                           <pic:cNvPicPr/>
                         </pic:nvPicPr>
                         <pic:blipFill>
-                          <a:blip r:embed="rId14"/>
+                          <a:blip r:embed="rId12"/>
                           <a:stretch>
                             <a:fillRect/>
                           </a:stretch>
@@ -4389,7 +4282,7 @@
                         <pic:spPr>
                           <a:xfrm>
                             <a:off x="0" y="0"/>
-                            <a:ext cx="3154953" cy="1181202"/>
+                            <a:ext cx="3109229" cy="1280271"/>
                           </a:xfrm>
                           <a:prstGeom prst="rect">
                             <a:avLst/>
@@ -4576,8 +4469,6 @@
             <w:r>
               <w:rPr>
                 <w:rFonts w:ascii="Arial" w:hAnsi="Arial" w:cs="Arial"/>
-                <w:b w:val="0"/>
-                <w:bCs w:val="0"/>
                 <w:noProof/>
                 <w:color w:val="000000" w:themeColor="text1"/>
               </w:rPr>
@@ -4597,7 +4488,7 @@
                           <pic:cNvPicPr/>
                         </pic:nvPicPr>
                         <pic:blipFill>
-                          <a:blip r:embed="rId15"/>
+                          <a:blip r:embed="rId13"/>
                           <a:stretch>
                             <a:fillRect/>
                           </a:stretch>
@@ -4822,17 +4713,13 @@
             </w:pPr>
             <w:r>
               <w:rPr>
-                <w:rFonts w:ascii="Arial" w:hAnsi="Arial" w:cs="Arial"/>
-                <w:b w:val="0"/>
-                <w:bCs w:val="0"/>
                 <w:noProof/>
-                <w:color w:val="000000" w:themeColor="text1"/>
               </w:rPr>
               <w:drawing>
-                <wp:inline distT="0" distB="0" distL="0" distR="0" wp14:anchorId="30BBCBE9" wp14:editId="2F8A6656">
-                  <wp:extent cx="3078747" cy="1120237"/>
-                  <wp:effectExtent l="0" t="0" r="7620" b="3810"/>
-                  <wp:docPr id="11" name="Picture 11"/>
+                <wp:inline distT="0" distB="0" distL="0" distR="0" wp14:anchorId="6A6F77A0" wp14:editId="514D1C27">
+                  <wp:extent cx="3086367" cy="1082134"/>
+                  <wp:effectExtent l="0" t="0" r="0" b="3810"/>
+                  <wp:docPr id="51" name="Picture 51"/>
                   <wp:cNvGraphicFramePr>
                     <a:graphicFrameLocks xmlns:a="http://schemas.openxmlformats.org/drawingml/2006/main" noChangeAspect="1"/>
                   </wp:cNvGraphicFramePr>
@@ -4844,7 +4731,7 @@
                           <pic:cNvPicPr/>
                         </pic:nvPicPr>
                         <pic:blipFill>
-                          <a:blip r:embed="rId16"/>
+                          <a:blip r:embed="rId14"/>
                           <a:stretch>
                             <a:fillRect/>
                           </a:stretch>
@@ -4852,7 +4739,7 @@
                         <pic:spPr>
                           <a:xfrm>
                             <a:off x="0" y="0"/>
-                            <a:ext cx="3078747" cy="1120237"/>
+                            <a:ext cx="3086367" cy="1082134"/>
                           </a:xfrm>
                           <a:prstGeom prst="rect">
                             <a:avLst/>
@@ -5043,11 +4930,10 @@
             <w:r>
               <w:rPr>
                 <w:rFonts w:ascii="Arial" w:hAnsi="Arial" w:cs="Arial"/>
-                <w:b w:val="0"/>
-                <w:bCs w:val="0"/>
                 <w:noProof/>
                 <w:color w:val="000000" w:themeColor="text1"/>
               </w:rPr>
+              <w:lastRenderedPageBreak/>
               <w:drawing>
                 <wp:inline distT="0" distB="0" distL="0" distR="0" wp14:anchorId="62B78E17" wp14:editId="36D302F0">
                   <wp:extent cx="3086367" cy="944962"/>
@@ -5064,7 +4950,7 @@
                           <pic:cNvPicPr/>
                         </pic:nvPicPr>
                         <pic:blipFill>
-                          <a:blip r:embed="rId17"/>
+                          <a:blip r:embed="rId15"/>
                           <a:stretch>
                             <a:fillRect/>
                           </a:stretch>
@@ -5130,7 +5016,6 @@
                 <w:sz w:val="24"/>
                 <w:szCs w:val="24"/>
               </w:rPr>
-              <w:lastRenderedPageBreak/>
               <w:t>Câu 9: Nhân viên mà last_name chứa cả chữ 'a' và chữ 'e'</w:t>
             </w:r>
           </w:p>
@@ -5329,8 +5214,6 @@
             <w:r>
               <w:rPr>
                 <w:rFonts w:ascii="Arial" w:hAnsi="Arial" w:cs="Arial"/>
-                <w:b w:val="0"/>
-                <w:bCs w:val="0"/>
                 <w:noProof/>
                 <w:color w:val="000000" w:themeColor="text1"/>
               </w:rPr>
@@ -5350,7 +5233,7 @@
                           <pic:cNvPicPr/>
                         </pic:nvPicPr>
                         <pic:blipFill>
-                          <a:blip r:embed="rId18"/>
+                          <a:blip r:embed="rId16"/>
                           <a:stretch>
                             <a:fillRect/>
                           </a:stretch>
@@ -5558,8 +5441,6 @@
             <w:r>
               <w:rPr>
                 <w:rFonts w:ascii="Arial" w:hAnsi="Arial" w:cs="Arial"/>
-                <w:b w:val="0"/>
-                <w:bCs w:val="0"/>
                 <w:noProof/>
               </w:rPr>
               <w:drawing>
@@ -5578,7 +5459,7 @@
                           <pic:cNvPicPr/>
                         </pic:nvPicPr>
                         <pic:blipFill>
-                          <a:blip r:embed="rId19"/>
+                          <a:blip r:embed="rId17"/>
                           <a:stretch>
                             <a:fillRect/>
                           </a:stretch>
@@ -5805,18 +5686,496 @@
             </w:pPr>
             <w:r>
               <w:rPr>
-                <w:rFonts w:ascii="Arial" w:hAnsi="Arial" w:cs="Arial"/>
-                <w:b w:val="0"/>
-                <w:bCs w:val="0"/>
                 <w:noProof/>
-                <w:color w:val="000000" w:themeColor="text1"/>
               </w:rPr>
               <w:lastRenderedPageBreak/>
               <w:drawing>
-                <wp:inline distT="0" distB="0" distL="0" distR="0" wp14:anchorId="7B731E2E" wp14:editId="0A59B2B7">
-                  <wp:extent cx="3109229" cy="2438611"/>
+                <wp:inline distT="0" distB="0" distL="0" distR="0" wp14:anchorId="479C472A" wp14:editId="51630154">
+                  <wp:extent cx="3185436" cy="2712955"/>
                   <wp:effectExtent l="0" t="0" r="0" b="0"/>
-                  <wp:docPr id="15" name="Picture 15"/>
+                  <wp:docPr id="52" name="Picture 52"/>
+                  <wp:cNvGraphicFramePr>
+                    <a:graphicFrameLocks xmlns:a="http://schemas.openxmlformats.org/drawingml/2006/main" noChangeAspect="1"/>
+                  </wp:cNvGraphicFramePr>
+                  <a:graphic xmlns:a="http://schemas.openxmlformats.org/drawingml/2006/main">
+                    <a:graphicData uri="http://schemas.openxmlformats.org/drawingml/2006/picture">
+                      <pic:pic xmlns:pic="http://schemas.openxmlformats.org/drawingml/2006/picture">
+                        <pic:nvPicPr>
+                          <pic:cNvPr id="1" name=""/>
+                          <pic:cNvPicPr/>
+                        </pic:nvPicPr>
+                        <pic:blipFill>
+                          <a:blip r:embed="rId18"/>
+                          <a:stretch>
+                            <a:fillRect/>
+                          </a:stretch>
+                        </pic:blipFill>
+                        <pic:spPr>
+                          <a:xfrm>
+                            <a:off x="0" y="0"/>
+                            <a:ext cx="3185436" cy="2712955"/>
+                          </a:xfrm>
+                          <a:prstGeom prst="rect">
+                            <a:avLst/>
+                          </a:prstGeom>
+                        </pic:spPr>
+                      </pic:pic>
+                    </a:graphicData>
+                  </a:graphic>
+                </wp:inline>
+              </w:drawing>
+            </w:r>
+          </w:p>
+        </w:tc>
+      </w:tr>
+    </w:tbl>
+    <w:p/>
+    <w:tbl>
+      <w:tblPr>
+        <w:tblStyle w:val="PlainTable4"/>
+        <w:tblW w:w="0" w:type="auto"/>
+        <w:tblBorders>
+          <w:top w:val="single" w:sz="4" w:space="0" w:color="auto"/>
+          <w:left w:val="single" w:sz="4" w:space="0" w:color="auto"/>
+          <w:bottom w:val="single" w:sz="4" w:space="0" w:color="auto"/>
+          <w:right w:val="single" w:sz="4" w:space="0" w:color="auto"/>
+        </w:tblBorders>
+        <w:tblLook w:val="04A0" w:firstRow="1" w:lastRow="0" w:firstColumn="1" w:lastColumn="0" w:noHBand="0" w:noVBand="1"/>
+      </w:tblPr>
+      <w:tblGrid>
+        <w:gridCol w:w="9350"/>
+      </w:tblGrid>
+      <w:tr>
+        <w:trPr>
+          <w:cnfStyle w:val="100000000000" w:firstRow="1" w:lastRow="0" w:firstColumn="0" w:lastColumn="0" w:oddVBand="0" w:evenVBand="0" w:oddHBand="0" w:evenHBand="0" w:firstRowFirstColumn="0" w:firstRowLastColumn="0" w:lastRowFirstColumn="0" w:lastRowLastColumn="0"/>
+        </w:trPr>
+        <w:tc>
+          <w:tcPr>
+            <w:cnfStyle w:val="001000000000" w:firstRow="0" w:lastRow="0" w:firstColumn="1" w:lastColumn="0" w:oddVBand="0" w:evenVBand="0" w:oddHBand="0" w:evenHBand="0" w:firstRowFirstColumn="0" w:firstRowLastColumn="0" w:lastRowFirstColumn="0" w:lastRowLastColumn="0"/>
+            <w:tcW w:w="9350" w:type="dxa"/>
+            <w:shd w:val="clear" w:color="auto" w:fill="A8D08D" w:themeFill="accent6" w:themeFillTint="99"/>
+          </w:tcPr>
+          <w:p>
+            <w:pPr>
+              <w:rPr>
+                <w:rFonts w:ascii="Arial" w:hAnsi="Arial" w:cs="Arial"/>
+                <w:b w:val="0"/>
+                <w:bCs w:val="0"/>
+                <w:color w:val="000000" w:themeColor="text1"/>
+                <w:sz w:val="24"/>
+                <w:szCs w:val="24"/>
+              </w:rPr>
+            </w:pPr>
+            <w:r>
+              <w:rPr>
+                <w:rFonts w:ascii="Arial" w:hAnsi="Arial" w:cs="Arial"/>
+                <w:b w:val="0"/>
+                <w:bCs w:val="0"/>
+                <w:color w:val="000000" w:themeColor="text1"/>
+                <w:sz w:val="24"/>
+                <w:szCs w:val="24"/>
+              </w:rPr>
+              <w:t>Câu 12: Tên nhân viên + chiều dài tên, bắt đầu bằng J/A/L/M, dùng INITCAP, sắp tăng dần theo tên</w:t>
+            </w:r>
+          </w:p>
+        </w:tc>
+      </w:tr>
+      <w:tr>
+        <w:trPr>
+          <w:cnfStyle w:val="000000100000" w:firstRow="0" w:lastRow="0" w:firstColumn="0" w:lastColumn="0" w:oddVBand="0" w:evenVBand="0" w:oddHBand="1" w:evenHBand="0" w:firstRowFirstColumn="0" w:firstRowLastColumn="0" w:lastRowFirstColumn="0" w:lastRowLastColumn="0"/>
+        </w:trPr>
+        <w:tc>
+          <w:tcPr>
+            <w:cnfStyle w:val="001000000000" w:firstRow="0" w:lastRow="0" w:firstColumn="1" w:lastColumn="0" w:oddVBand="0" w:evenVBand="0" w:oddHBand="0" w:evenHBand="0" w:firstRowFirstColumn="0" w:firstRowLastColumn="0" w:lastRowFirstColumn="0" w:lastRowLastColumn="0"/>
+            <w:tcW w:w="9350" w:type="dxa"/>
+          </w:tcPr>
+          <w:p>
+            <w:pPr>
+              <w:rPr>
+                <w:rFonts w:ascii="Arial" w:hAnsi="Arial" w:cs="Arial"/>
+                <w:b w:val="0"/>
+                <w:bCs w:val="0"/>
+                <w:color w:val="000000" w:themeColor="text1"/>
+              </w:rPr>
+            </w:pPr>
+            <w:r>
+              <w:rPr>
+                <w:rFonts w:ascii="Arial" w:hAnsi="Arial" w:cs="Arial"/>
+                <w:b w:val="0"/>
+                <w:bCs w:val="0"/>
+                <w:color w:val="000000" w:themeColor="text1"/>
+              </w:rPr>
+              <w:t>SELECT INITCAP(last_name) AS "Ten Nhan Vien",</w:t>
+            </w:r>
+          </w:p>
+        </w:tc>
+      </w:tr>
+      <w:tr>
+        <w:tc>
+          <w:tcPr>
+            <w:cnfStyle w:val="001000000000" w:firstRow="0" w:lastRow="0" w:firstColumn="1" w:lastColumn="0" w:oddVBand="0" w:evenVBand="0" w:oddHBand="0" w:evenHBand="0" w:firstRowFirstColumn="0" w:firstRowLastColumn="0" w:lastRowFirstColumn="0" w:lastRowLastColumn="0"/>
+            <w:tcW w:w="9350" w:type="dxa"/>
+          </w:tcPr>
+          <w:p>
+            <w:pPr>
+              <w:rPr>
+                <w:rFonts w:ascii="Arial" w:hAnsi="Arial" w:cs="Arial"/>
+                <w:b w:val="0"/>
+                <w:bCs w:val="0"/>
+                <w:color w:val="000000" w:themeColor="text1"/>
+              </w:rPr>
+            </w:pPr>
+            <w:r>
+              <w:rPr>
+                <w:rFonts w:ascii="Arial" w:hAnsi="Arial" w:cs="Arial"/>
+                <w:b w:val="0"/>
+                <w:bCs w:val="0"/>
+                <w:color w:val="000000" w:themeColor="text1"/>
+              </w:rPr>
+              <w:t xml:space="preserve">       LENGTH(last_name) AS "Chieu Dai"</w:t>
+            </w:r>
+          </w:p>
+        </w:tc>
+      </w:tr>
+      <w:tr>
+        <w:trPr>
+          <w:cnfStyle w:val="000000100000" w:firstRow="0" w:lastRow="0" w:firstColumn="0" w:lastColumn="0" w:oddVBand="0" w:evenVBand="0" w:oddHBand="1" w:evenHBand="0" w:firstRowFirstColumn="0" w:firstRowLastColumn="0" w:lastRowFirstColumn="0" w:lastRowLastColumn="0"/>
+        </w:trPr>
+        <w:tc>
+          <w:tcPr>
+            <w:cnfStyle w:val="001000000000" w:firstRow="0" w:lastRow="0" w:firstColumn="1" w:lastColumn="0" w:oddVBand="0" w:evenVBand="0" w:oddHBand="0" w:evenHBand="0" w:firstRowFirstColumn="0" w:firstRowLastColumn="0" w:lastRowFirstColumn="0" w:lastRowLastColumn="0"/>
+            <w:tcW w:w="9350" w:type="dxa"/>
+          </w:tcPr>
+          <w:p>
+            <w:pPr>
+              <w:rPr>
+                <w:rFonts w:ascii="Arial" w:hAnsi="Arial" w:cs="Arial"/>
+                <w:b w:val="0"/>
+                <w:bCs w:val="0"/>
+                <w:color w:val="000000" w:themeColor="text1"/>
+              </w:rPr>
+            </w:pPr>
+            <w:r>
+              <w:rPr>
+                <w:rFonts w:ascii="Arial" w:hAnsi="Arial" w:cs="Arial"/>
+                <w:b w:val="0"/>
+                <w:bCs w:val="0"/>
+                <w:color w:val="000000" w:themeColor="text1"/>
+              </w:rPr>
+              <w:t>FROM employees</w:t>
+            </w:r>
+          </w:p>
+        </w:tc>
+      </w:tr>
+      <w:tr>
+        <w:tc>
+          <w:tcPr>
+            <w:cnfStyle w:val="001000000000" w:firstRow="0" w:lastRow="0" w:firstColumn="1" w:lastColumn="0" w:oddVBand="0" w:evenVBand="0" w:oddHBand="0" w:evenHBand="0" w:firstRowFirstColumn="0" w:firstRowLastColumn="0" w:lastRowFirstColumn="0" w:lastRowLastColumn="0"/>
+            <w:tcW w:w="9350" w:type="dxa"/>
+          </w:tcPr>
+          <w:p>
+            <w:pPr>
+              <w:rPr>
+                <w:rFonts w:ascii="Arial" w:hAnsi="Arial" w:cs="Arial"/>
+                <w:b w:val="0"/>
+                <w:bCs w:val="0"/>
+                <w:color w:val="000000" w:themeColor="text1"/>
+              </w:rPr>
+            </w:pPr>
+            <w:r>
+              <w:rPr>
+                <w:rFonts w:ascii="Arial" w:hAnsi="Arial" w:cs="Arial"/>
+                <w:b w:val="0"/>
+                <w:bCs w:val="0"/>
+                <w:color w:val="000000" w:themeColor="text1"/>
+              </w:rPr>
+              <w:t>WHERE SUBSTR(last_name, 1, 1) IN ('J','A','L','M')</w:t>
+            </w:r>
+          </w:p>
+        </w:tc>
+      </w:tr>
+      <w:tr>
+        <w:trPr>
+          <w:cnfStyle w:val="000000100000" w:firstRow="0" w:lastRow="0" w:firstColumn="0" w:lastColumn="0" w:oddVBand="0" w:evenVBand="0" w:oddHBand="1" w:evenHBand="0" w:firstRowFirstColumn="0" w:firstRowLastColumn="0" w:lastRowFirstColumn="0" w:lastRowLastColumn="0"/>
+        </w:trPr>
+        <w:tc>
+          <w:tcPr>
+            <w:cnfStyle w:val="001000000000" w:firstRow="0" w:lastRow="0" w:firstColumn="1" w:lastColumn="0" w:oddVBand="0" w:evenVBand="0" w:oddHBand="0" w:evenHBand="0" w:firstRowFirstColumn="0" w:firstRowLastColumn="0" w:lastRowFirstColumn="0" w:lastRowLastColumn="0"/>
+            <w:tcW w:w="9350" w:type="dxa"/>
+          </w:tcPr>
+          <w:p>
+            <w:pPr>
+              <w:rPr>
+                <w:rFonts w:ascii="Arial" w:hAnsi="Arial" w:cs="Arial"/>
+                <w:b w:val="0"/>
+                <w:bCs w:val="0"/>
+                <w:color w:val="000000" w:themeColor="text1"/>
+              </w:rPr>
+            </w:pPr>
+            <w:r>
+              <w:rPr>
+                <w:rFonts w:ascii="Arial" w:hAnsi="Arial" w:cs="Arial"/>
+                <w:b w:val="0"/>
+                <w:bCs w:val="0"/>
+                <w:color w:val="000000" w:themeColor="text1"/>
+              </w:rPr>
+              <w:t>ORDER BY last_name ASC;</w:t>
+            </w:r>
+          </w:p>
+        </w:tc>
+      </w:tr>
+      <w:tr>
+        <w:tc>
+          <w:tcPr>
+            <w:cnfStyle w:val="001000000000" w:firstRow="0" w:lastRow="0" w:firstColumn="1" w:lastColumn="0" w:oddVBand="0" w:evenVBand="0" w:oddHBand="0" w:evenHBand="0" w:firstRowFirstColumn="0" w:firstRowLastColumn="0" w:lastRowFirstColumn="0" w:lastRowLastColumn="0"/>
+            <w:tcW w:w="9350" w:type="dxa"/>
+          </w:tcPr>
+          <w:p>
+            <w:pPr>
+              <w:rPr>
+                <w:rFonts w:ascii="Arial" w:hAnsi="Arial" w:cs="Arial"/>
+                <w:b w:val="0"/>
+                <w:bCs w:val="0"/>
+                <w:color w:val="000000" w:themeColor="text1"/>
+              </w:rPr>
+            </w:pPr>
+            <w:r>
+              <w:rPr>
+                <w:rFonts w:ascii="Arial" w:hAnsi="Arial" w:cs="Arial"/>
+                <w:noProof/>
+                <w:color w:val="000000" w:themeColor="text1"/>
+              </w:rPr>
+              <w:drawing>
+                <wp:inline distT="0" distB="0" distL="0" distR="0" wp14:anchorId="5A690E05" wp14:editId="0B4BBAC0">
+                  <wp:extent cx="3093988" cy="1089754"/>
+                  <wp:effectExtent l="0" t="0" r="0" b="0"/>
+                  <wp:docPr id="16" name="Picture 16"/>
+                  <wp:cNvGraphicFramePr>
+                    <a:graphicFrameLocks xmlns:a="http://schemas.openxmlformats.org/drawingml/2006/main" noChangeAspect="1"/>
+                  </wp:cNvGraphicFramePr>
+                  <a:graphic xmlns:a="http://schemas.openxmlformats.org/drawingml/2006/main">
+                    <a:graphicData uri="http://schemas.openxmlformats.org/drawingml/2006/picture">
+                      <pic:pic xmlns:pic="http://schemas.openxmlformats.org/drawingml/2006/picture">
+                        <pic:nvPicPr>
+                          <pic:cNvPr id="1" name=""/>
+                          <pic:cNvPicPr/>
+                        </pic:nvPicPr>
+                        <pic:blipFill>
+                          <a:blip r:embed="rId19"/>
+                          <a:stretch>
+                            <a:fillRect/>
+                          </a:stretch>
+                        </pic:blipFill>
+                        <pic:spPr>
+                          <a:xfrm>
+                            <a:off x="0" y="0"/>
+                            <a:ext cx="3093988" cy="1089754"/>
+                          </a:xfrm>
+                          <a:prstGeom prst="rect">
+                            <a:avLst/>
+                          </a:prstGeom>
+                        </pic:spPr>
+                      </pic:pic>
+                    </a:graphicData>
+                  </a:graphic>
+                </wp:inline>
+              </w:drawing>
+            </w:r>
+          </w:p>
+        </w:tc>
+      </w:tr>
+    </w:tbl>
+    <w:p/>
+    <w:tbl>
+      <w:tblPr>
+        <w:tblStyle w:val="PlainTable4"/>
+        <w:tblW w:w="0" w:type="auto"/>
+        <w:tblBorders>
+          <w:top w:val="single" w:sz="4" w:space="0" w:color="auto"/>
+          <w:left w:val="single" w:sz="4" w:space="0" w:color="auto"/>
+          <w:bottom w:val="single" w:sz="4" w:space="0" w:color="auto"/>
+          <w:right w:val="single" w:sz="4" w:space="0" w:color="auto"/>
+        </w:tblBorders>
+        <w:tblLook w:val="04A0" w:firstRow="1" w:lastRow="0" w:firstColumn="1" w:lastColumn="0" w:noHBand="0" w:noVBand="1"/>
+      </w:tblPr>
+      <w:tblGrid>
+        <w:gridCol w:w="9350"/>
+      </w:tblGrid>
+      <w:tr>
+        <w:trPr>
+          <w:cnfStyle w:val="100000000000" w:firstRow="1" w:lastRow="0" w:firstColumn="0" w:lastColumn="0" w:oddVBand="0" w:evenVBand="0" w:oddHBand="0" w:evenHBand="0" w:firstRowFirstColumn="0" w:firstRowLastColumn="0" w:lastRowFirstColumn="0" w:lastRowLastColumn="0"/>
+        </w:trPr>
+        <w:tc>
+          <w:tcPr>
+            <w:cnfStyle w:val="001000000000" w:firstRow="0" w:lastRow="0" w:firstColumn="1" w:lastColumn="0" w:oddVBand="0" w:evenVBand="0" w:oddHBand="0" w:evenHBand="0" w:firstRowFirstColumn="0" w:firstRowLastColumn="0" w:lastRowFirstColumn="0" w:lastRowLastColumn="0"/>
+            <w:tcW w:w="9350" w:type="dxa"/>
+            <w:shd w:val="clear" w:color="auto" w:fill="A8D08D" w:themeFill="accent6" w:themeFillTint="99"/>
+          </w:tcPr>
+          <w:p>
+            <w:pPr>
+              <w:rPr>
+                <w:rFonts w:ascii="Arial" w:hAnsi="Arial" w:cs="Arial"/>
+                <w:b w:val="0"/>
+                <w:bCs w:val="0"/>
+                <w:color w:val="000000" w:themeColor="text1"/>
+              </w:rPr>
+            </w:pPr>
+            <w:r>
+              <w:rPr>
+                <w:rFonts w:ascii="Arial" w:hAnsi="Arial" w:cs="Arial"/>
+                <w:b w:val="0"/>
+                <w:bCs w:val="0"/>
+                <w:color w:val="000000" w:themeColor="text1"/>
+                <w:sz w:val="24"/>
+                <w:szCs w:val="24"/>
+              </w:rPr>
+              <w:t xml:space="preserve">Câu 13: </w:t>
+            </w:r>
+            <w:r>
+              <w:rPr>
+                <w:rFonts w:ascii="Arial" w:hAnsi="Arial" w:cs="Arial"/>
+                <w:b w:val="0"/>
+                <w:bCs w:val="0"/>
+                <w:color w:val="000000" w:themeColor="text1"/>
+              </w:rPr>
+              <w:t>Thời gian làm việc tính theo tháng (MONTHS_BETWEEN), sắp tăng dần</w:t>
+            </w:r>
+          </w:p>
+        </w:tc>
+      </w:tr>
+      <w:tr>
+        <w:trPr>
+          <w:cnfStyle w:val="000000100000" w:firstRow="0" w:lastRow="0" w:firstColumn="0" w:lastColumn="0" w:oddVBand="0" w:evenVBand="0" w:oddHBand="1" w:evenHBand="0" w:firstRowFirstColumn="0" w:firstRowLastColumn="0" w:lastRowFirstColumn="0" w:lastRowLastColumn="0"/>
+        </w:trPr>
+        <w:tc>
+          <w:tcPr>
+            <w:cnfStyle w:val="001000000000" w:firstRow="0" w:lastRow="0" w:firstColumn="1" w:lastColumn="0" w:oddVBand="0" w:evenVBand="0" w:oddHBand="0" w:evenHBand="0" w:firstRowFirstColumn="0" w:firstRowLastColumn="0" w:lastRowFirstColumn="0" w:lastRowLastColumn="0"/>
+            <w:tcW w:w="9350" w:type="dxa"/>
+          </w:tcPr>
+          <w:p>
+            <w:pPr>
+              <w:rPr>
+                <w:rFonts w:ascii="Arial" w:hAnsi="Arial" w:cs="Arial"/>
+                <w:b w:val="0"/>
+                <w:bCs w:val="0"/>
+              </w:rPr>
+            </w:pPr>
+            <w:r>
+              <w:rPr>
+                <w:rFonts w:ascii="Arial" w:hAnsi="Arial" w:cs="Arial"/>
+                <w:b w:val="0"/>
+                <w:bCs w:val="0"/>
+              </w:rPr>
+              <w:t>SELECT last_name,</w:t>
+            </w:r>
+          </w:p>
+        </w:tc>
+      </w:tr>
+      <w:tr>
+        <w:tc>
+          <w:tcPr>
+            <w:cnfStyle w:val="001000000000" w:firstRow="0" w:lastRow="0" w:firstColumn="1" w:lastColumn="0" w:oddVBand="0" w:evenVBand="0" w:oddHBand="0" w:evenHBand="0" w:firstRowFirstColumn="0" w:firstRowLastColumn="0" w:lastRowFirstColumn="0" w:lastRowLastColumn="0"/>
+            <w:tcW w:w="9350" w:type="dxa"/>
+          </w:tcPr>
+          <w:p>
+            <w:pPr>
+              <w:rPr>
+                <w:rFonts w:ascii="Arial" w:hAnsi="Arial" w:cs="Arial"/>
+                <w:b w:val="0"/>
+                <w:bCs w:val="0"/>
+              </w:rPr>
+            </w:pPr>
+            <w:r>
+              <w:rPr>
+                <w:rFonts w:ascii="Arial" w:hAnsi="Arial" w:cs="Arial"/>
+                <w:b w:val="0"/>
+                <w:bCs w:val="0"/>
+              </w:rPr>
+              <w:t xml:space="preserve">    TRUNC(MONTHS_BETWEEN(SYSDATE, hire_date)) AS "So Thang Lam Viec"</w:t>
+            </w:r>
+          </w:p>
+        </w:tc>
+      </w:tr>
+      <w:tr>
+        <w:trPr>
+          <w:cnfStyle w:val="000000100000" w:firstRow="0" w:lastRow="0" w:firstColumn="0" w:lastColumn="0" w:oddVBand="0" w:evenVBand="0" w:oddHBand="1" w:evenHBand="0" w:firstRowFirstColumn="0" w:firstRowLastColumn="0" w:lastRowFirstColumn="0" w:lastRowLastColumn="0"/>
+        </w:trPr>
+        <w:tc>
+          <w:tcPr>
+            <w:cnfStyle w:val="001000000000" w:firstRow="0" w:lastRow="0" w:firstColumn="1" w:lastColumn="0" w:oddVBand="0" w:evenVBand="0" w:oddHBand="0" w:evenHBand="0" w:firstRowFirstColumn="0" w:firstRowLastColumn="0" w:lastRowFirstColumn="0" w:lastRowLastColumn="0"/>
+            <w:tcW w:w="9350" w:type="dxa"/>
+          </w:tcPr>
+          <w:p>
+            <w:pPr>
+              <w:rPr>
+                <w:rFonts w:ascii="Arial" w:hAnsi="Arial" w:cs="Arial"/>
+                <w:b w:val="0"/>
+                <w:bCs w:val="0"/>
+              </w:rPr>
+            </w:pPr>
+            <w:r>
+              <w:rPr>
+                <w:rFonts w:ascii="Arial" w:hAnsi="Arial" w:cs="Arial"/>
+                <w:b w:val="0"/>
+                <w:bCs w:val="0"/>
+              </w:rPr>
+              <w:t>FROM employees</w:t>
+            </w:r>
+          </w:p>
+        </w:tc>
+      </w:tr>
+      <w:tr>
+        <w:tc>
+          <w:tcPr>
+            <w:cnfStyle w:val="001000000000" w:firstRow="0" w:lastRow="0" w:firstColumn="1" w:lastColumn="0" w:oddVBand="0" w:evenVBand="0" w:oddHBand="0" w:evenHBand="0" w:firstRowFirstColumn="0" w:firstRowLastColumn="0" w:lastRowFirstColumn="0" w:lastRowLastColumn="0"/>
+            <w:tcW w:w="9350" w:type="dxa"/>
+          </w:tcPr>
+          <w:p>
+            <w:pPr>
+              <w:rPr>
+                <w:rFonts w:ascii="Arial" w:hAnsi="Arial" w:cs="Arial"/>
+                <w:b w:val="0"/>
+                <w:bCs w:val="0"/>
+              </w:rPr>
+            </w:pPr>
+            <w:r>
+              <w:rPr>
+                <w:rFonts w:ascii="Arial" w:hAnsi="Arial" w:cs="Arial"/>
+                <w:b w:val="0"/>
+                <w:bCs w:val="0"/>
+              </w:rPr>
+              <w:t>ORDER BY MONTHS_BETWEEN(SYSDATE, hire_date) ASC;</w:t>
+            </w:r>
+          </w:p>
+        </w:tc>
+      </w:tr>
+      <w:tr>
+        <w:trPr>
+          <w:cnfStyle w:val="000000100000" w:firstRow="0" w:lastRow="0" w:firstColumn="0" w:lastColumn="0" w:oddVBand="0" w:evenVBand="0" w:oddHBand="1" w:evenHBand="0" w:firstRowFirstColumn="0" w:firstRowLastColumn="0" w:lastRowFirstColumn="0" w:lastRowLastColumn="0"/>
+        </w:trPr>
+        <w:tc>
+          <w:tcPr>
+            <w:cnfStyle w:val="001000000000" w:firstRow="0" w:lastRow="0" w:firstColumn="1" w:lastColumn="0" w:oddVBand="0" w:evenVBand="0" w:oddHBand="0" w:evenHBand="0" w:firstRowFirstColumn="0" w:firstRowLastColumn="0" w:lastRowFirstColumn="0" w:lastRowLastColumn="0"/>
+            <w:tcW w:w="9350" w:type="dxa"/>
+          </w:tcPr>
+          <w:p>
+            <w:pPr>
+              <w:rPr>
+                <w:rFonts w:ascii="Arial" w:hAnsi="Arial" w:cs="Arial"/>
+                <w:b w:val="0"/>
+                <w:bCs w:val="0"/>
+              </w:rPr>
+            </w:pPr>
+            <w:r>
+              <w:rPr>
+                <w:noProof/>
+              </w:rPr>
+              <w:lastRenderedPageBreak/>
+              <w:drawing>
+                <wp:inline distT="0" distB="0" distL="0" distR="0" wp14:anchorId="5CC287F2" wp14:editId="2DE63A70">
+                  <wp:extent cx="3147333" cy="2705334"/>
+                  <wp:effectExtent l="0" t="0" r="0" b="0"/>
+                  <wp:docPr id="53" name="Picture 53"/>
                   <wp:cNvGraphicFramePr>
                     <a:graphicFrameLocks xmlns:a="http://schemas.openxmlformats.org/drawingml/2006/main" noChangeAspect="1"/>
                   </wp:cNvGraphicFramePr>
@@ -5836,494 +6195,7 @@
                         <pic:spPr>
                           <a:xfrm>
                             <a:off x="0" y="0"/>
-                            <a:ext cx="3109229" cy="2438611"/>
-                          </a:xfrm>
-                          <a:prstGeom prst="rect">
-                            <a:avLst/>
-                          </a:prstGeom>
-                        </pic:spPr>
-                      </pic:pic>
-                    </a:graphicData>
-                  </a:graphic>
-                </wp:inline>
-              </w:drawing>
-            </w:r>
-          </w:p>
-        </w:tc>
-      </w:tr>
-    </w:tbl>
-    <w:p/>
-    <w:tbl>
-      <w:tblPr>
-        <w:tblStyle w:val="PlainTable4"/>
-        <w:tblW w:w="0" w:type="auto"/>
-        <w:tblBorders>
-          <w:top w:val="single" w:sz="4" w:space="0" w:color="auto"/>
-          <w:left w:val="single" w:sz="4" w:space="0" w:color="auto"/>
-          <w:bottom w:val="single" w:sz="4" w:space="0" w:color="auto"/>
-          <w:right w:val="single" w:sz="4" w:space="0" w:color="auto"/>
-        </w:tblBorders>
-        <w:tblLook w:val="04A0" w:firstRow="1" w:lastRow="0" w:firstColumn="1" w:lastColumn="0" w:noHBand="0" w:noVBand="1"/>
-      </w:tblPr>
-      <w:tblGrid>
-        <w:gridCol w:w="9350"/>
-      </w:tblGrid>
-      <w:tr>
-        <w:trPr>
-          <w:cnfStyle w:val="100000000000" w:firstRow="1" w:lastRow="0" w:firstColumn="0" w:lastColumn="0" w:oddVBand="0" w:evenVBand="0" w:oddHBand="0" w:evenHBand="0" w:firstRowFirstColumn="0" w:firstRowLastColumn="0" w:lastRowFirstColumn="0" w:lastRowLastColumn="0"/>
-        </w:trPr>
-        <w:tc>
-          <w:tcPr>
-            <w:cnfStyle w:val="001000000000" w:firstRow="0" w:lastRow="0" w:firstColumn="1" w:lastColumn="0" w:oddVBand="0" w:evenVBand="0" w:oddHBand="0" w:evenHBand="0" w:firstRowFirstColumn="0" w:firstRowLastColumn="0" w:lastRowFirstColumn="0" w:lastRowLastColumn="0"/>
-            <w:tcW w:w="9350" w:type="dxa"/>
-            <w:shd w:val="clear" w:color="auto" w:fill="A8D08D" w:themeFill="accent6" w:themeFillTint="99"/>
-          </w:tcPr>
-          <w:p>
-            <w:pPr>
-              <w:rPr>
-                <w:rFonts w:ascii="Arial" w:hAnsi="Arial" w:cs="Arial"/>
-                <w:b w:val="0"/>
-                <w:bCs w:val="0"/>
-                <w:color w:val="000000" w:themeColor="text1"/>
-                <w:sz w:val="24"/>
-                <w:szCs w:val="24"/>
-              </w:rPr>
-            </w:pPr>
-            <w:r>
-              <w:rPr>
-                <w:rFonts w:ascii="Arial" w:hAnsi="Arial" w:cs="Arial"/>
-                <w:b w:val="0"/>
-                <w:bCs w:val="0"/>
-                <w:color w:val="000000" w:themeColor="text1"/>
-                <w:sz w:val="24"/>
-                <w:szCs w:val="24"/>
-              </w:rPr>
-              <w:t>Câu 12: Tên nhân viên + chiều dài tên, bắt đầu bằng J/A/L/M, dùng INITCAP, sắp tăng dần theo tên</w:t>
-            </w:r>
-          </w:p>
-        </w:tc>
-      </w:tr>
-      <w:tr>
-        <w:trPr>
-          <w:cnfStyle w:val="000000100000" w:firstRow="0" w:lastRow="0" w:firstColumn="0" w:lastColumn="0" w:oddVBand="0" w:evenVBand="0" w:oddHBand="1" w:evenHBand="0" w:firstRowFirstColumn="0" w:firstRowLastColumn="0" w:lastRowFirstColumn="0" w:lastRowLastColumn="0"/>
-        </w:trPr>
-        <w:tc>
-          <w:tcPr>
-            <w:cnfStyle w:val="001000000000" w:firstRow="0" w:lastRow="0" w:firstColumn="1" w:lastColumn="0" w:oddVBand="0" w:evenVBand="0" w:oddHBand="0" w:evenHBand="0" w:firstRowFirstColumn="0" w:firstRowLastColumn="0" w:lastRowFirstColumn="0" w:lastRowLastColumn="0"/>
-            <w:tcW w:w="9350" w:type="dxa"/>
-          </w:tcPr>
-          <w:p>
-            <w:pPr>
-              <w:rPr>
-                <w:rFonts w:ascii="Arial" w:hAnsi="Arial" w:cs="Arial"/>
-                <w:b w:val="0"/>
-                <w:bCs w:val="0"/>
-                <w:color w:val="000000" w:themeColor="text1"/>
-              </w:rPr>
-            </w:pPr>
-            <w:r>
-              <w:rPr>
-                <w:rFonts w:ascii="Arial" w:hAnsi="Arial" w:cs="Arial"/>
-                <w:b w:val="0"/>
-                <w:bCs w:val="0"/>
-                <w:color w:val="000000" w:themeColor="text1"/>
-              </w:rPr>
-              <w:t>SELECT INITCAP(last_name) AS "Ten Nhan Vien",</w:t>
-            </w:r>
-          </w:p>
-        </w:tc>
-      </w:tr>
-      <w:tr>
-        <w:tc>
-          <w:tcPr>
-            <w:cnfStyle w:val="001000000000" w:firstRow="0" w:lastRow="0" w:firstColumn="1" w:lastColumn="0" w:oddVBand="0" w:evenVBand="0" w:oddHBand="0" w:evenHBand="0" w:firstRowFirstColumn="0" w:firstRowLastColumn="0" w:lastRowFirstColumn="0" w:lastRowLastColumn="0"/>
-            <w:tcW w:w="9350" w:type="dxa"/>
-          </w:tcPr>
-          <w:p>
-            <w:pPr>
-              <w:rPr>
-                <w:rFonts w:ascii="Arial" w:hAnsi="Arial" w:cs="Arial"/>
-                <w:b w:val="0"/>
-                <w:bCs w:val="0"/>
-                <w:color w:val="000000" w:themeColor="text1"/>
-              </w:rPr>
-            </w:pPr>
-            <w:r>
-              <w:rPr>
-                <w:rFonts w:ascii="Arial" w:hAnsi="Arial" w:cs="Arial"/>
-                <w:b w:val="0"/>
-                <w:bCs w:val="0"/>
-                <w:color w:val="000000" w:themeColor="text1"/>
-              </w:rPr>
-              <w:t xml:space="preserve">       LENGTH(last_name) AS "Chieu Dai"</w:t>
-            </w:r>
-          </w:p>
-        </w:tc>
-      </w:tr>
-      <w:tr>
-        <w:trPr>
-          <w:cnfStyle w:val="000000100000" w:firstRow="0" w:lastRow="0" w:firstColumn="0" w:lastColumn="0" w:oddVBand="0" w:evenVBand="0" w:oddHBand="1" w:evenHBand="0" w:firstRowFirstColumn="0" w:firstRowLastColumn="0" w:lastRowFirstColumn="0" w:lastRowLastColumn="0"/>
-        </w:trPr>
-        <w:tc>
-          <w:tcPr>
-            <w:cnfStyle w:val="001000000000" w:firstRow="0" w:lastRow="0" w:firstColumn="1" w:lastColumn="0" w:oddVBand="0" w:evenVBand="0" w:oddHBand="0" w:evenHBand="0" w:firstRowFirstColumn="0" w:firstRowLastColumn="0" w:lastRowFirstColumn="0" w:lastRowLastColumn="0"/>
-            <w:tcW w:w="9350" w:type="dxa"/>
-          </w:tcPr>
-          <w:p>
-            <w:pPr>
-              <w:rPr>
-                <w:rFonts w:ascii="Arial" w:hAnsi="Arial" w:cs="Arial"/>
-                <w:b w:val="0"/>
-                <w:bCs w:val="0"/>
-                <w:color w:val="000000" w:themeColor="text1"/>
-              </w:rPr>
-            </w:pPr>
-            <w:r>
-              <w:rPr>
-                <w:rFonts w:ascii="Arial" w:hAnsi="Arial" w:cs="Arial"/>
-                <w:b w:val="0"/>
-                <w:bCs w:val="0"/>
-                <w:color w:val="000000" w:themeColor="text1"/>
-              </w:rPr>
-              <w:t>FROM employees</w:t>
-            </w:r>
-          </w:p>
-        </w:tc>
-      </w:tr>
-      <w:tr>
-        <w:tc>
-          <w:tcPr>
-            <w:cnfStyle w:val="001000000000" w:firstRow="0" w:lastRow="0" w:firstColumn="1" w:lastColumn="0" w:oddVBand="0" w:evenVBand="0" w:oddHBand="0" w:evenHBand="0" w:firstRowFirstColumn="0" w:firstRowLastColumn="0" w:lastRowFirstColumn="0" w:lastRowLastColumn="0"/>
-            <w:tcW w:w="9350" w:type="dxa"/>
-          </w:tcPr>
-          <w:p>
-            <w:pPr>
-              <w:rPr>
-                <w:rFonts w:ascii="Arial" w:hAnsi="Arial" w:cs="Arial"/>
-                <w:b w:val="0"/>
-                <w:bCs w:val="0"/>
-                <w:color w:val="000000" w:themeColor="text1"/>
-              </w:rPr>
-            </w:pPr>
-            <w:r>
-              <w:rPr>
-                <w:rFonts w:ascii="Arial" w:hAnsi="Arial" w:cs="Arial"/>
-                <w:b w:val="0"/>
-                <w:bCs w:val="0"/>
-                <w:color w:val="000000" w:themeColor="text1"/>
-              </w:rPr>
-              <w:t>WHERE SUBSTR(last_name, 1, 1) IN ('J','A','L','M')</w:t>
-            </w:r>
-          </w:p>
-        </w:tc>
-      </w:tr>
-      <w:tr>
-        <w:trPr>
-          <w:cnfStyle w:val="000000100000" w:firstRow="0" w:lastRow="0" w:firstColumn="0" w:lastColumn="0" w:oddVBand="0" w:evenVBand="0" w:oddHBand="1" w:evenHBand="0" w:firstRowFirstColumn="0" w:firstRowLastColumn="0" w:lastRowFirstColumn="0" w:lastRowLastColumn="0"/>
-        </w:trPr>
-        <w:tc>
-          <w:tcPr>
-            <w:cnfStyle w:val="001000000000" w:firstRow="0" w:lastRow="0" w:firstColumn="1" w:lastColumn="0" w:oddVBand="0" w:evenVBand="0" w:oddHBand="0" w:evenHBand="0" w:firstRowFirstColumn="0" w:firstRowLastColumn="0" w:lastRowFirstColumn="0" w:lastRowLastColumn="0"/>
-            <w:tcW w:w="9350" w:type="dxa"/>
-          </w:tcPr>
-          <w:p>
-            <w:pPr>
-              <w:rPr>
-                <w:rFonts w:ascii="Arial" w:hAnsi="Arial" w:cs="Arial"/>
-                <w:b w:val="0"/>
-                <w:bCs w:val="0"/>
-                <w:color w:val="000000" w:themeColor="text1"/>
-              </w:rPr>
-            </w:pPr>
-            <w:r>
-              <w:rPr>
-                <w:rFonts w:ascii="Arial" w:hAnsi="Arial" w:cs="Arial"/>
-                <w:b w:val="0"/>
-                <w:bCs w:val="0"/>
-                <w:color w:val="000000" w:themeColor="text1"/>
-              </w:rPr>
-              <w:t>ORDER BY last_name ASC;</w:t>
-            </w:r>
-          </w:p>
-        </w:tc>
-      </w:tr>
-      <w:tr>
-        <w:tc>
-          <w:tcPr>
-            <w:cnfStyle w:val="001000000000" w:firstRow="0" w:lastRow="0" w:firstColumn="1" w:lastColumn="0" w:oddVBand="0" w:evenVBand="0" w:oddHBand="0" w:evenHBand="0" w:firstRowFirstColumn="0" w:firstRowLastColumn="0" w:lastRowFirstColumn="0" w:lastRowLastColumn="0"/>
-            <w:tcW w:w="9350" w:type="dxa"/>
-          </w:tcPr>
-          <w:p>
-            <w:pPr>
-              <w:rPr>
-                <w:rFonts w:ascii="Arial" w:hAnsi="Arial" w:cs="Arial"/>
-                <w:b w:val="0"/>
-                <w:bCs w:val="0"/>
-                <w:color w:val="000000" w:themeColor="text1"/>
-              </w:rPr>
-            </w:pPr>
-            <w:r>
-              <w:rPr>
-                <w:rFonts w:ascii="Arial" w:hAnsi="Arial" w:cs="Arial"/>
-                <w:b w:val="0"/>
-                <w:bCs w:val="0"/>
-                <w:noProof/>
-                <w:color w:val="000000" w:themeColor="text1"/>
-              </w:rPr>
-              <w:drawing>
-                <wp:inline distT="0" distB="0" distL="0" distR="0" wp14:anchorId="5A690E05" wp14:editId="0B4BBAC0">
-                  <wp:extent cx="3093988" cy="1089754"/>
-                  <wp:effectExtent l="0" t="0" r="0" b="0"/>
-                  <wp:docPr id="16" name="Picture 16"/>
-                  <wp:cNvGraphicFramePr>
-                    <a:graphicFrameLocks xmlns:a="http://schemas.openxmlformats.org/drawingml/2006/main" noChangeAspect="1"/>
-                  </wp:cNvGraphicFramePr>
-                  <a:graphic xmlns:a="http://schemas.openxmlformats.org/drawingml/2006/main">
-                    <a:graphicData uri="http://schemas.openxmlformats.org/drawingml/2006/picture">
-                      <pic:pic xmlns:pic="http://schemas.openxmlformats.org/drawingml/2006/picture">
-                        <pic:nvPicPr>
-                          <pic:cNvPr id="1" name=""/>
-                          <pic:cNvPicPr/>
-                        </pic:nvPicPr>
-                        <pic:blipFill>
-                          <a:blip r:embed="rId21"/>
-                          <a:stretch>
-                            <a:fillRect/>
-                          </a:stretch>
-                        </pic:blipFill>
-                        <pic:spPr>
-                          <a:xfrm>
-                            <a:off x="0" y="0"/>
-                            <a:ext cx="3093988" cy="1089754"/>
-                          </a:xfrm>
-                          <a:prstGeom prst="rect">
-                            <a:avLst/>
-                          </a:prstGeom>
-                        </pic:spPr>
-                      </pic:pic>
-                    </a:graphicData>
-                  </a:graphic>
-                </wp:inline>
-              </w:drawing>
-            </w:r>
-          </w:p>
-        </w:tc>
-      </w:tr>
-    </w:tbl>
-    <w:p/>
-    <w:tbl>
-      <w:tblPr>
-        <w:tblStyle w:val="PlainTable4"/>
-        <w:tblW w:w="0" w:type="auto"/>
-        <w:tblBorders>
-          <w:top w:val="single" w:sz="4" w:space="0" w:color="auto"/>
-          <w:left w:val="single" w:sz="4" w:space="0" w:color="auto"/>
-          <w:bottom w:val="single" w:sz="4" w:space="0" w:color="auto"/>
-          <w:right w:val="single" w:sz="4" w:space="0" w:color="auto"/>
-        </w:tblBorders>
-        <w:tblLook w:val="04A0" w:firstRow="1" w:lastRow="0" w:firstColumn="1" w:lastColumn="0" w:noHBand="0" w:noVBand="1"/>
-      </w:tblPr>
-      <w:tblGrid>
-        <w:gridCol w:w="9350"/>
-      </w:tblGrid>
-      <w:tr>
-        <w:trPr>
-          <w:cnfStyle w:val="100000000000" w:firstRow="1" w:lastRow="0" w:firstColumn="0" w:lastColumn="0" w:oddVBand="0" w:evenVBand="0" w:oddHBand="0" w:evenHBand="0" w:firstRowFirstColumn="0" w:firstRowLastColumn="0" w:lastRowFirstColumn="0" w:lastRowLastColumn="0"/>
-        </w:trPr>
-        <w:tc>
-          <w:tcPr>
-            <w:cnfStyle w:val="001000000000" w:firstRow="0" w:lastRow="0" w:firstColumn="1" w:lastColumn="0" w:oddVBand="0" w:evenVBand="0" w:oddHBand="0" w:evenHBand="0" w:firstRowFirstColumn="0" w:firstRowLastColumn="0" w:lastRowFirstColumn="0" w:lastRowLastColumn="0"/>
-            <w:tcW w:w="9350" w:type="dxa"/>
-            <w:shd w:val="clear" w:color="auto" w:fill="A8D08D" w:themeFill="accent6" w:themeFillTint="99"/>
-          </w:tcPr>
-          <w:p>
-            <w:pPr>
-              <w:rPr>
-                <w:rFonts w:ascii="Arial" w:hAnsi="Arial" w:cs="Arial"/>
-                <w:b w:val="0"/>
-                <w:bCs w:val="0"/>
-                <w:color w:val="000000" w:themeColor="text1"/>
-              </w:rPr>
-            </w:pPr>
-            <w:r>
-              <w:rPr>
-                <w:rFonts w:ascii="Arial" w:hAnsi="Arial" w:cs="Arial"/>
-                <w:b w:val="0"/>
-                <w:bCs w:val="0"/>
-                <w:color w:val="000000" w:themeColor="text1"/>
-                <w:sz w:val="24"/>
-                <w:szCs w:val="24"/>
-              </w:rPr>
-              <w:t xml:space="preserve">Câu 13: </w:t>
-            </w:r>
-            <w:r>
-              <w:rPr>
-                <w:rFonts w:ascii="Arial" w:hAnsi="Arial" w:cs="Arial"/>
-                <w:b w:val="0"/>
-                <w:bCs w:val="0"/>
-                <w:color w:val="000000" w:themeColor="text1"/>
-              </w:rPr>
-              <w:t>Thời gian làm việc tính theo tháng (MONTHS_BETWEEN), sắp tăng dần</w:t>
-            </w:r>
-          </w:p>
-        </w:tc>
-      </w:tr>
-      <w:tr>
-        <w:trPr>
-          <w:cnfStyle w:val="000000100000" w:firstRow="0" w:lastRow="0" w:firstColumn="0" w:lastColumn="0" w:oddVBand="0" w:evenVBand="0" w:oddHBand="1" w:evenHBand="0" w:firstRowFirstColumn="0" w:firstRowLastColumn="0" w:lastRowFirstColumn="0" w:lastRowLastColumn="0"/>
-        </w:trPr>
-        <w:tc>
-          <w:tcPr>
-            <w:cnfStyle w:val="001000000000" w:firstRow="0" w:lastRow="0" w:firstColumn="1" w:lastColumn="0" w:oddVBand="0" w:evenVBand="0" w:oddHBand="0" w:evenHBand="0" w:firstRowFirstColumn="0" w:firstRowLastColumn="0" w:lastRowFirstColumn="0" w:lastRowLastColumn="0"/>
-            <w:tcW w:w="9350" w:type="dxa"/>
-          </w:tcPr>
-          <w:p>
-            <w:pPr>
-              <w:rPr>
-                <w:rFonts w:ascii="Arial" w:hAnsi="Arial" w:cs="Arial"/>
-                <w:b w:val="0"/>
-                <w:bCs w:val="0"/>
-              </w:rPr>
-            </w:pPr>
-            <w:r>
-              <w:rPr>
-                <w:rFonts w:ascii="Arial" w:hAnsi="Arial" w:cs="Arial"/>
-                <w:b w:val="0"/>
-                <w:bCs w:val="0"/>
-              </w:rPr>
-              <w:t>SELECT last_name,</w:t>
-            </w:r>
-          </w:p>
-        </w:tc>
-      </w:tr>
-      <w:tr>
-        <w:tc>
-          <w:tcPr>
-            <w:cnfStyle w:val="001000000000" w:firstRow="0" w:lastRow="0" w:firstColumn="1" w:lastColumn="0" w:oddVBand="0" w:evenVBand="0" w:oddHBand="0" w:evenHBand="0" w:firstRowFirstColumn="0" w:firstRowLastColumn="0" w:lastRowFirstColumn="0" w:lastRowLastColumn="0"/>
-            <w:tcW w:w="9350" w:type="dxa"/>
-          </w:tcPr>
-          <w:p>
-            <w:pPr>
-              <w:rPr>
-                <w:rFonts w:ascii="Arial" w:hAnsi="Arial" w:cs="Arial"/>
-                <w:b w:val="0"/>
-                <w:bCs w:val="0"/>
-              </w:rPr>
-            </w:pPr>
-            <w:r>
-              <w:rPr>
-                <w:rFonts w:ascii="Arial" w:hAnsi="Arial" w:cs="Arial"/>
-                <w:b w:val="0"/>
-                <w:bCs w:val="0"/>
-              </w:rPr>
-              <w:t xml:space="preserve">    TRUNC(MONTHS_BETWEEN(SYSDATE, hire_date)) AS "So Thang Lam Viec"</w:t>
-            </w:r>
-          </w:p>
-        </w:tc>
-      </w:tr>
-      <w:tr>
-        <w:trPr>
-          <w:cnfStyle w:val="000000100000" w:firstRow="0" w:lastRow="0" w:firstColumn="0" w:lastColumn="0" w:oddVBand="0" w:evenVBand="0" w:oddHBand="1" w:evenHBand="0" w:firstRowFirstColumn="0" w:firstRowLastColumn="0" w:lastRowFirstColumn="0" w:lastRowLastColumn="0"/>
-        </w:trPr>
-        <w:tc>
-          <w:tcPr>
-            <w:cnfStyle w:val="001000000000" w:firstRow="0" w:lastRow="0" w:firstColumn="1" w:lastColumn="0" w:oddVBand="0" w:evenVBand="0" w:oddHBand="0" w:evenHBand="0" w:firstRowFirstColumn="0" w:firstRowLastColumn="0" w:lastRowFirstColumn="0" w:lastRowLastColumn="0"/>
-            <w:tcW w:w="9350" w:type="dxa"/>
-          </w:tcPr>
-          <w:p>
-            <w:pPr>
-              <w:rPr>
-                <w:rFonts w:ascii="Arial" w:hAnsi="Arial" w:cs="Arial"/>
-                <w:b w:val="0"/>
-                <w:bCs w:val="0"/>
-              </w:rPr>
-            </w:pPr>
-            <w:r>
-              <w:rPr>
-                <w:rFonts w:ascii="Arial" w:hAnsi="Arial" w:cs="Arial"/>
-                <w:b w:val="0"/>
-                <w:bCs w:val="0"/>
-              </w:rPr>
-              <w:t>FROM employees</w:t>
-            </w:r>
-          </w:p>
-        </w:tc>
-      </w:tr>
-      <w:tr>
-        <w:tc>
-          <w:tcPr>
-            <w:cnfStyle w:val="001000000000" w:firstRow="0" w:lastRow="0" w:firstColumn="1" w:lastColumn="0" w:oddVBand="0" w:evenVBand="0" w:oddHBand="0" w:evenHBand="0" w:firstRowFirstColumn="0" w:firstRowLastColumn="0" w:lastRowFirstColumn="0" w:lastRowLastColumn="0"/>
-            <w:tcW w:w="9350" w:type="dxa"/>
-          </w:tcPr>
-          <w:p>
-            <w:pPr>
-              <w:rPr>
-                <w:rFonts w:ascii="Arial" w:hAnsi="Arial" w:cs="Arial"/>
-                <w:b w:val="0"/>
-                <w:bCs w:val="0"/>
-              </w:rPr>
-            </w:pPr>
-            <w:r>
-              <w:rPr>
-                <w:rFonts w:ascii="Arial" w:hAnsi="Arial" w:cs="Arial"/>
-                <w:b w:val="0"/>
-                <w:bCs w:val="0"/>
-              </w:rPr>
-              <w:t>ORDER BY MONTHS_BETWEEN(SYSDATE, hire_date) ASC;</w:t>
-            </w:r>
-          </w:p>
-        </w:tc>
-      </w:tr>
-      <w:tr>
-        <w:trPr>
-          <w:cnfStyle w:val="000000100000" w:firstRow="0" w:lastRow="0" w:firstColumn="0" w:lastColumn="0" w:oddVBand="0" w:evenVBand="0" w:oddHBand="1" w:evenHBand="0" w:firstRowFirstColumn="0" w:firstRowLastColumn="0" w:lastRowFirstColumn="0" w:lastRowLastColumn="0"/>
-        </w:trPr>
-        <w:tc>
-          <w:tcPr>
-            <w:cnfStyle w:val="001000000000" w:firstRow="0" w:lastRow="0" w:firstColumn="1" w:lastColumn="0" w:oddVBand="0" w:evenVBand="0" w:oddHBand="0" w:evenHBand="0" w:firstRowFirstColumn="0" w:firstRowLastColumn="0" w:lastRowFirstColumn="0" w:lastRowLastColumn="0"/>
-            <w:tcW w:w="9350" w:type="dxa"/>
-          </w:tcPr>
-          <w:p>
-            <w:pPr>
-              <w:rPr>
-                <w:rFonts w:ascii="Arial" w:hAnsi="Arial" w:cs="Arial"/>
-                <w:b w:val="0"/>
-                <w:bCs w:val="0"/>
-              </w:rPr>
-            </w:pPr>
-            <w:r>
-              <w:rPr>
-                <w:rFonts w:ascii="Arial" w:hAnsi="Arial" w:cs="Arial"/>
-                <w:b w:val="0"/>
-                <w:bCs w:val="0"/>
-                <w:noProof/>
-              </w:rPr>
-              <w:lastRenderedPageBreak/>
-              <w:drawing>
-                <wp:inline distT="0" distB="0" distL="0" distR="0" wp14:anchorId="5AE8E463" wp14:editId="338E8D19">
-                  <wp:extent cx="3048264" cy="2461473"/>
-                  <wp:effectExtent l="0" t="0" r="0" b="0"/>
-                  <wp:docPr id="17" name="Picture 17"/>
-                  <wp:cNvGraphicFramePr>
-                    <a:graphicFrameLocks xmlns:a="http://schemas.openxmlformats.org/drawingml/2006/main" noChangeAspect="1"/>
-                  </wp:cNvGraphicFramePr>
-                  <a:graphic xmlns:a="http://schemas.openxmlformats.org/drawingml/2006/main">
-                    <a:graphicData uri="http://schemas.openxmlformats.org/drawingml/2006/picture">
-                      <pic:pic xmlns:pic="http://schemas.openxmlformats.org/drawingml/2006/picture">
-                        <pic:nvPicPr>
-                          <pic:cNvPr id="1" name=""/>
-                          <pic:cNvPicPr/>
-                        </pic:nvPicPr>
-                        <pic:blipFill>
-                          <a:blip r:embed="rId22"/>
-                          <a:stretch>
-                            <a:fillRect/>
-                          </a:stretch>
-                        </pic:blipFill>
-                        <pic:spPr>
-                          <a:xfrm>
-                            <a:off x="0" y="0"/>
-                            <a:ext cx="3048264" cy="2461473"/>
+                            <a:ext cx="3147333" cy="2705334"/>
                           </a:xfrm>
                           <a:prstGeom prst="rect">
                             <a:avLst/>
@@ -6530,17 +6402,13 @@
             </w:pPr>
             <w:r>
               <w:rPr>
-                <w:rFonts w:ascii="Arial" w:hAnsi="Arial" w:cs="Arial"/>
-                <w:b w:val="0"/>
-                <w:bCs w:val="0"/>
                 <w:noProof/>
-                <w:color w:val="000000" w:themeColor="text1"/>
               </w:rPr>
               <w:drawing>
-                <wp:inline distT="0" distB="0" distL="0" distR="0" wp14:anchorId="720B8574" wp14:editId="3F0BB88D">
-                  <wp:extent cx="3894157" cy="2430991"/>
-                  <wp:effectExtent l="0" t="0" r="0" b="7620"/>
-                  <wp:docPr id="18" name="Picture 18"/>
+                <wp:inline distT="0" distB="0" distL="0" distR="0" wp14:anchorId="286D1A03" wp14:editId="7C8BB94E">
+                  <wp:extent cx="4069433" cy="2682472"/>
+                  <wp:effectExtent l="0" t="0" r="7620" b="3810"/>
+                  <wp:docPr id="54" name="Picture 54"/>
                   <wp:cNvGraphicFramePr>
                     <a:graphicFrameLocks xmlns:a="http://schemas.openxmlformats.org/drawingml/2006/main" noChangeAspect="1"/>
                   </wp:cNvGraphicFramePr>
@@ -6552,7 +6420,7 @@
                           <pic:cNvPicPr/>
                         </pic:nvPicPr>
                         <pic:blipFill>
-                          <a:blip r:embed="rId23"/>
+                          <a:blip r:embed="rId21"/>
                           <a:stretch>
                             <a:fillRect/>
                           </a:stretch>
@@ -6560,7 +6428,7 @@
                         <pic:spPr>
                           <a:xfrm>
                             <a:off x="0" y="0"/>
-                            <a:ext cx="3894157" cy="2430991"/>
+                            <a:ext cx="4069433" cy="2682472"/>
                           </a:xfrm>
                           <a:prstGeom prst="rect">
                             <a:avLst/>
@@ -6660,16 +6528,7 @@
                 <w:bCs w:val="0"/>
                 <w:color w:val="000000" w:themeColor="text1"/>
               </w:rPr>
-              <w:t>Cách 1: Dùng CASE</w:t>
-            </w:r>
-            <w:r>
-              <w:rPr>
-                <w:rFonts w:ascii="Arial" w:hAnsi="Arial" w:cs="Arial"/>
-                <w:b w:val="0"/>
-                <w:bCs w:val="0"/>
-                <w:color w:val="000000" w:themeColor="text1"/>
-              </w:rPr>
-              <w:t>:</w:t>
+              <w:t>Cách 1: Dùng CASE:</w:t>
             </w:r>
           </w:p>
         </w:tc>
@@ -6810,6 +6669,7 @@
                 <w:bCs w:val="0"/>
                 <w:color w:val="000000" w:themeColor="text1"/>
               </w:rPr>
+              <w:lastRenderedPageBreak/>
               <w:t>FROM employees;</w:t>
             </w:r>
           </w:p>
@@ -6835,18 +6695,13 @@
             </w:pPr>
             <w:r>
               <w:rPr>
-                <w:rFonts w:ascii="Arial" w:hAnsi="Arial" w:cs="Arial"/>
-                <w:b w:val="0"/>
-                <w:bCs w:val="0"/>
                 <w:noProof/>
-                <w:color w:val="000000" w:themeColor="text1"/>
-              </w:rPr>
-              <w:lastRenderedPageBreak/>
+              </w:rPr>
               <w:drawing>
-                <wp:inline distT="0" distB="0" distL="0" distR="0" wp14:anchorId="53544B6E" wp14:editId="63DE8BBB">
-                  <wp:extent cx="3101609" cy="2446232"/>
-                  <wp:effectExtent l="0" t="0" r="3810" b="0"/>
-                  <wp:docPr id="19" name="Picture 19"/>
+                <wp:inline distT="0" distB="0" distL="0" distR="0" wp14:anchorId="49BFEC4A" wp14:editId="62D89F62">
+                  <wp:extent cx="3170195" cy="2796782"/>
+                  <wp:effectExtent l="0" t="0" r="0" b="3810"/>
+                  <wp:docPr id="55" name="Picture 55"/>
                   <wp:cNvGraphicFramePr>
                     <a:graphicFrameLocks xmlns:a="http://schemas.openxmlformats.org/drawingml/2006/main" noChangeAspect="1"/>
                   </wp:cNvGraphicFramePr>
@@ -6858,7 +6713,7 @@
                           <pic:cNvPicPr/>
                         </pic:nvPicPr>
                         <pic:blipFill>
-                          <a:blip r:embed="rId24"/>
+                          <a:blip r:embed="rId22"/>
                           <a:stretch>
                             <a:fillRect/>
                           </a:stretch>
@@ -6866,7 +6721,7 @@
                         <pic:spPr>
                           <a:xfrm>
                             <a:off x="0" y="0"/>
-                            <a:ext cx="3101609" cy="2446232"/>
+                            <a:ext cx="3170195" cy="2796782"/>
                           </a:xfrm>
                           <a:prstGeom prst="rect">
                             <a:avLst/>
@@ -7018,17 +6873,13 @@
             </w:pPr>
             <w:r>
               <w:rPr>
-                <w:rFonts w:ascii="Arial" w:hAnsi="Arial" w:cs="Arial"/>
-                <w:b w:val="0"/>
-                <w:bCs w:val="0"/>
                 <w:noProof/>
-                <w:color w:val="000000" w:themeColor="text1"/>
               </w:rPr>
               <w:drawing>
-                <wp:inline distT="0" distB="0" distL="0" distR="0" wp14:anchorId="6BA37DCA" wp14:editId="7A1DAE0F">
-                  <wp:extent cx="3055885" cy="2484335"/>
-                  <wp:effectExtent l="0" t="0" r="0" b="0"/>
-                  <wp:docPr id="20" name="Picture 20"/>
+                <wp:inline distT="0" distB="0" distL="0" distR="0" wp14:anchorId="70DF3485" wp14:editId="3DEEBCCA">
+                  <wp:extent cx="3170195" cy="2796782"/>
+                  <wp:effectExtent l="0" t="0" r="0" b="3810"/>
+                  <wp:docPr id="56" name="Picture 56"/>
                   <wp:cNvGraphicFramePr>
                     <a:graphicFrameLocks xmlns:a="http://schemas.openxmlformats.org/drawingml/2006/main" noChangeAspect="1"/>
                   </wp:cNvGraphicFramePr>
@@ -7040,7 +6891,7 @@
                           <pic:cNvPicPr/>
                         </pic:nvPicPr>
                         <pic:blipFill>
-                          <a:blip r:embed="rId25"/>
+                          <a:blip r:embed="rId22"/>
                           <a:stretch>
                             <a:fillRect/>
                           </a:stretch>
@@ -7048,7 +6899,7 @@
                         <pic:spPr>
                           <a:xfrm>
                             <a:off x="0" y="0"/>
-                            <a:ext cx="3055885" cy="2484335"/>
+                            <a:ext cx="3170195" cy="2796782"/>
                           </a:xfrm>
                           <a:prstGeom prst="rect">
                             <a:avLst/>
@@ -7151,16 +7002,7 @@
                 <w:bCs w:val="0"/>
                 <w:color w:val="000000" w:themeColor="text1"/>
               </w:rPr>
-              <w:t>Cách 1: DECODE</w:t>
-            </w:r>
-            <w:r>
-              <w:rPr>
-                <w:rFonts w:ascii="Arial" w:hAnsi="Arial" w:cs="Arial"/>
-                <w:b w:val="0"/>
-                <w:bCs w:val="0"/>
-                <w:color w:val="000000" w:themeColor="text1"/>
-              </w:rPr>
-              <w:t>:</w:t>
+              <w:t>Cách 1: DECODE:</w:t>
             </w:r>
           </w:p>
         </w:tc>
@@ -7247,6 +7089,7 @@
                 <w:bCs w:val="0"/>
                 <w:color w:val="000000" w:themeColor="text1"/>
               </w:rPr>
+              <w:lastRenderedPageBreak/>
               <w:t xml:space="preserve">        'AD_PRES',  'A',</w:t>
             </w:r>
           </w:p>
@@ -7337,7 +7180,6 @@
                 <w:bCs w:val="0"/>
                 <w:color w:val="000000" w:themeColor="text1"/>
               </w:rPr>
-              <w:lastRenderedPageBreak/>
               <w:t xml:space="preserve">        'SA_REP',   'D',</w:t>
             </w:r>
           </w:p>
@@ -7451,17 +7293,13 @@
             </w:pPr>
             <w:r>
               <w:rPr>
-                <w:rFonts w:ascii="Arial" w:hAnsi="Arial" w:cs="Arial"/>
-                <w:b w:val="0"/>
-                <w:bCs w:val="0"/>
                 <w:noProof/>
-                <w:color w:val="000000" w:themeColor="text1"/>
               </w:rPr>
               <w:drawing>
-                <wp:inline distT="0" distB="0" distL="0" distR="0" wp14:anchorId="687621BA" wp14:editId="16F8C253">
-                  <wp:extent cx="3025402" cy="2408129"/>
-                  <wp:effectExtent l="0" t="0" r="3810" b="0"/>
-                  <wp:docPr id="21" name="Picture 21"/>
+                <wp:inline distT="0" distB="0" distL="0" distR="0" wp14:anchorId="4A1F21FE" wp14:editId="2767DAD3">
+                  <wp:extent cx="3124471" cy="2758679"/>
+                  <wp:effectExtent l="0" t="0" r="0" b="3810"/>
+                  <wp:docPr id="57" name="Picture 57"/>
                   <wp:cNvGraphicFramePr>
                     <a:graphicFrameLocks xmlns:a="http://schemas.openxmlformats.org/drawingml/2006/main" noChangeAspect="1"/>
                   </wp:cNvGraphicFramePr>
@@ -7473,7 +7311,7 @@
                           <pic:cNvPicPr/>
                         </pic:nvPicPr>
                         <pic:blipFill>
-                          <a:blip r:embed="rId26"/>
+                          <a:blip r:embed="rId23"/>
                           <a:stretch>
                             <a:fillRect/>
                           </a:stretch>
@@ -7481,7 +7319,7 @@
                         <pic:spPr>
                           <a:xfrm>
                             <a:off x="0" y="0"/>
-                            <a:ext cx="3025402" cy="2408129"/>
+                            <a:ext cx="3124471" cy="2758679"/>
                           </a:xfrm>
                           <a:prstGeom prst="rect">
                             <a:avLst/>
@@ -7520,16 +7358,7 @@
                 <w:bCs w:val="0"/>
                 <w:color w:val="000000" w:themeColor="text1"/>
               </w:rPr>
-              <w:t>Cách 2: CASE WHEN</w:t>
-            </w:r>
-            <w:r>
-              <w:rPr>
-                <w:rFonts w:ascii="Arial" w:hAnsi="Arial" w:cs="Arial"/>
-                <w:b w:val="0"/>
-                <w:bCs w:val="0"/>
-                <w:color w:val="000000" w:themeColor="text1"/>
-              </w:rPr>
-              <w:t xml:space="preserve">: </w:t>
+              <w:t xml:space="preserve">Cách 2: CASE WHEN: </w:t>
             </w:r>
           </w:p>
         </w:tc>
@@ -7850,16 +7679,14 @@
             </w:pPr>
             <w:r>
               <w:rPr>
-                <w:b w:val="0"/>
-                <w:bCs w:val="0"/>
                 <w:noProof/>
               </w:rPr>
               <w:lastRenderedPageBreak/>
               <w:drawing>
-                <wp:inline distT="0" distB="0" distL="0" distR="0" wp14:anchorId="6043B740" wp14:editId="20DA0EEF">
-                  <wp:extent cx="3063505" cy="2476715"/>
-                  <wp:effectExtent l="0" t="0" r="3810" b="0"/>
-                  <wp:docPr id="22" name="Picture 22"/>
+                <wp:inline distT="0" distB="0" distL="0" distR="0" wp14:anchorId="59285704" wp14:editId="7B9F0FDD">
+                  <wp:extent cx="3124471" cy="2758679"/>
+                  <wp:effectExtent l="0" t="0" r="0" b="3810"/>
+                  <wp:docPr id="58" name="Picture 58"/>
                   <wp:cNvGraphicFramePr>
                     <a:graphicFrameLocks xmlns:a="http://schemas.openxmlformats.org/drawingml/2006/main" noChangeAspect="1"/>
                   </wp:cNvGraphicFramePr>
@@ -7871,7 +7698,7 @@
                           <pic:cNvPicPr/>
                         </pic:nvPicPr>
                         <pic:blipFill>
-                          <a:blip r:embed="rId27"/>
+                          <a:blip r:embed="rId23"/>
                           <a:stretch>
                             <a:fillRect/>
                           </a:stretch>
@@ -7879,7 +7706,7 @@
                         <pic:spPr>
                           <a:xfrm>
                             <a:off x="0" y="0"/>
-                            <a:ext cx="3063505" cy="2476715"/>
+                            <a:ext cx="3124471" cy="2758679"/>
                           </a:xfrm>
                           <a:prstGeom prst="rect">
                             <a:avLst/>
@@ -8140,17 +7967,13 @@
             </w:pPr>
             <w:r>
               <w:rPr>
-                <w:rFonts w:ascii="Arial" w:hAnsi="Arial" w:cs="Arial"/>
-                <w:b w:val="0"/>
-                <w:bCs w:val="0"/>
                 <w:noProof/>
-                <w:color w:val="000000" w:themeColor="text1"/>
               </w:rPr>
               <w:drawing>
-                <wp:inline distT="0" distB="0" distL="0" distR="0" wp14:anchorId="47250AEB" wp14:editId="7320AFFC">
-                  <wp:extent cx="3490262" cy="1204064"/>
+                <wp:inline distT="0" distB="0" distL="0" distR="0" wp14:anchorId="14B72B3C" wp14:editId="52026C85">
+                  <wp:extent cx="3894157" cy="1188823"/>
                   <wp:effectExtent l="0" t="0" r="0" b="0"/>
-                  <wp:docPr id="23" name="Picture 23"/>
+                  <wp:docPr id="59" name="Picture 59"/>
                   <wp:cNvGraphicFramePr>
                     <a:graphicFrameLocks xmlns:a="http://schemas.openxmlformats.org/drawingml/2006/main" noChangeAspect="1"/>
                   </wp:cNvGraphicFramePr>
@@ -8162,7 +7985,7 @@
                           <pic:cNvPicPr/>
                         </pic:nvPicPr>
                         <pic:blipFill>
-                          <a:blip r:embed="rId28"/>
+                          <a:blip r:embed="rId24"/>
                           <a:stretch>
                             <a:fillRect/>
                           </a:stretch>
@@ -8170,7 +7993,7 @@
                         <pic:spPr>
                           <a:xfrm>
                             <a:off x="0" y="0"/>
-                            <a:ext cx="3490262" cy="1204064"/>
+                            <a:ext cx="3894157" cy="1188823"/>
                           </a:xfrm>
                           <a:prstGeom prst="rect">
                             <a:avLst/>
@@ -8443,18 +8266,14 @@
             </w:pPr>
             <w:r>
               <w:rPr>
-                <w:rFonts w:ascii="Arial" w:hAnsi="Arial" w:cs="Arial"/>
-                <w:b w:val="0"/>
-                <w:bCs w:val="0"/>
                 <w:noProof/>
-                <w:color w:val="000000" w:themeColor="text1"/>
               </w:rPr>
               <w:lastRenderedPageBreak/>
               <w:drawing>
-                <wp:inline distT="0" distB="0" distL="0" distR="0" wp14:anchorId="30431011" wp14:editId="17CC39EA">
-                  <wp:extent cx="3147333" cy="2270957"/>
+                <wp:inline distT="0" distB="0" distL="0" distR="0" wp14:anchorId="743902B5" wp14:editId="4A29D622">
+                  <wp:extent cx="3551228" cy="2575783"/>
                   <wp:effectExtent l="0" t="0" r="0" b="0"/>
-                  <wp:docPr id="24" name="Picture 24"/>
+                  <wp:docPr id="60" name="Picture 60"/>
                   <wp:cNvGraphicFramePr>
                     <a:graphicFrameLocks xmlns:a="http://schemas.openxmlformats.org/drawingml/2006/main" noChangeAspect="1"/>
                   </wp:cNvGraphicFramePr>
@@ -8466,7 +8285,7 @@
                           <pic:cNvPicPr/>
                         </pic:nvPicPr>
                         <pic:blipFill>
-                          <a:blip r:embed="rId29"/>
+                          <a:blip r:embed="rId25"/>
                           <a:stretch>
                             <a:fillRect/>
                           </a:stretch>
@@ -8474,7 +8293,7 @@
                         <pic:spPr>
                           <a:xfrm>
                             <a:off x="0" y="0"/>
-                            <a:ext cx="3147333" cy="2270957"/>
+                            <a:ext cx="3551228" cy="2575783"/>
                           </a:xfrm>
                           <a:prstGeom prst="rect">
                             <a:avLst/>
@@ -8775,17 +8594,13 @@
             </w:pPr>
             <w:r>
               <w:rPr>
-                <w:rFonts w:ascii="Arial" w:hAnsi="Arial" w:cs="Arial"/>
-                <w:b w:val="0"/>
-                <w:bCs w:val="0"/>
                 <w:noProof/>
-                <w:color w:val="000000" w:themeColor="text1"/>
               </w:rPr>
               <w:drawing>
-                <wp:inline distT="0" distB="0" distL="0" distR="0" wp14:anchorId="507446CA" wp14:editId="17CC9D69">
-                  <wp:extent cx="3208298" cy="1973751"/>
-                  <wp:effectExtent l="0" t="0" r="0" b="7620"/>
-                  <wp:docPr id="25" name="Picture 25"/>
+                <wp:inline distT="0" distB="0" distL="0" distR="0" wp14:anchorId="76B1DA57" wp14:editId="20122E2C">
+                  <wp:extent cx="2918713" cy="2552921"/>
+                  <wp:effectExtent l="0" t="0" r="0" b="0"/>
+                  <wp:docPr id="61" name="Picture 61"/>
                   <wp:cNvGraphicFramePr>
                     <a:graphicFrameLocks xmlns:a="http://schemas.openxmlformats.org/drawingml/2006/main" noChangeAspect="1"/>
                   </wp:cNvGraphicFramePr>
@@ -8797,7 +8612,7 @@
                           <pic:cNvPicPr/>
                         </pic:nvPicPr>
                         <pic:blipFill>
-                          <a:blip r:embed="rId30"/>
+                          <a:blip r:embed="rId26"/>
                           <a:stretch>
                             <a:fillRect/>
                           </a:stretch>
@@ -8805,7 +8620,7 @@
                         <pic:spPr>
                           <a:xfrm>
                             <a:off x="0" y="0"/>
-                            <a:ext cx="3208298" cy="1973751"/>
+                            <a:ext cx="2918713" cy="2552921"/>
                           </a:xfrm>
                           <a:prstGeom prst="rect">
                             <a:avLst/>
@@ -8935,6 +8750,7 @@
                 <w:bCs w:val="0"/>
                 <w:color w:val="000000" w:themeColor="text1"/>
               </w:rPr>
+              <w:lastRenderedPageBreak/>
               <w:t>FROM   employees</w:t>
             </w:r>
           </w:p>
@@ -9048,17 +8864,13 @@
             </w:pPr>
             <w:r>
               <w:rPr>
-                <w:b w:val="0"/>
-                <w:bCs w:val="0"/>
                 <w:noProof/>
-                <w:color w:val="000000" w:themeColor="text1"/>
-              </w:rPr>
-              <w:lastRenderedPageBreak/>
+              </w:rPr>
               <w:drawing>
-                <wp:inline distT="0" distB="0" distL="0" distR="0" wp14:anchorId="7C617360" wp14:editId="419425CF">
-                  <wp:extent cx="3048264" cy="1280271"/>
+                <wp:inline distT="0" distB="0" distL="0" distR="0" wp14:anchorId="7050B192" wp14:editId="62B91F07">
+                  <wp:extent cx="3360711" cy="1242168"/>
                   <wp:effectExtent l="0" t="0" r="0" b="0"/>
-                  <wp:docPr id="26" name="Picture 26"/>
+                  <wp:docPr id="62" name="Picture 62"/>
                   <wp:cNvGraphicFramePr>
                     <a:graphicFrameLocks xmlns:a="http://schemas.openxmlformats.org/drawingml/2006/main" noChangeAspect="1"/>
                   </wp:cNvGraphicFramePr>
@@ -9070,7 +8882,7 @@
                           <pic:cNvPicPr/>
                         </pic:nvPicPr>
                         <pic:blipFill>
-                          <a:blip r:embed="rId31"/>
+                          <a:blip r:embed="rId27"/>
                           <a:stretch>
                             <a:fillRect/>
                           </a:stretch>
@@ -9078,7 +8890,7 @@
                         <pic:spPr>
                           <a:xfrm>
                             <a:off x="0" y="0"/>
-                            <a:ext cx="3048264" cy="1280271"/>
+                            <a:ext cx="3360711" cy="1242168"/>
                           </a:xfrm>
                           <a:prstGeom prst="rect">
                             <a:avLst/>
@@ -9379,17 +9191,13 @@
             </w:pPr>
             <w:r>
               <w:rPr>
-                <w:rFonts w:ascii="Arial" w:hAnsi="Arial" w:cs="Arial"/>
-                <w:b w:val="0"/>
-                <w:bCs w:val="0"/>
                 <w:noProof/>
-                <w:color w:val="000000" w:themeColor="text1"/>
               </w:rPr>
               <w:drawing>
-                <wp:inline distT="0" distB="0" distL="0" distR="0" wp14:anchorId="1D174800" wp14:editId="2131F973">
-                  <wp:extent cx="3162574" cy="990686"/>
-                  <wp:effectExtent l="0" t="0" r="0" b="0"/>
-                  <wp:docPr id="27" name="Picture 27"/>
+                <wp:inline distT="0" distB="0" distL="0" distR="0" wp14:anchorId="0F03A2C9" wp14:editId="1988B4BD">
+                  <wp:extent cx="3345470" cy="1089754"/>
+                  <wp:effectExtent l="0" t="0" r="7620" b="0"/>
+                  <wp:docPr id="63" name="Picture 63"/>
                   <wp:cNvGraphicFramePr>
                     <a:graphicFrameLocks xmlns:a="http://schemas.openxmlformats.org/drawingml/2006/main" noChangeAspect="1"/>
                   </wp:cNvGraphicFramePr>
@@ -9401,7 +9209,7 @@
                           <pic:cNvPicPr/>
                         </pic:nvPicPr>
                         <pic:blipFill>
-                          <a:blip r:embed="rId32"/>
+                          <a:blip r:embed="rId28"/>
                           <a:stretch>
                             <a:fillRect/>
                           </a:stretch>
@@ -9409,7 +9217,7 @@
                         <pic:spPr>
                           <a:xfrm>
                             <a:off x="0" y="0"/>
-                            <a:ext cx="3162574" cy="990686"/>
+                            <a:ext cx="3345470" cy="1089754"/>
                           </a:xfrm>
                           <a:prstGeom prst="rect">
                             <a:avLst/>
@@ -9759,18 +9567,14 @@
             </w:pPr>
             <w:r>
               <w:rPr>
-                <w:rFonts w:ascii="Arial" w:hAnsi="Arial" w:cs="Arial"/>
-                <w:b w:val="0"/>
-                <w:bCs w:val="0"/>
                 <w:noProof/>
-                <w:color w:val="000000" w:themeColor="text1"/>
               </w:rPr>
               <w:lastRenderedPageBreak/>
               <w:drawing>
-                <wp:inline distT="0" distB="0" distL="0" distR="0" wp14:anchorId="1768FD1B" wp14:editId="31C2AC55">
-                  <wp:extent cx="4755292" cy="1867062"/>
+                <wp:inline distT="0" distB="0" distL="0" distR="0" wp14:anchorId="4BCBEB66" wp14:editId="691273F4">
+                  <wp:extent cx="4907705" cy="1981372"/>
                   <wp:effectExtent l="0" t="0" r="7620" b="0"/>
-                  <wp:docPr id="28" name="Picture 28"/>
+                  <wp:docPr id="66" name="Picture 66"/>
                   <wp:cNvGraphicFramePr>
                     <a:graphicFrameLocks xmlns:a="http://schemas.openxmlformats.org/drawingml/2006/main" noChangeAspect="1"/>
                   </wp:cNvGraphicFramePr>
@@ -9782,7 +9586,7 @@
                           <pic:cNvPicPr/>
                         </pic:nvPicPr>
                         <pic:blipFill>
-                          <a:blip r:embed="rId33"/>
+                          <a:blip r:embed="rId29"/>
                           <a:stretch>
                             <a:fillRect/>
                           </a:stretch>
@@ -9790,7 +9594,7 @@
                         <pic:spPr>
                           <a:xfrm>
                             <a:off x="0" y="0"/>
-                            <a:ext cx="4755292" cy="1867062"/>
+                            <a:ext cx="4907705" cy="1981372"/>
                           </a:xfrm>
                           <a:prstGeom prst="rect">
                             <a:avLst/>
@@ -10124,17 +9928,13 @@
             </w:pPr>
             <w:r>
               <w:rPr>
-                <w:rFonts w:ascii="Arial" w:hAnsi="Arial" w:cs="Arial"/>
-                <w:b w:val="0"/>
-                <w:bCs w:val="0"/>
                 <w:noProof/>
-                <w:color w:val="000000" w:themeColor="text1"/>
               </w:rPr>
               <w:drawing>
-                <wp:inline distT="0" distB="0" distL="0" distR="0" wp14:anchorId="32DDEA74" wp14:editId="067835AB">
-                  <wp:extent cx="3391194" cy="1882303"/>
-                  <wp:effectExtent l="0" t="0" r="0" b="3810"/>
-                  <wp:docPr id="29" name="Picture 29"/>
+                <wp:inline distT="0" distB="0" distL="0" distR="0" wp14:anchorId="7C20578A" wp14:editId="7FCB4476">
+                  <wp:extent cx="3795089" cy="1928027"/>
+                  <wp:effectExtent l="0" t="0" r="0" b="0"/>
+                  <wp:docPr id="65" name="Picture 65"/>
                   <wp:cNvGraphicFramePr>
                     <a:graphicFrameLocks xmlns:a="http://schemas.openxmlformats.org/drawingml/2006/main" noChangeAspect="1"/>
                   </wp:cNvGraphicFramePr>
@@ -10146,7 +9946,7 @@
                           <pic:cNvPicPr/>
                         </pic:nvPicPr>
                         <pic:blipFill>
-                          <a:blip r:embed="rId34"/>
+                          <a:blip r:embed="rId30"/>
                           <a:stretch>
                             <a:fillRect/>
                           </a:stretch>
@@ -10154,7 +9954,7 @@
                         <pic:spPr>
                           <a:xfrm>
                             <a:off x="0" y="0"/>
-                            <a:ext cx="3391194" cy="1882303"/>
+                            <a:ext cx="3795089" cy="1928027"/>
                           </a:xfrm>
                           <a:prstGeom prst="rect">
                             <a:avLst/>
@@ -10398,8 +10198,6 @@
             <w:r>
               <w:rPr>
                 <w:rFonts w:ascii="Arial" w:hAnsi="Arial" w:cs="Arial"/>
-                <w:b w:val="0"/>
-                <w:bCs w:val="0"/>
                 <w:noProof/>
                 <w:color w:val="000000" w:themeColor="text1"/>
               </w:rPr>
@@ -10419,7 +10217,7 @@
                           <pic:cNvPicPr/>
                         </pic:nvPicPr>
                         <pic:blipFill>
-                          <a:blip r:embed="rId35"/>
+                          <a:blip r:embed="rId31"/>
                           <a:stretch>
                             <a:fillRect/>
                           </a:stretch>
@@ -10720,8 +10518,6 @@
             <w:r>
               <w:rPr>
                 <w:rFonts w:ascii="Arial" w:hAnsi="Arial" w:cs="Arial"/>
-                <w:b w:val="0"/>
-                <w:bCs w:val="0"/>
                 <w:noProof/>
                 <w:color w:val="000000" w:themeColor="text1"/>
               </w:rPr>
@@ -10741,7 +10537,7 @@
                           <pic:cNvPicPr/>
                         </pic:nvPicPr>
                         <pic:blipFill>
-                          <a:blip r:embed="rId36"/>
+                          <a:blip r:embed="rId32"/>
                           <a:stretch>
                             <a:fillRect/>
                           </a:stretch>
@@ -10995,16 +10791,13 @@
             </w:pPr>
             <w:r>
               <w:rPr>
-                <w:b w:val="0"/>
-                <w:bCs w:val="0"/>
                 <w:noProof/>
-                <w:color w:val="000000" w:themeColor="text1"/>
               </w:rPr>
               <w:drawing>
-                <wp:inline distT="0" distB="0" distL="0" distR="0" wp14:anchorId="75664300" wp14:editId="6F2558D9">
-                  <wp:extent cx="3063505" cy="1539373"/>
-                  <wp:effectExtent l="0" t="0" r="3810" b="3810"/>
-                  <wp:docPr id="32" name="Picture 32"/>
+                <wp:inline distT="0" distB="0" distL="0" distR="0" wp14:anchorId="1965D22D" wp14:editId="723CCEC7">
+                  <wp:extent cx="2827265" cy="1562235"/>
+                  <wp:effectExtent l="0" t="0" r="0" b="0"/>
+                  <wp:docPr id="67" name="Picture 67"/>
                   <wp:cNvGraphicFramePr>
                     <a:graphicFrameLocks xmlns:a="http://schemas.openxmlformats.org/drawingml/2006/main" noChangeAspect="1"/>
                   </wp:cNvGraphicFramePr>
@@ -11016,7 +10809,7 @@
                           <pic:cNvPicPr/>
                         </pic:nvPicPr>
                         <pic:blipFill>
-                          <a:blip r:embed="rId37"/>
+                          <a:blip r:embed="rId33"/>
                           <a:stretch>
                             <a:fillRect/>
                           </a:stretch>
@@ -11024,7 +10817,7 @@
                         <pic:spPr>
                           <a:xfrm>
                             <a:off x="0" y="0"/>
-                            <a:ext cx="3063505" cy="1539373"/>
+                            <a:ext cx="2827265" cy="1562235"/>
                           </a:xfrm>
                           <a:prstGeom prst="rect">
                             <a:avLst/>
@@ -11266,16 +11059,13 @@
             </w:pPr>
             <w:r>
               <w:rPr>
-                <w:b w:val="0"/>
-                <w:bCs w:val="0"/>
                 <w:noProof/>
-                <w:color w:val="000000" w:themeColor="text1"/>
               </w:rPr>
               <w:drawing>
-                <wp:inline distT="0" distB="0" distL="0" distR="0" wp14:anchorId="4A24B161" wp14:editId="7CB5AF79">
-                  <wp:extent cx="3086367" cy="2042337"/>
-                  <wp:effectExtent l="0" t="0" r="0" b="0"/>
-                  <wp:docPr id="33" name="Picture 33"/>
+                <wp:inline distT="0" distB="0" distL="0" distR="0" wp14:anchorId="155E79DF" wp14:editId="64762D30">
+                  <wp:extent cx="3063505" cy="2301439"/>
+                  <wp:effectExtent l="0" t="0" r="3810" b="3810"/>
+                  <wp:docPr id="68" name="Picture 68"/>
                   <wp:cNvGraphicFramePr>
                     <a:graphicFrameLocks xmlns:a="http://schemas.openxmlformats.org/drawingml/2006/main" noChangeAspect="1"/>
                   </wp:cNvGraphicFramePr>
@@ -11287,7 +11077,7 @@
                           <pic:cNvPicPr/>
                         </pic:nvPicPr>
                         <pic:blipFill>
-                          <a:blip r:embed="rId38"/>
+                          <a:blip r:embed="rId34"/>
                           <a:stretch>
                             <a:fillRect/>
                           </a:stretch>
@@ -11295,7 +11085,7 @@
                         <pic:spPr>
                           <a:xfrm>
                             <a:off x="0" y="0"/>
-                            <a:ext cx="3086367" cy="2042337"/>
+                            <a:ext cx="3063505" cy="2301439"/>
                           </a:xfrm>
                           <a:prstGeom prst="rect">
                             <a:avLst/>
@@ -11569,16 +11359,13 @@
             </w:pPr>
             <w:r>
               <w:rPr>
-                <w:rFonts w:ascii="Arial" w:hAnsi="Arial" w:cs="Arial"/>
-                <w:b w:val="0"/>
-                <w:bCs w:val="0"/>
                 <w:noProof/>
               </w:rPr>
               <w:drawing>
-                <wp:inline distT="0" distB="0" distL="0" distR="0" wp14:anchorId="2C0E33FD" wp14:editId="37ED37B8">
-                  <wp:extent cx="3436918" cy="1181202"/>
-                  <wp:effectExtent l="0" t="0" r="0" b="0"/>
-                  <wp:docPr id="34" name="Picture 34"/>
+                <wp:inline distT="0" distB="0" distL="0" distR="0" wp14:anchorId="7D76EDD3" wp14:editId="568EA69F">
+                  <wp:extent cx="3246401" cy="1386960"/>
+                  <wp:effectExtent l="0" t="0" r="0" b="3810"/>
+                  <wp:docPr id="69" name="Picture 69"/>
                   <wp:cNvGraphicFramePr>
                     <a:graphicFrameLocks xmlns:a="http://schemas.openxmlformats.org/drawingml/2006/main" noChangeAspect="1"/>
                   </wp:cNvGraphicFramePr>
@@ -11590,7 +11377,7 @@
                           <pic:cNvPicPr/>
                         </pic:nvPicPr>
                         <pic:blipFill>
-                          <a:blip r:embed="rId39"/>
+                          <a:blip r:embed="rId35"/>
                           <a:stretch>
                             <a:fillRect/>
                           </a:stretch>
@@ -11598,7 +11385,7 @@
                         <pic:spPr>
                           <a:xfrm>
                             <a:off x="0" y="0"/>
-                            <a:ext cx="3436918" cy="1181202"/>
+                            <a:ext cx="3246401" cy="1386960"/>
                           </a:xfrm>
                           <a:prstGeom prst="rect">
                             <a:avLst/>
@@ -11729,6 +11516,7 @@
                 <w:bCs w:val="0"/>
                 <w:color w:val="000000" w:themeColor="text1"/>
               </w:rPr>
+              <w:lastRenderedPageBreak/>
               <w:t>SELECT department_id, department_name</w:t>
             </w:r>
           </w:p>
@@ -11788,7 +11576,6 @@
                 <w:bCs w:val="0"/>
                 <w:color w:val="000000" w:themeColor="text1"/>
               </w:rPr>
-              <w:lastRenderedPageBreak/>
               <w:t>WHERE (SELECT COUNT(*) FROM employees e</w:t>
             </w:r>
           </w:p>
@@ -11874,16 +11661,13 @@
             </w:pPr>
             <w:r>
               <w:rPr>
-                <w:rFonts w:ascii="Arial" w:hAnsi="Arial" w:cs="Arial"/>
-                <w:b w:val="0"/>
-                <w:bCs w:val="0"/>
                 <w:noProof/>
               </w:rPr>
               <w:drawing>
-                <wp:inline distT="0" distB="0" distL="0" distR="0" wp14:anchorId="1DAE4BAD" wp14:editId="4299F0DB">
-                  <wp:extent cx="3048264" cy="1646063"/>
-                  <wp:effectExtent l="0" t="0" r="0" b="0"/>
-                  <wp:docPr id="35" name="Picture 35"/>
+                <wp:inline distT="0" distB="0" distL="0" distR="0" wp14:anchorId="60A68771" wp14:editId="6FA6F4DB">
+                  <wp:extent cx="3132091" cy="1783235"/>
+                  <wp:effectExtent l="0" t="0" r="0" b="7620"/>
+                  <wp:docPr id="70" name="Picture 70"/>
                   <wp:cNvGraphicFramePr>
                     <a:graphicFrameLocks xmlns:a="http://schemas.openxmlformats.org/drawingml/2006/main" noChangeAspect="1"/>
                   </wp:cNvGraphicFramePr>
@@ -11895,7 +11679,7 @@
                           <pic:cNvPicPr/>
                         </pic:nvPicPr>
                         <pic:blipFill>
-                          <a:blip r:embed="rId40"/>
+                          <a:blip r:embed="rId36"/>
                           <a:stretch>
                             <a:fillRect/>
                           </a:stretch>
@@ -11903,7 +11687,7 @@
                         <pic:spPr>
                           <a:xfrm>
                             <a:off x="0" y="0"/>
-                            <a:ext cx="3048264" cy="1646063"/>
+                            <a:ext cx="3132091" cy="1783235"/>
                           </a:xfrm>
                           <a:prstGeom prst="rect">
                             <a:avLst/>
@@ -12145,16 +11929,13 @@
             </w:pPr>
             <w:r>
               <w:rPr>
-                <w:rFonts w:ascii="Arial" w:hAnsi="Arial" w:cs="Arial"/>
-                <w:b w:val="0"/>
-                <w:bCs w:val="0"/>
                 <w:noProof/>
               </w:rPr>
               <w:drawing>
-                <wp:inline distT="0" distB="0" distL="0" distR="0" wp14:anchorId="26B9E690" wp14:editId="44CEF675">
-                  <wp:extent cx="3307367" cy="1737511"/>
-                  <wp:effectExtent l="0" t="0" r="7620" b="0"/>
-                  <wp:docPr id="36" name="Picture 36"/>
+                <wp:inline distT="0" distB="0" distL="0" distR="0" wp14:anchorId="6ADE0E8B" wp14:editId="63E0E3F4">
+                  <wp:extent cx="3132091" cy="1783235"/>
+                  <wp:effectExtent l="0" t="0" r="0" b="7620"/>
+                  <wp:docPr id="71" name="Picture 71"/>
                   <wp:cNvGraphicFramePr>
                     <a:graphicFrameLocks xmlns:a="http://schemas.openxmlformats.org/drawingml/2006/main" noChangeAspect="1"/>
                   </wp:cNvGraphicFramePr>
@@ -12166,7 +11947,7 @@
                           <pic:cNvPicPr/>
                         </pic:nvPicPr>
                         <pic:blipFill>
-                          <a:blip r:embed="rId41"/>
+                          <a:blip r:embed="rId36"/>
                           <a:stretch>
                             <a:fillRect/>
                           </a:stretch>
@@ -12174,7 +11955,7 @@
                         <pic:spPr>
                           <a:xfrm>
                             <a:off x="0" y="0"/>
-                            <a:ext cx="3307367" cy="1737511"/>
+                            <a:ext cx="3132091" cy="1783235"/>
                           </a:xfrm>
                           <a:prstGeom prst="rect">
                             <a:avLst/>
@@ -12394,6 +12175,7 @@
                 <w:bCs w:val="0"/>
                 <w:color w:val="000000" w:themeColor="text1"/>
               </w:rPr>
+              <w:lastRenderedPageBreak/>
               <w:t>UNION ALL</w:t>
             </w:r>
           </w:p>
@@ -12481,7 +12263,6 @@
                 <w:bCs w:val="0"/>
                 <w:color w:val="000000" w:themeColor="text1"/>
               </w:rPr>
-              <w:lastRenderedPageBreak/>
               <w:t>GROUP BY department_id</w:t>
             </w:r>
           </w:p>
@@ -12536,15 +12317,13 @@
             </w:pPr>
             <w:r>
               <w:rPr>
-                <w:b w:val="0"/>
-                <w:bCs w:val="0"/>
                 <w:noProof/>
               </w:rPr>
               <w:drawing>
-                <wp:inline distT="0" distB="0" distL="0" distR="0" wp14:anchorId="138B2B4E" wp14:editId="5D08FAB8">
-                  <wp:extent cx="3101609" cy="1516511"/>
-                  <wp:effectExtent l="0" t="0" r="3810" b="7620"/>
-                  <wp:docPr id="37" name="Picture 37"/>
+                <wp:inline distT="0" distB="0" distL="0" distR="0" wp14:anchorId="0AC35BBA" wp14:editId="03A2B23C">
+                  <wp:extent cx="3132091" cy="1585097"/>
+                  <wp:effectExtent l="0" t="0" r="0" b="0"/>
+                  <wp:docPr id="74" name="Picture 74"/>
                   <wp:cNvGraphicFramePr>
                     <a:graphicFrameLocks xmlns:a="http://schemas.openxmlformats.org/drawingml/2006/main" noChangeAspect="1"/>
                   </wp:cNvGraphicFramePr>
@@ -12556,7 +12335,7 @@
                           <pic:cNvPicPr/>
                         </pic:nvPicPr>
                         <pic:blipFill>
-                          <a:blip r:embed="rId42"/>
+                          <a:blip r:embed="rId37"/>
                           <a:stretch>
                             <a:fillRect/>
                           </a:stretch>
@@ -12564,7 +12343,7 @@
                         <pic:spPr>
                           <a:xfrm>
                             <a:off x="0" y="0"/>
-                            <a:ext cx="3101609" cy="1516511"/>
+                            <a:ext cx="3132091" cy="1585097"/>
                           </a:xfrm>
                           <a:prstGeom prst="rect">
                             <a:avLst/>
@@ -13043,8 +12822,6 @@
             </w:pPr>
             <w:r>
               <w:rPr>
-                <w:b w:val="0"/>
-                <w:bCs w:val="0"/>
                 <w:noProof/>
               </w:rPr>
               <w:drawing>
@@ -13063,7 +12840,7 @@
                           <pic:cNvPicPr/>
                         </pic:nvPicPr>
                         <pic:blipFill>
-                          <a:blip r:embed="rId43"/>
+                          <a:blip r:embed="rId38"/>
                           <a:stretch>
                             <a:fillRect/>
                           </a:stretch>
@@ -13142,6 +12919,7 @@
                 <w:sz w:val="24"/>
                 <w:szCs w:val="24"/>
               </w:rPr>
+              <w:lastRenderedPageBreak/>
               <w:t>Câu 32: 3 nhân viên có lương cao nhất</w:t>
             </w:r>
           </w:p>
@@ -13232,7 +13010,6 @@
                 <w:bCs w:val="0"/>
                 <w:color w:val="000000" w:themeColor="text1"/>
               </w:rPr>
-              <w:lastRenderedPageBreak/>
               <w:t xml:space="preserve">    SELECT last_name, salary</w:t>
             </w:r>
           </w:p>
@@ -13374,8 +13151,6 @@
             </w:pPr>
             <w:r>
               <w:rPr>
-                <w:b w:val="0"/>
-                <w:bCs w:val="0"/>
                 <w:noProof/>
               </w:rPr>
               <w:drawing>
@@ -13394,7 +13169,7 @@
                           <pic:cNvPicPr/>
                         </pic:nvPicPr>
                         <pic:blipFill>
-                          <a:blip r:embed="rId44"/>
+                          <a:blip r:embed="rId39"/>
                           <a:stretch>
                             <a:fillRect/>
                           </a:stretch>
@@ -13704,8 +13479,6 @@
             </w:pPr>
             <w:r>
               <w:rPr>
-                <w:b w:val="0"/>
-                <w:bCs w:val="0"/>
                 <w:noProof/>
               </w:rPr>
               <w:drawing>
@@ -13724,7 +13497,7 @@
                           <pic:cNvPicPr/>
                         </pic:nvPicPr>
                         <pic:blipFill>
-                          <a:blip r:embed="rId45"/>
+                          <a:blip r:embed="rId40"/>
                           <a:stretch>
                             <a:fillRect/>
                           </a:stretch>
@@ -13907,8 +13680,6 @@
             </w:pPr>
             <w:r>
               <w:rPr>
-                <w:b w:val="0"/>
-                <w:bCs w:val="0"/>
                 <w:noProof/>
               </w:rPr>
               <w:lastRenderedPageBreak/>
@@ -13928,7 +13699,7 @@
                           <pic:cNvPicPr/>
                         </pic:nvPicPr>
                         <pic:blipFill>
-                          <a:blip r:embed="rId46"/>
+                          <a:blip r:embed="rId41"/>
                           <a:stretch>
                             <a:fillRect/>
                           </a:stretch>
@@ -14179,8 +13950,6 @@
             </w:pPr>
             <w:r>
               <w:rPr>
-                <w:b w:val="0"/>
-                <w:bCs w:val="0"/>
                 <w:noProof/>
               </w:rPr>
               <w:drawing>
@@ -14199,7 +13968,7 @@
                           <pic:cNvPicPr/>
                         </pic:nvPicPr>
                         <pic:blipFill>
-                          <a:blip r:embed="rId47"/>
+                          <a:blip r:embed="rId42"/>
                           <a:stretch>
                             <a:fillRect/>
                           </a:stretch>
@@ -14481,8 +14250,6 @@
             </w:pPr>
             <w:r>
               <w:rPr>
-                <w:b w:val="0"/>
-                <w:bCs w:val="0"/>
                 <w:noProof/>
               </w:rPr>
               <w:drawing>
@@ -14501,7 +14268,7 @@
                           <pic:cNvPicPr/>
                         </pic:nvPicPr>
                         <pic:blipFill>
-                          <a:blip r:embed="rId48"/>
+                          <a:blip r:embed="rId43"/>
                           <a:stretch>
                             <a:fillRect/>
                           </a:stretch>
@@ -14725,8 +14492,6 @@
             </w:pPr>
             <w:r>
               <w:rPr>
-                <w:b w:val="0"/>
-                <w:bCs w:val="0"/>
                 <w:noProof/>
               </w:rPr>
               <w:drawing>
@@ -14745,7 +14510,7 @@
                           <pic:cNvPicPr/>
                         </pic:nvPicPr>
                         <pic:blipFill>
-                          <a:blip r:embed="rId49"/>
+                          <a:blip r:embed="rId44"/>
                           <a:stretch>
                             <a:fillRect/>
                           </a:stretch>
@@ -15545,8 +15310,6 @@
             </w:pPr>
             <w:r>
               <w:rPr>
-                <w:b w:val="0"/>
-                <w:bCs w:val="0"/>
                 <w:noProof/>
               </w:rPr>
               <w:lastRenderedPageBreak/>
@@ -15566,7 +15329,7 @@
                           <pic:cNvPicPr/>
                         </pic:nvPicPr>
                         <pic:blipFill>
-                          <a:blip r:embed="rId50"/>
+                          <a:blip r:embed="rId45"/>
                           <a:stretch>
                             <a:fillRect/>
                           </a:stretch>
@@ -20784,8 +20547,8 @@
       </w:pPr>
     </w:p>
     <w:sectPr>
-      <w:headerReference w:type="default" r:id="rId51"/>
-      <w:footerReference w:type="default" r:id="rId52"/>
+      <w:headerReference w:type="default" r:id="rId46"/>
+      <w:footerReference w:type="default" r:id="rId47"/>
       <w:pgSz w:w="12240" w:h="15840"/>
       <w:pgMar w:top="1440" w:right="1440" w:bottom="1440" w:left="1440" w:header="720" w:footer="720" w:gutter="0"/>
       <w:cols w:space="720"/>
@@ -21808,6 +21571,7 @@
   <w:style w:type="character" w:default="1" w:styleId="DefaultParagraphFont">
     <w:name w:val="Default Paragraph Font"/>
     <w:uiPriority w:val="1"/>
+    <w:semiHidden/>
     <w:unhideWhenUsed/>
   </w:style>
   <w:style w:type="table" w:default="1" w:styleId="TableNormal">
@@ -22360,6 +22124,8 @@
     <w:rsidRoot w:val="00FB4A94"/>
     <w:rsid w:val="004A638E"/>
     <w:rsid w:val="008E4C10"/>
+    <w:rsid w:val="00A61606"/>
+    <w:rsid w:val="00F21308"/>
     <w:rsid w:val="00FB4A94"/>
   </w:rsids>
   <m:mathPr>
@@ -22821,14 +22587,6 @@
       <w:color w:val="808080"/>
     </w:rPr>
   </w:style>
-  <w:style w:type="paragraph" w:customStyle="1" w:styleId="D47EF29A767E45E28F0A50911B2A63D3">
-    <w:name w:val="D47EF29A767E45E28F0A50911B2A63D3"/>
-    <w:rsid w:val="00FB4A94"/>
-  </w:style>
-  <w:style w:type="paragraph" w:customStyle="1" w:styleId="6F75682A58F740F0AB32FA9AD7A407A5">
-    <w:name w:val="6F75682A58F740F0AB32FA9AD7A407A5"/>
-    <w:rsid w:val="00FB4A94"/>
-  </w:style>
   <w:style w:type="paragraph" w:customStyle="1" w:styleId="00E78E5DC66647918439A9E2659A3E34">
     <w:name w:val="00E78E5DC66647918439A9E2659A3E34"/>
     <w:rsid w:val="00FB4A94"/>
